--- a/8 семестр/Криптографическая защита/Практика/ПР_5/Практическая работа 5 Ковалец.docx
+++ b/8 семестр/Криптографическая защита/Практика/ПР_5/Практическая работа 5 Ковалец.docx
@@ -959,41 +959,82 @@
           <w:sz w:val="28"/>
           <w:szCs w:val="28"/>
         </w:rPr>
-        <w:t>П</w:t>
-      </w:r>
-      <w:r>
-        <w:rPr>
-          <w:rFonts w:ascii="Times New Roman" w:hAnsi="Times New Roman" w:cs="Times New Roman"/>
-          <w:sz w:val="28"/>
-          <w:szCs w:val="28"/>
-        </w:rPr>
-        <w:t xml:space="preserve">ротокол </w:t>
-      </w:r>
-      <w:proofErr w:type="spellStart"/>
-      <w:r>
-        <w:rPr>
-          <w:rFonts w:ascii="Times New Roman" w:hAnsi="Times New Roman" w:cs="Times New Roman"/>
-          <w:sz w:val="28"/>
-          <w:szCs w:val="28"/>
-        </w:rPr>
-        <w:t>Нидхема</w:t>
-      </w:r>
-      <w:proofErr w:type="spellEnd"/>
-      <w:r>
-        <w:rPr>
-          <w:rFonts w:ascii="Times New Roman" w:hAnsi="Times New Roman" w:cs="Times New Roman"/>
-          <w:sz w:val="28"/>
-          <w:szCs w:val="28"/>
-        </w:rPr>
-        <w:t>-Шрёдера, который нужно выполнить от имени «Алисы» и «Боба», каждую роль 2 раза</w:t>
-      </w:r>
-      <w:r>
-        <w:rPr>
-          <w:rFonts w:ascii="Times New Roman" w:hAnsi="Times New Roman" w:cs="Times New Roman"/>
-          <w:sz w:val="28"/>
-          <w:szCs w:val="28"/>
-        </w:rPr>
-        <w:t>.</w:t>
+        <w:t>Ввожу данные для практической работы:</w:t>
+      </w:r>
+    </w:p>
+    <w:p>
+      <w:pPr>
+        <w:pStyle w:val="a6"/>
+        <w:spacing w:after="0" w:line="360" w:lineRule="auto"/>
+        <w:jc w:val="center"/>
+        <w:rPr>
+          <w:rFonts w:ascii="Times New Roman" w:hAnsi="Times New Roman" w:cs="Times New Roman"/>
+          <w:sz w:val="28"/>
+          <w:szCs w:val="28"/>
+        </w:rPr>
+      </w:pPr>
+      <w:r>
+        <w:rPr>
+          <w:rFonts w:ascii="Times New Roman" w:hAnsi="Times New Roman" w:cs="Times New Roman"/>
+          <w:sz w:val="28"/>
+          <w:szCs w:val="28"/>
+        </w:rPr>
+        <w:drawing>
+          <wp:inline distT="0" distB="0" distL="0" distR="0" wp14:anchorId="5533E803" wp14:editId="0FBADD93">
+            <wp:extent cx="3076575" cy="1918975"/>
+            <wp:effectExtent l="0" t="0" r="0" b="0"/>
+            <wp:docPr id="1069137464" name="Рисунок 1"/>
+            <wp:cNvGraphicFramePr>
+              <a:graphicFrameLocks xmlns:a="http://schemas.openxmlformats.org/drawingml/2006/main" noChangeAspect="1"/>
+            </wp:cNvGraphicFramePr>
+            <a:graphic xmlns:a="http://schemas.openxmlformats.org/drawingml/2006/main">
+              <a:graphicData uri="http://schemas.openxmlformats.org/drawingml/2006/picture">
+                <pic:pic xmlns:pic="http://schemas.openxmlformats.org/drawingml/2006/picture">
+                  <pic:nvPicPr>
+                    <pic:cNvPr id="1069137464" name=""/>
+                    <pic:cNvPicPr/>
+                  </pic:nvPicPr>
+                  <pic:blipFill>
+                    <a:blip r:embed="rId6"/>
+                    <a:stretch>
+                      <a:fillRect/>
+                    </a:stretch>
+                  </pic:blipFill>
+                  <pic:spPr>
+                    <a:xfrm>
+                      <a:off x="0" y="0"/>
+                      <a:ext cx="3079038" cy="1920511"/>
+                    </a:xfrm>
+                    <a:prstGeom prst="rect">
+                      <a:avLst/>
+                    </a:prstGeom>
+                  </pic:spPr>
+                </pic:pic>
+              </a:graphicData>
+            </a:graphic>
+          </wp:inline>
+        </w:drawing>
+      </w:r>
+    </w:p>
+    <w:p>
+      <w:pPr>
+        <w:pStyle w:val="a6"/>
+        <w:spacing w:after="0" w:line="360" w:lineRule="auto"/>
+        <w:jc w:val="center"/>
+        <w:rPr>
+          <w:rFonts w:ascii="Times New Roman" w:hAnsi="Times New Roman" w:cs="Times New Roman"/>
+          <w:sz w:val="28"/>
+          <w:szCs w:val="28"/>
+          <w:lang w:val="en-US"/>
+        </w:rPr>
+      </w:pPr>
+      <w:r>
+        <w:rPr>
+          <w:rFonts w:ascii="Times New Roman" w:hAnsi="Times New Roman" w:cs="Times New Roman"/>
+          <w:sz w:val="28"/>
+          <w:szCs w:val="28"/>
+        </w:rPr>
+        <w:t>Рисунок 1 – Ввод данных</w:t>
       </w:r>
     </w:p>
     <w:p>
@@ -1033,7 +1074,7 @@
           <w:sz w:val="28"/>
           <w:szCs w:val="28"/>
         </w:rPr>
-        <w:t>Отвея-Рииса</w:t>
+        <w:t>Нидхема</w:t>
       </w:r>
       <w:proofErr w:type="spellEnd"/>
       <w:r>
@@ -1042,7 +1083,7 @@
           <w:sz w:val="28"/>
           <w:szCs w:val="28"/>
         </w:rPr>
-        <w:t>, который также нужно выполнить дважды от имени «Алисы» и «Боба»</w:t>
+        <w:t>-Шрёдера, который нужно выполнить от имени «Алисы» и «Боба», каждую роль 2 раза</w:t>
       </w:r>
       <w:r>
         <w:rPr>
@@ -1052,6 +1093,1105 @@
         </w:rPr>
         <w:t>.</w:t>
       </w:r>
+      <w:r>
+        <w:rPr>
+          <w:rFonts w:ascii="Times New Roman" w:hAnsi="Times New Roman" w:cs="Times New Roman"/>
+          <w:sz w:val="28"/>
+          <w:szCs w:val="28"/>
+        </w:rPr>
+        <w:t xml:space="preserve"> Отправляю от Алисы</w:t>
+      </w:r>
+      <w:r>
+        <w:rPr>
+          <w:rFonts w:ascii="Times New Roman" w:hAnsi="Times New Roman" w:cs="Times New Roman"/>
+          <w:sz w:val="28"/>
+          <w:szCs w:val="28"/>
+        </w:rPr>
+        <w:t xml:space="preserve"> </w:t>
+      </w:r>
+      <w:proofErr w:type="spellStart"/>
+      <w:r>
+        <w:rPr>
+          <w:rFonts w:ascii="Times New Roman" w:hAnsi="Times New Roman" w:cs="Times New Roman"/>
+          <w:sz w:val="28"/>
+          <w:szCs w:val="28"/>
+        </w:rPr>
+        <w:t>перывй</w:t>
+      </w:r>
+      <w:proofErr w:type="spellEnd"/>
+      <w:r>
+        <w:rPr>
+          <w:rFonts w:ascii="Times New Roman" w:hAnsi="Times New Roman" w:cs="Times New Roman"/>
+          <w:sz w:val="28"/>
+          <w:szCs w:val="28"/>
+        </w:rPr>
+        <w:t xml:space="preserve"> раз</w:t>
+      </w:r>
+      <w:r>
+        <w:rPr>
+          <w:rFonts w:ascii="Times New Roman" w:hAnsi="Times New Roman" w:cs="Times New Roman"/>
+          <w:sz w:val="28"/>
+          <w:szCs w:val="28"/>
+        </w:rPr>
+        <w:t>:</w:t>
+      </w:r>
+    </w:p>
+    <w:p>
+      <w:pPr>
+        <w:pStyle w:val="a6"/>
+        <w:spacing w:after="0" w:line="360" w:lineRule="auto"/>
+        <w:jc w:val="center"/>
+        <w:rPr>
+          <w:rFonts w:ascii="Times New Roman" w:hAnsi="Times New Roman" w:cs="Times New Roman"/>
+          <w:sz w:val="28"/>
+          <w:szCs w:val="28"/>
+          <w:lang w:val="en-US"/>
+        </w:rPr>
+      </w:pPr>
+      <w:r>
+        <w:rPr>
+          <w:rFonts w:ascii="Times New Roman" w:hAnsi="Times New Roman" w:cs="Times New Roman"/>
+          <w:sz w:val="28"/>
+          <w:szCs w:val="28"/>
+        </w:rPr>
+        <w:drawing>
+          <wp:inline distT="0" distB="0" distL="0" distR="0" wp14:anchorId="461EB019" wp14:editId="2256773D">
+            <wp:extent cx="4020111" cy="2257740"/>
+            <wp:effectExtent l="0" t="0" r="0" b="9525"/>
+            <wp:docPr id="396783272" name="Рисунок 1"/>
+            <wp:cNvGraphicFramePr>
+              <a:graphicFrameLocks xmlns:a="http://schemas.openxmlformats.org/drawingml/2006/main" noChangeAspect="1"/>
+            </wp:cNvGraphicFramePr>
+            <a:graphic xmlns:a="http://schemas.openxmlformats.org/drawingml/2006/main">
+              <a:graphicData uri="http://schemas.openxmlformats.org/drawingml/2006/picture">
+                <pic:pic xmlns:pic="http://schemas.openxmlformats.org/drawingml/2006/picture">
+                  <pic:nvPicPr>
+                    <pic:cNvPr id="396783272" name=""/>
+                    <pic:cNvPicPr/>
+                  </pic:nvPicPr>
+                  <pic:blipFill>
+                    <a:blip r:embed="rId7"/>
+                    <a:stretch>
+                      <a:fillRect/>
+                    </a:stretch>
+                  </pic:blipFill>
+                  <pic:spPr>
+                    <a:xfrm>
+                      <a:off x="0" y="0"/>
+                      <a:ext cx="4020111" cy="2257740"/>
+                    </a:xfrm>
+                    <a:prstGeom prst="rect">
+                      <a:avLst/>
+                    </a:prstGeom>
+                  </pic:spPr>
+                </pic:pic>
+              </a:graphicData>
+            </a:graphic>
+          </wp:inline>
+        </w:drawing>
+      </w:r>
+    </w:p>
+    <w:p>
+      <w:pPr>
+        <w:pStyle w:val="a6"/>
+        <w:spacing w:after="0" w:line="360" w:lineRule="auto"/>
+        <w:jc w:val="center"/>
+        <w:rPr>
+          <w:rFonts w:ascii="Times New Roman" w:hAnsi="Times New Roman" w:cs="Times New Roman"/>
+          <w:sz w:val="28"/>
+          <w:szCs w:val="28"/>
+          <w:lang w:val="en-US"/>
+        </w:rPr>
+      </w:pPr>
+      <w:r>
+        <w:rPr>
+          <w:rFonts w:ascii="Times New Roman" w:hAnsi="Times New Roman" w:cs="Times New Roman"/>
+          <w:sz w:val="28"/>
+          <w:szCs w:val="28"/>
+          <w:lang w:val="en-US"/>
+        </w:rPr>
+        <w:lastRenderedPageBreak/>
+        <w:drawing>
+          <wp:inline distT="0" distB="0" distL="0" distR="0" wp14:anchorId="7B6DD7C5" wp14:editId="3FFB9ED2">
+            <wp:extent cx="4029637" cy="3953427"/>
+            <wp:effectExtent l="0" t="0" r="0" b="9525"/>
+            <wp:docPr id="1841282427" name="Рисунок 1"/>
+            <wp:cNvGraphicFramePr>
+              <a:graphicFrameLocks xmlns:a="http://schemas.openxmlformats.org/drawingml/2006/main" noChangeAspect="1"/>
+            </wp:cNvGraphicFramePr>
+            <a:graphic xmlns:a="http://schemas.openxmlformats.org/drawingml/2006/main">
+              <a:graphicData uri="http://schemas.openxmlformats.org/drawingml/2006/picture">
+                <pic:pic xmlns:pic="http://schemas.openxmlformats.org/drawingml/2006/picture">
+                  <pic:nvPicPr>
+                    <pic:cNvPr id="1841282427" name=""/>
+                    <pic:cNvPicPr/>
+                  </pic:nvPicPr>
+                  <pic:blipFill>
+                    <a:blip r:embed="rId8"/>
+                    <a:stretch>
+                      <a:fillRect/>
+                    </a:stretch>
+                  </pic:blipFill>
+                  <pic:spPr>
+                    <a:xfrm>
+                      <a:off x="0" y="0"/>
+                      <a:ext cx="4029637" cy="3953427"/>
+                    </a:xfrm>
+                    <a:prstGeom prst="rect">
+                      <a:avLst/>
+                    </a:prstGeom>
+                  </pic:spPr>
+                </pic:pic>
+              </a:graphicData>
+            </a:graphic>
+          </wp:inline>
+        </w:drawing>
+      </w:r>
+    </w:p>
+    <w:p>
+      <w:pPr>
+        <w:pStyle w:val="a6"/>
+        <w:spacing w:after="0" w:line="360" w:lineRule="auto"/>
+        <w:jc w:val="center"/>
+        <w:rPr>
+          <w:rFonts w:ascii="Times New Roman" w:hAnsi="Times New Roman" w:cs="Times New Roman"/>
+          <w:sz w:val="28"/>
+          <w:szCs w:val="28"/>
+          <w:lang w:val="en-US"/>
+        </w:rPr>
+      </w:pPr>
+      <w:r>
+        <w:rPr>
+          <w:rFonts w:ascii="Times New Roman" w:hAnsi="Times New Roman" w:cs="Times New Roman"/>
+          <w:sz w:val="28"/>
+          <w:szCs w:val="28"/>
+          <w:lang w:val="en-US"/>
+        </w:rPr>
+        <w:drawing>
+          <wp:inline distT="0" distB="0" distL="0" distR="0" wp14:anchorId="53070363" wp14:editId="4F19DEC8">
+            <wp:extent cx="4115374" cy="3086531"/>
+            <wp:effectExtent l="0" t="0" r="0" b="0"/>
+            <wp:docPr id="105730742" name="Рисунок 1"/>
+            <wp:cNvGraphicFramePr>
+              <a:graphicFrameLocks xmlns:a="http://schemas.openxmlformats.org/drawingml/2006/main" noChangeAspect="1"/>
+            </wp:cNvGraphicFramePr>
+            <a:graphic xmlns:a="http://schemas.openxmlformats.org/drawingml/2006/main">
+              <a:graphicData uri="http://schemas.openxmlformats.org/drawingml/2006/picture">
+                <pic:pic xmlns:pic="http://schemas.openxmlformats.org/drawingml/2006/picture">
+                  <pic:nvPicPr>
+                    <pic:cNvPr id="105730742" name=""/>
+                    <pic:cNvPicPr/>
+                  </pic:nvPicPr>
+                  <pic:blipFill>
+                    <a:blip r:embed="rId9"/>
+                    <a:stretch>
+                      <a:fillRect/>
+                    </a:stretch>
+                  </pic:blipFill>
+                  <pic:spPr>
+                    <a:xfrm>
+                      <a:off x="0" y="0"/>
+                      <a:ext cx="4115374" cy="3086531"/>
+                    </a:xfrm>
+                    <a:prstGeom prst="rect">
+                      <a:avLst/>
+                    </a:prstGeom>
+                  </pic:spPr>
+                </pic:pic>
+              </a:graphicData>
+            </a:graphic>
+          </wp:inline>
+        </w:drawing>
+      </w:r>
+    </w:p>
+    <w:p>
+      <w:pPr>
+        <w:pStyle w:val="a6"/>
+        <w:spacing w:after="0" w:line="360" w:lineRule="auto"/>
+        <w:jc w:val="center"/>
+        <w:rPr>
+          <w:rFonts w:ascii="Times New Roman" w:hAnsi="Times New Roman" w:cs="Times New Roman"/>
+          <w:sz w:val="28"/>
+          <w:szCs w:val="28"/>
+        </w:rPr>
+      </w:pPr>
+      <w:r>
+        <w:rPr>
+          <w:rFonts w:ascii="Times New Roman" w:hAnsi="Times New Roman" w:cs="Times New Roman"/>
+          <w:sz w:val="28"/>
+          <w:szCs w:val="28"/>
+        </w:rPr>
+        <w:t>Второй раз</w:t>
+      </w:r>
+    </w:p>
+    <w:p>
+      <w:pPr>
+        <w:pStyle w:val="a6"/>
+        <w:spacing w:after="0" w:line="360" w:lineRule="auto"/>
+        <w:jc w:val="center"/>
+        <w:rPr>
+          <w:rFonts w:ascii="Times New Roman" w:hAnsi="Times New Roman" w:cs="Times New Roman"/>
+          <w:sz w:val="28"/>
+          <w:szCs w:val="28"/>
+        </w:rPr>
+      </w:pPr>
+      <w:r>
+        <w:rPr>
+          <w:rFonts w:ascii="Times New Roman" w:hAnsi="Times New Roman" w:cs="Times New Roman"/>
+          <w:sz w:val="28"/>
+          <w:szCs w:val="28"/>
+          <w:lang w:val="en-US"/>
+        </w:rPr>
+        <w:lastRenderedPageBreak/>
+        <w:drawing>
+          <wp:inline distT="0" distB="0" distL="0" distR="0" wp14:anchorId="7A8EBE73" wp14:editId="512D2CD9">
+            <wp:extent cx="4039164" cy="2791215"/>
+            <wp:effectExtent l="0" t="0" r="0" b="9525"/>
+            <wp:docPr id="1836784794" name="Рисунок 1"/>
+            <wp:cNvGraphicFramePr>
+              <a:graphicFrameLocks xmlns:a="http://schemas.openxmlformats.org/drawingml/2006/main" noChangeAspect="1"/>
+            </wp:cNvGraphicFramePr>
+            <a:graphic xmlns:a="http://schemas.openxmlformats.org/drawingml/2006/main">
+              <a:graphicData uri="http://schemas.openxmlformats.org/drawingml/2006/picture">
+                <pic:pic xmlns:pic="http://schemas.openxmlformats.org/drawingml/2006/picture">
+                  <pic:nvPicPr>
+                    <pic:cNvPr id="1836784794" name=""/>
+                    <pic:cNvPicPr/>
+                  </pic:nvPicPr>
+                  <pic:blipFill>
+                    <a:blip r:embed="rId10"/>
+                    <a:stretch>
+                      <a:fillRect/>
+                    </a:stretch>
+                  </pic:blipFill>
+                  <pic:spPr>
+                    <a:xfrm>
+                      <a:off x="0" y="0"/>
+                      <a:ext cx="4039164" cy="2791215"/>
+                    </a:xfrm>
+                    <a:prstGeom prst="rect">
+                      <a:avLst/>
+                    </a:prstGeom>
+                  </pic:spPr>
+                </pic:pic>
+              </a:graphicData>
+            </a:graphic>
+          </wp:inline>
+        </w:drawing>
+      </w:r>
+    </w:p>
+    <w:p>
+      <w:pPr>
+        <w:pStyle w:val="a6"/>
+        <w:spacing w:after="0" w:line="360" w:lineRule="auto"/>
+        <w:rPr>
+          <w:rFonts w:ascii="Times New Roman" w:hAnsi="Times New Roman" w:cs="Times New Roman"/>
+          <w:sz w:val="28"/>
+          <w:szCs w:val="28"/>
+        </w:rPr>
+      </w:pPr>
+      <w:r>
+        <w:rPr>
+          <w:rFonts w:ascii="Times New Roman" w:hAnsi="Times New Roman" w:cs="Times New Roman"/>
+          <w:sz w:val="28"/>
+          <w:szCs w:val="28"/>
+        </w:rPr>
+        <w:t>Также был неудачный</w:t>
+      </w:r>
+      <w:r>
+        <w:rPr>
+          <w:rFonts w:ascii="Times New Roman" w:hAnsi="Times New Roman" w:cs="Times New Roman"/>
+          <w:sz w:val="28"/>
+          <w:szCs w:val="28"/>
+        </w:rPr>
+        <w:t>,</w:t>
+      </w:r>
+      <w:r>
+        <w:rPr>
+          <w:rFonts w:ascii="Times New Roman" w:hAnsi="Times New Roman" w:cs="Times New Roman"/>
+          <w:sz w:val="28"/>
+          <w:szCs w:val="28"/>
+        </w:rPr>
+        <w:t xml:space="preserve"> случайное значение «а»</w:t>
+      </w:r>
+      <w:r>
+        <w:rPr>
+          <w:rFonts w:ascii="Times New Roman" w:hAnsi="Times New Roman" w:cs="Times New Roman"/>
+          <w:sz w:val="28"/>
+          <w:szCs w:val="28"/>
+        </w:rPr>
+        <w:t>,</w:t>
+      </w:r>
+      <w:r>
+        <w:rPr>
+          <w:rFonts w:ascii="Times New Roman" w:hAnsi="Times New Roman" w:cs="Times New Roman"/>
+          <w:sz w:val="28"/>
+          <w:szCs w:val="28"/>
+        </w:rPr>
+        <w:t xml:space="preserve"> а не «7». Теперь очередь Боба. Первый раз</w:t>
+      </w:r>
+    </w:p>
+    <w:p>
+      <w:pPr>
+        <w:pStyle w:val="a6"/>
+        <w:spacing w:after="0" w:line="360" w:lineRule="auto"/>
+        <w:jc w:val="center"/>
+        <w:rPr>
+          <w:rFonts w:ascii="Times New Roman" w:hAnsi="Times New Roman" w:cs="Times New Roman"/>
+          <w:sz w:val="28"/>
+          <w:szCs w:val="28"/>
+          <w:lang w:val="en-US"/>
+        </w:rPr>
+      </w:pPr>
+      <w:r>
+        <w:rPr>
+          <w:rFonts w:ascii="Times New Roman" w:hAnsi="Times New Roman" w:cs="Times New Roman"/>
+          <w:sz w:val="28"/>
+          <w:szCs w:val="28"/>
+          <w:lang w:val="en-US"/>
+        </w:rPr>
+        <w:drawing>
+          <wp:inline distT="0" distB="0" distL="0" distR="0" wp14:anchorId="1A1E7F62" wp14:editId="1F0993A4">
+            <wp:extent cx="4029637" cy="1314633"/>
+            <wp:effectExtent l="0" t="0" r="9525" b="0"/>
+            <wp:docPr id="9097637" name="Рисунок 1"/>
+            <wp:cNvGraphicFramePr>
+              <a:graphicFrameLocks xmlns:a="http://schemas.openxmlformats.org/drawingml/2006/main" noChangeAspect="1"/>
+            </wp:cNvGraphicFramePr>
+            <a:graphic xmlns:a="http://schemas.openxmlformats.org/drawingml/2006/main">
+              <a:graphicData uri="http://schemas.openxmlformats.org/drawingml/2006/picture">
+                <pic:pic xmlns:pic="http://schemas.openxmlformats.org/drawingml/2006/picture">
+                  <pic:nvPicPr>
+                    <pic:cNvPr id="9097637" name=""/>
+                    <pic:cNvPicPr/>
+                  </pic:nvPicPr>
+                  <pic:blipFill>
+                    <a:blip r:embed="rId11"/>
+                    <a:stretch>
+                      <a:fillRect/>
+                    </a:stretch>
+                  </pic:blipFill>
+                  <pic:spPr>
+                    <a:xfrm>
+                      <a:off x="0" y="0"/>
+                      <a:ext cx="4029637" cy="1314633"/>
+                    </a:xfrm>
+                    <a:prstGeom prst="rect">
+                      <a:avLst/>
+                    </a:prstGeom>
+                  </pic:spPr>
+                </pic:pic>
+              </a:graphicData>
+            </a:graphic>
+          </wp:inline>
+        </w:drawing>
+      </w:r>
+    </w:p>
+    <w:p>
+      <w:pPr>
+        <w:pStyle w:val="a6"/>
+        <w:spacing w:after="0" w:line="360" w:lineRule="auto"/>
+        <w:jc w:val="center"/>
+        <w:rPr>
+          <w:rFonts w:ascii="Times New Roman" w:hAnsi="Times New Roman" w:cs="Times New Roman"/>
+          <w:sz w:val="28"/>
+          <w:szCs w:val="28"/>
+          <w:lang w:val="en-US"/>
+        </w:rPr>
+      </w:pPr>
+      <w:r>
+        <w:rPr>
+          <w:rFonts w:ascii="Times New Roman" w:hAnsi="Times New Roman" w:cs="Times New Roman"/>
+          <w:sz w:val="28"/>
+          <w:szCs w:val="28"/>
+          <w:lang w:val="en-US"/>
+        </w:rPr>
+        <w:drawing>
+          <wp:inline distT="0" distB="0" distL="0" distR="0" wp14:anchorId="70A1B56F" wp14:editId="06BA5059">
+            <wp:extent cx="3448531" cy="2286319"/>
+            <wp:effectExtent l="0" t="0" r="0" b="0"/>
+            <wp:docPr id="475955911" name="Рисунок 1"/>
+            <wp:cNvGraphicFramePr>
+              <a:graphicFrameLocks xmlns:a="http://schemas.openxmlformats.org/drawingml/2006/main" noChangeAspect="1"/>
+            </wp:cNvGraphicFramePr>
+            <a:graphic xmlns:a="http://schemas.openxmlformats.org/drawingml/2006/main">
+              <a:graphicData uri="http://schemas.openxmlformats.org/drawingml/2006/picture">
+                <pic:pic xmlns:pic="http://schemas.openxmlformats.org/drawingml/2006/picture">
+                  <pic:nvPicPr>
+                    <pic:cNvPr id="475955911" name=""/>
+                    <pic:cNvPicPr/>
+                  </pic:nvPicPr>
+                  <pic:blipFill>
+                    <a:blip r:embed="rId12"/>
+                    <a:stretch>
+                      <a:fillRect/>
+                    </a:stretch>
+                  </pic:blipFill>
+                  <pic:spPr>
+                    <a:xfrm>
+                      <a:off x="0" y="0"/>
+                      <a:ext cx="3448531" cy="2286319"/>
+                    </a:xfrm>
+                    <a:prstGeom prst="rect">
+                      <a:avLst/>
+                    </a:prstGeom>
+                  </pic:spPr>
+                </pic:pic>
+              </a:graphicData>
+            </a:graphic>
+          </wp:inline>
+        </w:drawing>
+      </w:r>
+    </w:p>
+    <w:p>
+      <w:pPr>
+        <w:pStyle w:val="a6"/>
+        <w:spacing w:after="0" w:line="360" w:lineRule="auto"/>
+        <w:jc w:val="center"/>
+        <w:rPr>
+          <w:rFonts w:ascii="Times New Roman" w:hAnsi="Times New Roman" w:cs="Times New Roman"/>
+          <w:sz w:val="28"/>
+          <w:szCs w:val="28"/>
+          <w:lang w:val="en-US"/>
+        </w:rPr>
+      </w:pPr>
+      <w:r>
+        <w:rPr>
+          <w:rFonts w:ascii="Times New Roman" w:hAnsi="Times New Roman" w:cs="Times New Roman"/>
+          <w:sz w:val="28"/>
+          <w:szCs w:val="28"/>
+          <w:lang w:val="en-US"/>
+        </w:rPr>
+        <w:lastRenderedPageBreak/>
+        <w:drawing>
+          <wp:inline distT="0" distB="0" distL="0" distR="0" wp14:anchorId="6F15D2A5" wp14:editId="333EFE3A">
+            <wp:extent cx="4077269" cy="3115110"/>
+            <wp:effectExtent l="0" t="0" r="0" b="9525"/>
+            <wp:docPr id="31932454" name="Рисунок 1"/>
+            <wp:cNvGraphicFramePr>
+              <a:graphicFrameLocks xmlns:a="http://schemas.openxmlformats.org/drawingml/2006/main" noChangeAspect="1"/>
+            </wp:cNvGraphicFramePr>
+            <a:graphic xmlns:a="http://schemas.openxmlformats.org/drawingml/2006/main">
+              <a:graphicData uri="http://schemas.openxmlformats.org/drawingml/2006/picture">
+                <pic:pic xmlns:pic="http://schemas.openxmlformats.org/drawingml/2006/picture">
+                  <pic:nvPicPr>
+                    <pic:cNvPr id="31932454" name=""/>
+                    <pic:cNvPicPr/>
+                  </pic:nvPicPr>
+                  <pic:blipFill>
+                    <a:blip r:embed="rId13"/>
+                    <a:stretch>
+                      <a:fillRect/>
+                    </a:stretch>
+                  </pic:blipFill>
+                  <pic:spPr>
+                    <a:xfrm>
+                      <a:off x="0" y="0"/>
+                      <a:ext cx="4077269" cy="3115110"/>
+                    </a:xfrm>
+                    <a:prstGeom prst="rect">
+                      <a:avLst/>
+                    </a:prstGeom>
+                  </pic:spPr>
+                </pic:pic>
+              </a:graphicData>
+            </a:graphic>
+          </wp:inline>
+        </w:drawing>
+      </w:r>
+    </w:p>
+    <w:p>
+      <w:pPr>
+        <w:pStyle w:val="a6"/>
+        <w:spacing w:after="0" w:line="360" w:lineRule="auto"/>
+        <w:jc w:val="center"/>
+        <w:rPr>
+          <w:rFonts w:ascii="Times New Roman" w:hAnsi="Times New Roman" w:cs="Times New Roman"/>
+          <w:sz w:val="28"/>
+          <w:szCs w:val="28"/>
+          <w:lang w:val="en-US"/>
+        </w:rPr>
+      </w:pPr>
+      <w:r>
+        <w:rPr>
+          <w:rFonts w:ascii="Times New Roman" w:hAnsi="Times New Roman" w:cs="Times New Roman"/>
+          <w:sz w:val="28"/>
+          <w:szCs w:val="28"/>
+          <w:lang w:val="en-US"/>
+        </w:rPr>
+        <w:drawing>
+          <wp:inline distT="0" distB="0" distL="0" distR="0" wp14:anchorId="293EB260" wp14:editId="654DCA77">
+            <wp:extent cx="4020111" cy="1495634"/>
+            <wp:effectExtent l="0" t="0" r="0" b="9525"/>
+            <wp:docPr id="1517115904" name="Рисунок 1"/>
+            <wp:cNvGraphicFramePr>
+              <a:graphicFrameLocks xmlns:a="http://schemas.openxmlformats.org/drawingml/2006/main" noChangeAspect="1"/>
+            </wp:cNvGraphicFramePr>
+            <a:graphic xmlns:a="http://schemas.openxmlformats.org/drawingml/2006/main">
+              <a:graphicData uri="http://schemas.openxmlformats.org/drawingml/2006/picture">
+                <pic:pic xmlns:pic="http://schemas.openxmlformats.org/drawingml/2006/picture">
+                  <pic:nvPicPr>
+                    <pic:cNvPr id="1517115904" name=""/>
+                    <pic:cNvPicPr/>
+                  </pic:nvPicPr>
+                  <pic:blipFill>
+                    <a:blip r:embed="rId14"/>
+                    <a:stretch>
+                      <a:fillRect/>
+                    </a:stretch>
+                  </pic:blipFill>
+                  <pic:spPr>
+                    <a:xfrm>
+                      <a:off x="0" y="0"/>
+                      <a:ext cx="4020111" cy="1495634"/>
+                    </a:xfrm>
+                    <a:prstGeom prst="rect">
+                      <a:avLst/>
+                    </a:prstGeom>
+                  </pic:spPr>
+                </pic:pic>
+              </a:graphicData>
+            </a:graphic>
+          </wp:inline>
+        </w:drawing>
+      </w:r>
+    </w:p>
+    <w:p>
+      <w:pPr>
+        <w:pStyle w:val="a6"/>
+        <w:spacing w:after="0" w:line="360" w:lineRule="auto"/>
+        <w:jc w:val="center"/>
+        <w:rPr>
+          <w:rFonts w:ascii="Times New Roman" w:hAnsi="Times New Roman" w:cs="Times New Roman"/>
+          <w:sz w:val="28"/>
+          <w:szCs w:val="28"/>
+          <w:lang w:val="en-US"/>
+        </w:rPr>
+      </w:pPr>
+      <w:r>
+        <w:rPr>
+          <w:rFonts w:ascii="Times New Roman" w:hAnsi="Times New Roman" w:cs="Times New Roman"/>
+          <w:sz w:val="28"/>
+          <w:szCs w:val="28"/>
+          <w:lang w:val="en-US"/>
+        </w:rPr>
+        <w:drawing>
+          <wp:inline distT="0" distB="0" distL="0" distR="0" wp14:anchorId="20645031" wp14:editId="43653128">
+            <wp:extent cx="4039164" cy="2276793"/>
+            <wp:effectExtent l="0" t="0" r="0" b="9525"/>
+            <wp:docPr id="409993108" name="Рисунок 1"/>
+            <wp:cNvGraphicFramePr>
+              <a:graphicFrameLocks xmlns:a="http://schemas.openxmlformats.org/drawingml/2006/main" noChangeAspect="1"/>
+            </wp:cNvGraphicFramePr>
+            <a:graphic xmlns:a="http://schemas.openxmlformats.org/drawingml/2006/main">
+              <a:graphicData uri="http://schemas.openxmlformats.org/drawingml/2006/picture">
+                <pic:pic xmlns:pic="http://schemas.openxmlformats.org/drawingml/2006/picture">
+                  <pic:nvPicPr>
+                    <pic:cNvPr id="409993108" name=""/>
+                    <pic:cNvPicPr/>
+                  </pic:nvPicPr>
+                  <pic:blipFill>
+                    <a:blip r:embed="rId15"/>
+                    <a:stretch>
+                      <a:fillRect/>
+                    </a:stretch>
+                  </pic:blipFill>
+                  <pic:spPr>
+                    <a:xfrm>
+                      <a:off x="0" y="0"/>
+                      <a:ext cx="4039164" cy="2276793"/>
+                    </a:xfrm>
+                    <a:prstGeom prst="rect">
+                      <a:avLst/>
+                    </a:prstGeom>
+                  </pic:spPr>
+                </pic:pic>
+              </a:graphicData>
+            </a:graphic>
+          </wp:inline>
+        </w:drawing>
+      </w:r>
+    </w:p>
+    <w:p>
+      <w:pPr>
+        <w:pStyle w:val="a6"/>
+        <w:spacing w:after="0" w:line="360" w:lineRule="auto"/>
+        <w:jc w:val="center"/>
+        <w:rPr>
+          <w:rFonts w:ascii="Times New Roman" w:hAnsi="Times New Roman" w:cs="Times New Roman"/>
+          <w:sz w:val="28"/>
+          <w:szCs w:val="28"/>
+          <w:lang w:val="en-US"/>
+        </w:rPr>
+      </w:pPr>
+      <w:r>
+        <w:rPr>
+          <w:rFonts w:ascii="Times New Roman" w:hAnsi="Times New Roman" w:cs="Times New Roman"/>
+          <w:sz w:val="28"/>
+          <w:szCs w:val="28"/>
+          <w:lang w:val="en-US"/>
+        </w:rPr>
+        <w:drawing>
+          <wp:inline distT="0" distB="0" distL="0" distR="0" wp14:anchorId="1A871A13" wp14:editId="4C00057F">
+            <wp:extent cx="4067743" cy="2314898"/>
+            <wp:effectExtent l="0" t="0" r="9525" b="9525"/>
+            <wp:docPr id="1657417414" name="Рисунок 1"/>
+            <wp:cNvGraphicFramePr>
+              <a:graphicFrameLocks xmlns:a="http://schemas.openxmlformats.org/drawingml/2006/main" noChangeAspect="1"/>
+            </wp:cNvGraphicFramePr>
+            <a:graphic xmlns:a="http://schemas.openxmlformats.org/drawingml/2006/main">
+              <a:graphicData uri="http://schemas.openxmlformats.org/drawingml/2006/picture">
+                <pic:pic xmlns:pic="http://schemas.openxmlformats.org/drawingml/2006/picture">
+                  <pic:nvPicPr>
+                    <pic:cNvPr id="1657417414" name=""/>
+                    <pic:cNvPicPr/>
+                  </pic:nvPicPr>
+                  <pic:blipFill>
+                    <a:blip r:embed="rId16"/>
+                    <a:stretch>
+                      <a:fillRect/>
+                    </a:stretch>
+                  </pic:blipFill>
+                  <pic:spPr>
+                    <a:xfrm>
+                      <a:off x="0" y="0"/>
+                      <a:ext cx="4067743" cy="2314898"/>
+                    </a:xfrm>
+                    <a:prstGeom prst="rect">
+                      <a:avLst/>
+                    </a:prstGeom>
+                  </pic:spPr>
+                </pic:pic>
+              </a:graphicData>
+            </a:graphic>
+          </wp:inline>
+        </w:drawing>
+      </w:r>
+    </w:p>
+    <w:p>
+      <w:pPr>
+        <w:pStyle w:val="a6"/>
+        <w:spacing w:after="0" w:line="360" w:lineRule="auto"/>
+        <w:jc w:val="center"/>
+        <w:rPr>
+          <w:rFonts w:ascii="Times New Roman" w:hAnsi="Times New Roman" w:cs="Times New Roman"/>
+          <w:sz w:val="28"/>
+          <w:szCs w:val="28"/>
+        </w:rPr>
+      </w:pPr>
+      <w:r>
+        <w:rPr>
+          <w:rFonts w:ascii="Times New Roman" w:hAnsi="Times New Roman" w:cs="Times New Roman"/>
+          <w:sz w:val="28"/>
+          <w:szCs w:val="28"/>
+        </w:rPr>
+        <w:lastRenderedPageBreak/>
+        <w:t>Второй раз.</w:t>
+      </w:r>
+    </w:p>
+    <w:p>
+      <w:pPr>
+        <w:pStyle w:val="a6"/>
+        <w:spacing w:after="0" w:line="360" w:lineRule="auto"/>
+        <w:jc w:val="center"/>
+        <w:rPr>
+          <w:rFonts w:ascii="Times New Roman" w:hAnsi="Times New Roman" w:cs="Times New Roman"/>
+          <w:sz w:val="28"/>
+          <w:szCs w:val="28"/>
+        </w:rPr>
+      </w:pPr>
+      <w:r>
+        <w:rPr>
+          <w:rFonts w:ascii="Times New Roman" w:hAnsi="Times New Roman" w:cs="Times New Roman"/>
+          <w:sz w:val="28"/>
+          <w:szCs w:val="28"/>
+        </w:rPr>
+        <w:drawing>
+          <wp:inline distT="0" distB="0" distL="0" distR="0" wp14:anchorId="6A7F35C6" wp14:editId="2D3ED53B">
+            <wp:extent cx="4001058" cy="1438476"/>
+            <wp:effectExtent l="0" t="0" r="0" b="9525"/>
+            <wp:docPr id="159730604" name="Рисунок 1"/>
+            <wp:cNvGraphicFramePr>
+              <a:graphicFrameLocks xmlns:a="http://schemas.openxmlformats.org/drawingml/2006/main" noChangeAspect="1"/>
+            </wp:cNvGraphicFramePr>
+            <a:graphic xmlns:a="http://schemas.openxmlformats.org/drawingml/2006/main">
+              <a:graphicData uri="http://schemas.openxmlformats.org/drawingml/2006/picture">
+                <pic:pic xmlns:pic="http://schemas.openxmlformats.org/drawingml/2006/picture">
+                  <pic:nvPicPr>
+                    <pic:cNvPr id="159730604" name=""/>
+                    <pic:cNvPicPr/>
+                  </pic:nvPicPr>
+                  <pic:blipFill>
+                    <a:blip r:embed="rId17"/>
+                    <a:stretch>
+                      <a:fillRect/>
+                    </a:stretch>
+                  </pic:blipFill>
+                  <pic:spPr>
+                    <a:xfrm>
+                      <a:off x="0" y="0"/>
+                      <a:ext cx="4001058" cy="1438476"/>
+                    </a:xfrm>
+                    <a:prstGeom prst="rect">
+                      <a:avLst/>
+                    </a:prstGeom>
+                  </pic:spPr>
+                </pic:pic>
+              </a:graphicData>
+            </a:graphic>
+          </wp:inline>
+        </w:drawing>
+      </w:r>
+    </w:p>
+    <w:p>
+      <w:pPr>
+        <w:pStyle w:val="a6"/>
+        <w:spacing w:after="0" w:line="360" w:lineRule="auto"/>
+        <w:jc w:val="center"/>
+        <w:rPr>
+          <w:rFonts w:ascii="Times New Roman" w:hAnsi="Times New Roman" w:cs="Times New Roman"/>
+          <w:sz w:val="28"/>
+          <w:szCs w:val="28"/>
+          <w:lang w:val="en-US"/>
+        </w:rPr>
+      </w:pPr>
+      <w:r>
+        <w:rPr>
+          <w:rFonts w:ascii="Times New Roman" w:hAnsi="Times New Roman" w:cs="Times New Roman"/>
+          <w:sz w:val="28"/>
+          <w:szCs w:val="28"/>
+          <w:lang w:val="en-US"/>
+        </w:rPr>
+        <w:drawing>
+          <wp:inline distT="0" distB="0" distL="0" distR="0" wp14:anchorId="16FD26DB" wp14:editId="08C8537D">
+            <wp:extent cx="4039164" cy="2534004"/>
+            <wp:effectExtent l="0" t="0" r="0" b="0"/>
+            <wp:docPr id="2017024281" name="Рисунок 1"/>
+            <wp:cNvGraphicFramePr>
+              <a:graphicFrameLocks xmlns:a="http://schemas.openxmlformats.org/drawingml/2006/main" noChangeAspect="1"/>
+            </wp:cNvGraphicFramePr>
+            <a:graphic xmlns:a="http://schemas.openxmlformats.org/drawingml/2006/main">
+              <a:graphicData uri="http://schemas.openxmlformats.org/drawingml/2006/picture">
+                <pic:pic xmlns:pic="http://schemas.openxmlformats.org/drawingml/2006/picture">
+                  <pic:nvPicPr>
+                    <pic:cNvPr id="2017024281" name=""/>
+                    <pic:cNvPicPr/>
+                  </pic:nvPicPr>
+                  <pic:blipFill>
+                    <a:blip r:embed="rId18"/>
+                    <a:stretch>
+                      <a:fillRect/>
+                    </a:stretch>
+                  </pic:blipFill>
+                  <pic:spPr>
+                    <a:xfrm>
+                      <a:off x="0" y="0"/>
+                      <a:ext cx="4039164" cy="2534004"/>
+                    </a:xfrm>
+                    <a:prstGeom prst="rect">
+                      <a:avLst/>
+                    </a:prstGeom>
+                  </pic:spPr>
+                </pic:pic>
+              </a:graphicData>
+            </a:graphic>
+          </wp:inline>
+        </w:drawing>
+      </w:r>
+    </w:p>
+    <w:p>
+      <w:pPr>
+        <w:pStyle w:val="a6"/>
+        <w:spacing w:after="0" w:line="360" w:lineRule="auto"/>
+        <w:jc w:val="center"/>
+        <w:rPr>
+          <w:rFonts w:ascii="Times New Roman" w:hAnsi="Times New Roman" w:cs="Times New Roman"/>
+          <w:sz w:val="28"/>
+          <w:szCs w:val="28"/>
+          <w:lang w:val="en-US"/>
+        </w:rPr>
+      </w:pPr>
+      <w:r>
+        <w:rPr>
+          <w:rFonts w:ascii="Times New Roman" w:hAnsi="Times New Roman" w:cs="Times New Roman"/>
+          <w:sz w:val="28"/>
+          <w:szCs w:val="28"/>
+          <w:lang w:val="en-US"/>
+        </w:rPr>
+        <w:drawing>
+          <wp:inline distT="0" distB="0" distL="0" distR="0" wp14:anchorId="1B3C66EA" wp14:editId="7744E776">
+            <wp:extent cx="4048690" cy="2581635"/>
+            <wp:effectExtent l="0" t="0" r="9525" b="9525"/>
+            <wp:docPr id="2003618172" name="Рисунок 1"/>
+            <wp:cNvGraphicFramePr>
+              <a:graphicFrameLocks xmlns:a="http://schemas.openxmlformats.org/drawingml/2006/main" noChangeAspect="1"/>
+            </wp:cNvGraphicFramePr>
+            <a:graphic xmlns:a="http://schemas.openxmlformats.org/drawingml/2006/main">
+              <a:graphicData uri="http://schemas.openxmlformats.org/drawingml/2006/picture">
+                <pic:pic xmlns:pic="http://schemas.openxmlformats.org/drawingml/2006/picture">
+                  <pic:nvPicPr>
+                    <pic:cNvPr id="2003618172" name=""/>
+                    <pic:cNvPicPr/>
+                  </pic:nvPicPr>
+                  <pic:blipFill>
+                    <a:blip r:embed="rId19"/>
+                    <a:stretch>
+                      <a:fillRect/>
+                    </a:stretch>
+                  </pic:blipFill>
+                  <pic:spPr>
+                    <a:xfrm>
+                      <a:off x="0" y="0"/>
+                      <a:ext cx="4048690" cy="2581635"/>
+                    </a:xfrm>
+                    <a:prstGeom prst="rect">
+                      <a:avLst/>
+                    </a:prstGeom>
+                  </pic:spPr>
+                </pic:pic>
+              </a:graphicData>
+            </a:graphic>
+          </wp:inline>
+        </w:drawing>
+      </w:r>
+    </w:p>
+    <w:p>
+      <w:pPr>
+        <w:pStyle w:val="a6"/>
+        <w:spacing w:after="0" w:line="360" w:lineRule="auto"/>
+        <w:jc w:val="center"/>
+        <w:rPr>
+          <w:rFonts w:ascii="Times New Roman" w:hAnsi="Times New Roman" w:cs="Times New Roman"/>
+          <w:sz w:val="28"/>
+          <w:szCs w:val="28"/>
+          <w:lang w:val="en-US"/>
+        </w:rPr>
+      </w:pPr>
+      <w:r>
+        <w:rPr>
+          <w:rFonts w:ascii="Times New Roman" w:hAnsi="Times New Roman" w:cs="Times New Roman"/>
+          <w:sz w:val="28"/>
+          <w:szCs w:val="28"/>
+          <w:lang w:val="en-US"/>
+        </w:rPr>
+        <w:drawing>
+          <wp:inline distT="0" distB="0" distL="0" distR="0" wp14:anchorId="272B3D0F" wp14:editId="40D2418A">
+            <wp:extent cx="4010585" cy="1800476"/>
+            <wp:effectExtent l="0" t="0" r="9525" b="9525"/>
+            <wp:docPr id="196992443" name="Рисунок 1"/>
+            <wp:cNvGraphicFramePr>
+              <a:graphicFrameLocks xmlns:a="http://schemas.openxmlformats.org/drawingml/2006/main" noChangeAspect="1"/>
+            </wp:cNvGraphicFramePr>
+            <a:graphic xmlns:a="http://schemas.openxmlformats.org/drawingml/2006/main">
+              <a:graphicData uri="http://schemas.openxmlformats.org/drawingml/2006/picture">
+                <pic:pic xmlns:pic="http://schemas.openxmlformats.org/drawingml/2006/picture">
+                  <pic:nvPicPr>
+                    <pic:cNvPr id="196992443" name=""/>
+                    <pic:cNvPicPr/>
+                  </pic:nvPicPr>
+                  <pic:blipFill>
+                    <a:blip r:embed="rId20"/>
+                    <a:stretch>
+                      <a:fillRect/>
+                    </a:stretch>
+                  </pic:blipFill>
+                  <pic:spPr>
+                    <a:xfrm>
+                      <a:off x="0" y="0"/>
+                      <a:ext cx="4010585" cy="1800476"/>
+                    </a:xfrm>
+                    <a:prstGeom prst="rect">
+                      <a:avLst/>
+                    </a:prstGeom>
+                  </pic:spPr>
+                </pic:pic>
+              </a:graphicData>
+            </a:graphic>
+          </wp:inline>
+        </w:drawing>
+      </w:r>
+    </w:p>
+    <w:p>
+      <w:pPr>
+        <w:pStyle w:val="a6"/>
+        <w:spacing w:after="0" w:line="360" w:lineRule="auto"/>
+        <w:jc w:val="center"/>
+        <w:rPr>
+          <w:rFonts w:ascii="Times New Roman" w:hAnsi="Times New Roman" w:cs="Times New Roman"/>
+          <w:sz w:val="28"/>
+          <w:szCs w:val="28"/>
+          <w:lang w:val="en-US"/>
+        </w:rPr>
+      </w:pPr>
+      <w:r>
+        <w:rPr>
+          <w:rFonts w:ascii="Times New Roman" w:hAnsi="Times New Roman" w:cs="Times New Roman"/>
+          <w:sz w:val="28"/>
+          <w:szCs w:val="28"/>
+          <w:lang w:val="en-US"/>
+        </w:rPr>
+        <w:lastRenderedPageBreak/>
+        <w:drawing>
+          <wp:inline distT="0" distB="0" distL="0" distR="0" wp14:anchorId="4E0A3947" wp14:editId="79444151">
+            <wp:extent cx="4020111" cy="2467319"/>
+            <wp:effectExtent l="0" t="0" r="0" b="9525"/>
+            <wp:docPr id="1977104539" name="Рисунок 1"/>
+            <wp:cNvGraphicFramePr>
+              <a:graphicFrameLocks xmlns:a="http://schemas.openxmlformats.org/drawingml/2006/main" noChangeAspect="1"/>
+            </wp:cNvGraphicFramePr>
+            <a:graphic xmlns:a="http://schemas.openxmlformats.org/drawingml/2006/main">
+              <a:graphicData uri="http://schemas.openxmlformats.org/drawingml/2006/picture">
+                <pic:pic xmlns:pic="http://schemas.openxmlformats.org/drawingml/2006/picture">
+                  <pic:nvPicPr>
+                    <pic:cNvPr id="1977104539" name=""/>
+                    <pic:cNvPicPr/>
+                  </pic:nvPicPr>
+                  <pic:blipFill>
+                    <a:blip r:embed="rId21"/>
+                    <a:stretch>
+                      <a:fillRect/>
+                    </a:stretch>
+                  </pic:blipFill>
+                  <pic:spPr>
+                    <a:xfrm>
+                      <a:off x="0" y="0"/>
+                      <a:ext cx="4020111" cy="2467319"/>
+                    </a:xfrm>
+                    <a:prstGeom prst="rect">
+                      <a:avLst/>
+                    </a:prstGeom>
+                  </pic:spPr>
+                </pic:pic>
+              </a:graphicData>
+            </a:graphic>
+          </wp:inline>
+        </w:drawing>
+      </w:r>
+    </w:p>
+    <w:p>
+      <w:pPr>
+        <w:pStyle w:val="a6"/>
+        <w:spacing w:after="0" w:line="360" w:lineRule="auto"/>
+        <w:jc w:val="center"/>
+        <w:rPr>
+          <w:rFonts w:ascii="Times New Roman" w:hAnsi="Times New Roman" w:cs="Times New Roman"/>
+          <w:sz w:val="28"/>
+          <w:szCs w:val="28"/>
+          <w:lang w:val="en-US"/>
+        </w:rPr>
+      </w:pPr>
+      <w:r>
+        <w:rPr>
+          <w:rFonts w:ascii="Times New Roman" w:hAnsi="Times New Roman" w:cs="Times New Roman"/>
+          <w:sz w:val="28"/>
+          <w:szCs w:val="28"/>
+          <w:lang w:val="en-US"/>
+        </w:rPr>
+        <w:drawing>
+          <wp:inline distT="0" distB="0" distL="0" distR="0" wp14:anchorId="74ECE5E6" wp14:editId="3F3C9354">
+            <wp:extent cx="4048690" cy="2105319"/>
+            <wp:effectExtent l="0" t="0" r="9525" b="9525"/>
+            <wp:docPr id="1396588728" name="Рисунок 1"/>
+            <wp:cNvGraphicFramePr>
+              <a:graphicFrameLocks xmlns:a="http://schemas.openxmlformats.org/drawingml/2006/main" noChangeAspect="1"/>
+            </wp:cNvGraphicFramePr>
+            <a:graphic xmlns:a="http://schemas.openxmlformats.org/drawingml/2006/main">
+              <a:graphicData uri="http://schemas.openxmlformats.org/drawingml/2006/picture">
+                <pic:pic xmlns:pic="http://schemas.openxmlformats.org/drawingml/2006/picture">
+                  <pic:nvPicPr>
+                    <pic:cNvPr id="1396588728" name=""/>
+                    <pic:cNvPicPr/>
+                  </pic:nvPicPr>
+                  <pic:blipFill>
+                    <a:blip r:embed="rId22"/>
+                    <a:stretch>
+                      <a:fillRect/>
+                    </a:stretch>
+                  </pic:blipFill>
+                  <pic:spPr>
+                    <a:xfrm>
+                      <a:off x="0" y="0"/>
+                      <a:ext cx="4048690" cy="2105319"/>
+                    </a:xfrm>
+                    <a:prstGeom prst="rect">
+                      <a:avLst/>
+                    </a:prstGeom>
+                  </pic:spPr>
+                </pic:pic>
+              </a:graphicData>
+            </a:graphic>
+          </wp:inline>
+        </w:drawing>
+      </w:r>
+    </w:p>
+    <w:p>
+      <w:pPr>
+        <w:pStyle w:val="a6"/>
+        <w:spacing w:after="0" w:line="360" w:lineRule="auto"/>
+        <w:jc w:val="center"/>
+        <w:rPr>
+          <w:rFonts w:ascii="Times New Roman" w:hAnsi="Times New Roman" w:cs="Times New Roman"/>
+          <w:sz w:val="28"/>
+          <w:szCs w:val="28"/>
+          <w:lang w:val="en-US"/>
+        </w:rPr>
+      </w:pPr>
+      <w:r>
+        <w:rPr>
+          <w:rFonts w:ascii="Times New Roman" w:hAnsi="Times New Roman" w:cs="Times New Roman"/>
+          <w:sz w:val="28"/>
+          <w:szCs w:val="28"/>
+          <w:lang w:val="en-US"/>
+        </w:rPr>
+        <w:drawing>
+          <wp:inline distT="0" distB="0" distL="0" distR="0" wp14:anchorId="2C2EC091" wp14:editId="189E38A5">
+            <wp:extent cx="2562583" cy="1076475"/>
+            <wp:effectExtent l="0" t="0" r="9525" b="9525"/>
+            <wp:docPr id="1037259061" name="Рисунок 1"/>
+            <wp:cNvGraphicFramePr>
+              <a:graphicFrameLocks xmlns:a="http://schemas.openxmlformats.org/drawingml/2006/main" noChangeAspect="1"/>
+            </wp:cNvGraphicFramePr>
+            <a:graphic xmlns:a="http://schemas.openxmlformats.org/drawingml/2006/main">
+              <a:graphicData uri="http://schemas.openxmlformats.org/drawingml/2006/picture">
+                <pic:pic xmlns:pic="http://schemas.openxmlformats.org/drawingml/2006/picture">
+                  <pic:nvPicPr>
+                    <pic:cNvPr id="1037259061" name=""/>
+                    <pic:cNvPicPr/>
+                  </pic:nvPicPr>
+                  <pic:blipFill>
+                    <a:blip r:embed="rId23"/>
+                    <a:stretch>
+                      <a:fillRect/>
+                    </a:stretch>
+                  </pic:blipFill>
+                  <pic:spPr>
+                    <a:xfrm>
+                      <a:off x="0" y="0"/>
+                      <a:ext cx="2562583" cy="1076475"/>
+                    </a:xfrm>
+                    <a:prstGeom prst="rect">
+                      <a:avLst/>
+                    </a:prstGeom>
+                  </pic:spPr>
+                </pic:pic>
+              </a:graphicData>
+            </a:graphic>
+          </wp:inline>
+        </w:drawing>
+      </w:r>
+    </w:p>
+    <w:p>
+      <w:pPr>
+        <w:pStyle w:val="a6"/>
+        <w:spacing w:after="0" w:line="360" w:lineRule="auto"/>
+        <w:jc w:val="center"/>
+        <w:rPr>
+          <w:rFonts w:ascii="Times New Roman" w:hAnsi="Times New Roman" w:cs="Times New Roman"/>
+          <w:sz w:val="28"/>
+          <w:szCs w:val="28"/>
+          <w:lang w:val="en-US"/>
+        </w:rPr>
+      </w:pPr>
     </w:p>
     <w:p>
       <w:pPr>
@@ -1073,15 +2213,15 @@
           <w:sz w:val="28"/>
           <w:szCs w:val="28"/>
         </w:rPr>
-        <w:t>В</w:t>
-      </w:r>
-      <w:r>
-        <w:rPr>
-          <w:rFonts w:ascii="Times New Roman" w:hAnsi="Times New Roman" w:cs="Times New Roman"/>
-          <w:sz w:val="28"/>
-          <w:szCs w:val="28"/>
-        </w:rPr>
-        <w:t>кладка «</w:t>
+        <w:t>П</w:t>
+      </w:r>
+      <w:r>
+        <w:rPr>
+          <w:rFonts w:ascii="Times New Roman" w:hAnsi="Times New Roman" w:cs="Times New Roman"/>
+          <w:sz w:val="28"/>
+          <w:szCs w:val="28"/>
+        </w:rPr>
+        <w:t xml:space="preserve">ротокол </w:t>
       </w:r>
       <w:proofErr w:type="spellStart"/>
       <w:r>
@@ -1090,7 +2230,7 @@
           <w:sz w:val="28"/>
           <w:szCs w:val="28"/>
         </w:rPr>
-        <w:t>Зашифр</w:t>
+        <w:t>Отвея-Рииса</w:t>
       </w:r>
       <w:proofErr w:type="spellEnd"/>
       <w:r>
@@ -1099,41 +2239,7 @@
           <w:sz w:val="28"/>
           <w:szCs w:val="28"/>
         </w:rPr>
-        <w:t>/</w:t>
-      </w:r>
-      <w:proofErr w:type="spellStart"/>
-      <w:r>
-        <w:rPr>
-          <w:rFonts w:ascii="Times New Roman" w:hAnsi="Times New Roman" w:cs="Times New Roman"/>
-          <w:sz w:val="28"/>
-          <w:szCs w:val="28"/>
-        </w:rPr>
-        <w:t>Расшифр</w:t>
-      </w:r>
-      <w:proofErr w:type="spellEnd"/>
-      <w:r>
-        <w:rPr>
-          <w:rFonts w:ascii="Times New Roman" w:hAnsi="Times New Roman" w:cs="Times New Roman"/>
-          <w:sz w:val="28"/>
-          <w:szCs w:val="28"/>
-        </w:rPr>
-        <w:t xml:space="preserve">», позволяющая зашифровать сообщение с помощью </w:t>
-      </w:r>
-      <w:r>
-        <w:rPr>
-          <w:rFonts w:ascii="Times New Roman" w:hAnsi="Times New Roman" w:cs="Times New Roman"/>
-          <w:sz w:val="28"/>
-          <w:szCs w:val="28"/>
-        </w:rPr>
-        <w:t>алгоритма AES</w:t>
-      </w:r>
-      <w:r>
-        <w:rPr>
-          <w:rFonts w:ascii="Times New Roman" w:hAnsi="Times New Roman" w:cs="Times New Roman"/>
-          <w:sz w:val="28"/>
-          <w:szCs w:val="28"/>
-        </w:rPr>
-        <w:t>-128</w:t>
+        <w:t>, который также нужно выполнить дважды от имени «Алисы» и «Боба»</w:t>
       </w:r>
       <w:r>
         <w:rPr>
@@ -1142,6 +2248,864 @@
           <w:szCs w:val="28"/>
         </w:rPr>
         <w:t>.</w:t>
+      </w:r>
+      <w:r>
+        <w:rPr>
+          <w:rFonts w:ascii="Times New Roman" w:hAnsi="Times New Roman" w:cs="Times New Roman"/>
+          <w:sz w:val="28"/>
+          <w:szCs w:val="28"/>
+        </w:rPr>
+        <w:t xml:space="preserve"> </w:t>
+      </w:r>
+      <w:r>
+        <w:rPr>
+          <w:rFonts w:ascii="Times New Roman" w:hAnsi="Times New Roman" w:cs="Times New Roman"/>
+          <w:sz w:val="28"/>
+          <w:szCs w:val="28"/>
+        </w:rPr>
+        <w:t>Первый раз отправляет Алиса.</w:t>
+      </w:r>
+    </w:p>
+    <w:p>
+      <w:pPr>
+        <w:pStyle w:val="a6"/>
+        <w:spacing w:after="0" w:line="360" w:lineRule="auto"/>
+        <w:jc w:val="center"/>
+        <w:rPr>
+          <w:rFonts w:ascii="Times New Roman" w:hAnsi="Times New Roman" w:cs="Times New Roman"/>
+          <w:sz w:val="28"/>
+          <w:szCs w:val="28"/>
+          <w:lang w:val="en-US"/>
+        </w:rPr>
+      </w:pPr>
+      <w:r>
+        <w:rPr>
+          <w:rFonts w:ascii="Times New Roman" w:hAnsi="Times New Roman" w:cs="Times New Roman"/>
+          <w:sz w:val="28"/>
+          <w:szCs w:val="28"/>
+          <w:lang w:val="en-US"/>
+        </w:rPr>
+        <w:drawing>
+          <wp:inline distT="0" distB="0" distL="0" distR="0" wp14:anchorId="79853E5B" wp14:editId="07B6230C">
+            <wp:extent cx="3991532" cy="2505425"/>
+            <wp:effectExtent l="0" t="0" r="0" b="9525"/>
+            <wp:docPr id="1327484168" name="Рисунок 1"/>
+            <wp:cNvGraphicFramePr>
+              <a:graphicFrameLocks xmlns:a="http://schemas.openxmlformats.org/drawingml/2006/main" noChangeAspect="1"/>
+            </wp:cNvGraphicFramePr>
+            <a:graphic xmlns:a="http://schemas.openxmlformats.org/drawingml/2006/main">
+              <a:graphicData uri="http://schemas.openxmlformats.org/drawingml/2006/picture">
+                <pic:pic xmlns:pic="http://schemas.openxmlformats.org/drawingml/2006/picture">
+                  <pic:nvPicPr>
+                    <pic:cNvPr id="1327484168" name=""/>
+                    <pic:cNvPicPr/>
+                  </pic:nvPicPr>
+                  <pic:blipFill>
+                    <a:blip r:embed="rId24"/>
+                    <a:stretch>
+                      <a:fillRect/>
+                    </a:stretch>
+                  </pic:blipFill>
+                  <pic:spPr>
+                    <a:xfrm>
+                      <a:off x="0" y="0"/>
+                      <a:ext cx="3991532" cy="2505425"/>
+                    </a:xfrm>
+                    <a:prstGeom prst="rect">
+                      <a:avLst/>
+                    </a:prstGeom>
+                  </pic:spPr>
+                </pic:pic>
+              </a:graphicData>
+            </a:graphic>
+          </wp:inline>
+        </w:drawing>
+      </w:r>
+    </w:p>
+    <w:p>
+      <w:pPr>
+        <w:pStyle w:val="a6"/>
+        <w:spacing w:after="0" w:line="360" w:lineRule="auto"/>
+        <w:jc w:val="center"/>
+        <w:rPr>
+          <w:rFonts w:ascii="Times New Roman" w:hAnsi="Times New Roman" w:cs="Times New Roman"/>
+          <w:sz w:val="28"/>
+          <w:szCs w:val="28"/>
+          <w:lang w:val="en-US"/>
+        </w:rPr>
+      </w:pPr>
+      <w:r>
+        <w:rPr>
+          <w:rFonts w:ascii="Times New Roman" w:hAnsi="Times New Roman" w:cs="Times New Roman"/>
+          <w:sz w:val="28"/>
+          <w:szCs w:val="28"/>
+        </w:rPr>
+        <w:lastRenderedPageBreak/>
+        <w:drawing>
+          <wp:inline distT="0" distB="0" distL="0" distR="0" wp14:anchorId="52F60750" wp14:editId="4383796E">
+            <wp:extent cx="4048690" cy="2838846"/>
+            <wp:effectExtent l="0" t="0" r="9525" b="0"/>
+            <wp:docPr id="198752097" name="Рисунок 1"/>
+            <wp:cNvGraphicFramePr>
+              <a:graphicFrameLocks xmlns:a="http://schemas.openxmlformats.org/drawingml/2006/main" noChangeAspect="1"/>
+            </wp:cNvGraphicFramePr>
+            <a:graphic xmlns:a="http://schemas.openxmlformats.org/drawingml/2006/main">
+              <a:graphicData uri="http://schemas.openxmlformats.org/drawingml/2006/picture">
+                <pic:pic xmlns:pic="http://schemas.openxmlformats.org/drawingml/2006/picture">
+                  <pic:nvPicPr>
+                    <pic:cNvPr id="198752097" name=""/>
+                    <pic:cNvPicPr/>
+                  </pic:nvPicPr>
+                  <pic:blipFill>
+                    <a:blip r:embed="rId25"/>
+                    <a:stretch>
+                      <a:fillRect/>
+                    </a:stretch>
+                  </pic:blipFill>
+                  <pic:spPr>
+                    <a:xfrm>
+                      <a:off x="0" y="0"/>
+                      <a:ext cx="4048690" cy="2838846"/>
+                    </a:xfrm>
+                    <a:prstGeom prst="rect">
+                      <a:avLst/>
+                    </a:prstGeom>
+                  </pic:spPr>
+                </pic:pic>
+              </a:graphicData>
+            </a:graphic>
+          </wp:inline>
+        </w:drawing>
+      </w:r>
+    </w:p>
+    <w:p>
+      <w:pPr>
+        <w:pStyle w:val="a6"/>
+        <w:spacing w:after="0" w:line="360" w:lineRule="auto"/>
+        <w:jc w:val="center"/>
+        <w:rPr>
+          <w:rFonts w:ascii="Times New Roman" w:hAnsi="Times New Roman" w:cs="Times New Roman"/>
+          <w:sz w:val="28"/>
+          <w:szCs w:val="28"/>
+          <w:lang w:val="en-US"/>
+        </w:rPr>
+      </w:pPr>
+      <w:r>
+        <w:rPr>
+          <w:rFonts w:ascii="Times New Roman" w:hAnsi="Times New Roman" w:cs="Times New Roman"/>
+          <w:sz w:val="28"/>
+          <w:szCs w:val="28"/>
+          <w:lang w:val="en-US"/>
+        </w:rPr>
+        <w:drawing>
+          <wp:inline distT="0" distB="0" distL="0" distR="0" wp14:anchorId="34C64EA8" wp14:editId="36C4414C">
+            <wp:extent cx="3962953" cy="3886742"/>
+            <wp:effectExtent l="0" t="0" r="0" b="0"/>
+            <wp:docPr id="214650611" name="Рисунок 1"/>
+            <wp:cNvGraphicFramePr>
+              <a:graphicFrameLocks xmlns:a="http://schemas.openxmlformats.org/drawingml/2006/main" noChangeAspect="1"/>
+            </wp:cNvGraphicFramePr>
+            <a:graphic xmlns:a="http://schemas.openxmlformats.org/drawingml/2006/main">
+              <a:graphicData uri="http://schemas.openxmlformats.org/drawingml/2006/picture">
+                <pic:pic xmlns:pic="http://schemas.openxmlformats.org/drawingml/2006/picture">
+                  <pic:nvPicPr>
+                    <pic:cNvPr id="214650611" name=""/>
+                    <pic:cNvPicPr/>
+                  </pic:nvPicPr>
+                  <pic:blipFill>
+                    <a:blip r:embed="rId26"/>
+                    <a:stretch>
+                      <a:fillRect/>
+                    </a:stretch>
+                  </pic:blipFill>
+                  <pic:spPr>
+                    <a:xfrm>
+                      <a:off x="0" y="0"/>
+                      <a:ext cx="3962953" cy="3886742"/>
+                    </a:xfrm>
+                    <a:prstGeom prst="rect">
+                      <a:avLst/>
+                    </a:prstGeom>
+                  </pic:spPr>
+                </pic:pic>
+              </a:graphicData>
+            </a:graphic>
+          </wp:inline>
+        </w:drawing>
+      </w:r>
+    </w:p>
+    <w:p>
+      <w:pPr>
+        <w:pStyle w:val="a6"/>
+        <w:spacing w:after="0" w:line="360" w:lineRule="auto"/>
+        <w:rPr>
+          <w:rFonts w:ascii="Times New Roman" w:hAnsi="Times New Roman" w:cs="Times New Roman"/>
+          <w:sz w:val="28"/>
+          <w:szCs w:val="28"/>
+        </w:rPr>
+      </w:pPr>
+      <w:r>
+        <w:rPr>
+          <w:rFonts w:ascii="Times New Roman" w:hAnsi="Times New Roman" w:cs="Times New Roman"/>
+          <w:sz w:val="28"/>
+          <w:szCs w:val="28"/>
+        </w:rPr>
+        <w:t>Второй раз Алисы:</w:t>
+      </w:r>
+    </w:p>
+    <w:p>
+      <w:pPr>
+        <w:pStyle w:val="a6"/>
+        <w:spacing w:after="0" w:line="360" w:lineRule="auto"/>
+        <w:jc w:val="center"/>
+        <w:rPr>
+          <w:rFonts w:ascii="Times New Roman" w:hAnsi="Times New Roman" w:cs="Times New Roman"/>
+          <w:sz w:val="28"/>
+          <w:szCs w:val="28"/>
+          <w:lang w:val="en-US"/>
+        </w:rPr>
+      </w:pPr>
+      <w:r>
+        <w:rPr>
+          <w:rFonts w:ascii="Times New Roman" w:hAnsi="Times New Roman" w:cs="Times New Roman"/>
+          <w:sz w:val="28"/>
+          <w:szCs w:val="28"/>
+        </w:rPr>
+        <w:drawing>
+          <wp:inline distT="0" distB="0" distL="0" distR="0" wp14:anchorId="1C4509C0" wp14:editId="1F93CAD1">
+            <wp:extent cx="4077269" cy="2048161"/>
+            <wp:effectExtent l="0" t="0" r="0" b="9525"/>
+            <wp:docPr id="758720030" name="Рисунок 1"/>
+            <wp:cNvGraphicFramePr>
+              <a:graphicFrameLocks xmlns:a="http://schemas.openxmlformats.org/drawingml/2006/main" noChangeAspect="1"/>
+            </wp:cNvGraphicFramePr>
+            <a:graphic xmlns:a="http://schemas.openxmlformats.org/drawingml/2006/main">
+              <a:graphicData uri="http://schemas.openxmlformats.org/drawingml/2006/picture">
+                <pic:pic xmlns:pic="http://schemas.openxmlformats.org/drawingml/2006/picture">
+                  <pic:nvPicPr>
+                    <pic:cNvPr id="758720030" name=""/>
+                    <pic:cNvPicPr/>
+                  </pic:nvPicPr>
+                  <pic:blipFill>
+                    <a:blip r:embed="rId27"/>
+                    <a:stretch>
+                      <a:fillRect/>
+                    </a:stretch>
+                  </pic:blipFill>
+                  <pic:spPr>
+                    <a:xfrm>
+                      <a:off x="0" y="0"/>
+                      <a:ext cx="4077269" cy="2048161"/>
+                    </a:xfrm>
+                    <a:prstGeom prst="rect">
+                      <a:avLst/>
+                    </a:prstGeom>
+                  </pic:spPr>
+                </pic:pic>
+              </a:graphicData>
+            </a:graphic>
+          </wp:inline>
+        </w:drawing>
+      </w:r>
+    </w:p>
+    <w:p>
+      <w:pPr>
+        <w:pStyle w:val="a6"/>
+        <w:spacing w:after="0" w:line="360" w:lineRule="auto"/>
+        <w:jc w:val="center"/>
+        <w:rPr>
+          <w:rFonts w:ascii="Times New Roman" w:hAnsi="Times New Roman" w:cs="Times New Roman"/>
+          <w:sz w:val="28"/>
+          <w:szCs w:val="28"/>
+          <w:lang w:val="en-US"/>
+        </w:rPr>
+      </w:pPr>
+      <w:r>
+        <w:rPr>
+          <w:rFonts w:ascii="Times New Roman" w:hAnsi="Times New Roman" w:cs="Times New Roman"/>
+          <w:sz w:val="28"/>
+          <w:szCs w:val="28"/>
+          <w:lang w:val="en-US"/>
+        </w:rPr>
+        <w:lastRenderedPageBreak/>
+        <w:drawing>
+          <wp:inline distT="0" distB="0" distL="0" distR="0" wp14:anchorId="7DB29482" wp14:editId="46F835D7">
+            <wp:extent cx="4001058" cy="2467319"/>
+            <wp:effectExtent l="0" t="0" r="0" b="9525"/>
+            <wp:docPr id="133390463" name="Рисунок 1"/>
+            <wp:cNvGraphicFramePr>
+              <a:graphicFrameLocks xmlns:a="http://schemas.openxmlformats.org/drawingml/2006/main" noChangeAspect="1"/>
+            </wp:cNvGraphicFramePr>
+            <a:graphic xmlns:a="http://schemas.openxmlformats.org/drawingml/2006/main">
+              <a:graphicData uri="http://schemas.openxmlformats.org/drawingml/2006/picture">
+                <pic:pic xmlns:pic="http://schemas.openxmlformats.org/drawingml/2006/picture">
+                  <pic:nvPicPr>
+                    <pic:cNvPr id="133390463" name=""/>
+                    <pic:cNvPicPr/>
+                  </pic:nvPicPr>
+                  <pic:blipFill>
+                    <a:blip r:embed="rId28"/>
+                    <a:stretch>
+                      <a:fillRect/>
+                    </a:stretch>
+                  </pic:blipFill>
+                  <pic:spPr>
+                    <a:xfrm>
+                      <a:off x="0" y="0"/>
+                      <a:ext cx="4001058" cy="2467319"/>
+                    </a:xfrm>
+                    <a:prstGeom prst="rect">
+                      <a:avLst/>
+                    </a:prstGeom>
+                  </pic:spPr>
+                </pic:pic>
+              </a:graphicData>
+            </a:graphic>
+          </wp:inline>
+        </w:drawing>
+      </w:r>
+    </w:p>
+    <w:p>
+      <w:pPr>
+        <w:pStyle w:val="a6"/>
+        <w:spacing w:after="0" w:line="360" w:lineRule="auto"/>
+        <w:jc w:val="center"/>
+        <w:rPr>
+          <w:rFonts w:ascii="Times New Roman" w:hAnsi="Times New Roman" w:cs="Times New Roman"/>
+          <w:sz w:val="28"/>
+          <w:szCs w:val="28"/>
+          <w:lang w:val="en-US"/>
+        </w:rPr>
+      </w:pPr>
+      <w:r>
+        <w:rPr>
+          <w:rFonts w:ascii="Times New Roman" w:hAnsi="Times New Roman" w:cs="Times New Roman"/>
+          <w:sz w:val="28"/>
+          <w:szCs w:val="28"/>
+          <w:lang w:val="en-US"/>
+        </w:rPr>
+        <w:drawing>
+          <wp:inline distT="0" distB="0" distL="0" distR="0" wp14:anchorId="51010425" wp14:editId="2F08EBB7">
+            <wp:extent cx="4001058" cy="2753109"/>
+            <wp:effectExtent l="0" t="0" r="0" b="9525"/>
+            <wp:docPr id="1370241344" name="Рисунок 1"/>
+            <wp:cNvGraphicFramePr>
+              <a:graphicFrameLocks xmlns:a="http://schemas.openxmlformats.org/drawingml/2006/main" noChangeAspect="1"/>
+            </wp:cNvGraphicFramePr>
+            <a:graphic xmlns:a="http://schemas.openxmlformats.org/drawingml/2006/main">
+              <a:graphicData uri="http://schemas.openxmlformats.org/drawingml/2006/picture">
+                <pic:pic xmlns:pic="http://schemas.openxmlformats.org/drawingml/2006/picture">
+                  <pic:nvPicPr>
+                    <pic:cNvPr id="1370241344" name=""/>
+                    <pic:cNvPicPr/>
+                  </pic:nvPicPr>
+                  <pic:blipFill>
+                    <a:blip r:embed="rId29"/>
+                    <a:stretch>
+                      <a:fillRect/>
+                    </a:stretch>
+                  </pic:blipFill>
+                  <pic:spPr>
+                    <a:xfrm>
+                      <a:off x="0" y="0"/>
+                      <a:ext cx="4001058" cy="2753109"/>
+                    </a:xfrm>
+                    <a:prstGeom prst="rect">
+                      <a:avLst/>
+                    </a:prstGeom>
+                  </pic:spPr>
+                </pic:pic>
+              </a:graphicData>
+            </a:graphic>
+          </wp:inline>
+        </w:drawing>
+      </w:r>
+    </w:p>
+    <w:p>
+      <w:pPr>
+        <w:pStyle w:val="a6"/>
+        <w:spacing w:after="0" w:line="360" w:lineRule="auto"/>
+        <w:rPr>
+          <w:rFonts w:ascii="Times New Roman" w:hAnsi="Times New Roman" w:cs="Times New Roman"/>
+          <w:sz w:val="28"/>
+          <w:szCs w:val="28"/>
+        </w:rPr>
+      </w:pPr>
+      <w:r>
+        <w:rPr>
+          <w:rFonts w:ascii="Times New Roman" w:hAnsi="Times New Roman" w:cs="Times New Roman"/>
+          <w:sz w:val="28"/>
+          <w:szCs w:val="28"/>
+        </w:rPr>
+        <w:t>Первый раз Боба:</w:t>
+      </w:r>
+    </w:p>
+    <w:p>
+      <w:pPr>
+        <w:pStyle w:val="a6"/>
+        <w:spacing w:after="0" w:line="360" w:lineRule="auto"/>
+        <w:jc w:val="center"/>
+        <w:rPr>
+          <w:rFonts w:ascii="Times New Roman" w:hAnsi="Times New Roman" w:cs="Times New Roman"/>
+          <w:sz w:val="28"/>
+          <w:szCs w:val="28"/>
+        </w:rPr>
+      </w:pPr>
+      <w:r>
+        <w:rPr>
+          <w:rFonts w:ascii="Times New Roman" w:hAnsi="Times New Roman" w:cs="Times New Roman"/>
+          <w:sz w:val="28"/>
+          <w:szCs w:val="28"/>
+        </w:rPr>
+        <w:drawing>
+          <wp:inline distT="0" distB="0" distL="0" distR="0" wp14:anchorId="6D688A20" wp14:editId="5E87D446">
+            <wp:extent cx="4039164" cy="1800476"/>
+            <wp:effectExtent l="0" t="0" r="0" b="9525"/>
+            <wp:docPr id="1437020069" name="Рисунок 1"/>
+            <wp:cNvGraphicFramePr>
+              <a:graphicFrameLocks xmlns:a="http://schemas.openxmlformats.org/drawingml/2006/main" noChangeAspect="1"/>
+            </wp:cNvGraphicFramePr>
+            <a:graphic xmlns:a="http://schemas.openxmlformats.org/drawingml/2006/main">
+              <a:graphicData uri="http://schemas.openxmlformats.org/drawingml/2006/picture">
+                <pic:pic xmlns:pic="http://schemas.openxmlformats.org/drawingml/2006/picture">
+                  <pic:nvPicPr>
+                    <pic:cNvPr id="1437020069" name=""/>
+                    <pic:cNvPicPr/>
+                  </pic:nvPicPr>
+                  <pic:blipFill>
+                    <a:blip r:embed="rId30"/>
+                    <a:stretch>
+                      <a:fillRect/>
+                    </a:stretch>
+                  </pic:blipFill>
+                  <pic:spPr>
+                    <a:xfrm>
+                      <a:off x="0" y="0"/>
+                      <a:ext cx="4039164" cy="1800476"/>
+                    </a:xfrm>
+                    <a:prstGeom prst="rect">
+                      <a:avLst/>
+                    </a:prstGeom>
+                  </pic:spPr>
+                </pic:pic>
+              </a:graphicData>
+            </a:graphic>
+          </wp:inline>
+        </w:drawing>
+      </w:r>
+    </w:p>
+    <w:p>
+      <w:pPr>
+        <w:pStyle w:val="a6"/>
+        <w:spacing w:after="0" w:line="360" w:lineRule="auto"/>
+        <w:jc w:val="center"/>
+        <w:rPr>
+          <w:rFonts w:ascii="Times New Roman" w:hAnsi="Times New Roman" w:cs="Times New Roman"/>
+          <w:sz w:val="28"/>
+          <w:szCs w:val="28"/>
+          <w:lang w:val="en-US"/>
+        </w:rPr>
+      </w:pPr>
+      <w:r>
+        <w:rPr>
+          <w:rFonts w:ascii="Times New Roman" w:hAnsi="Times New Roman" w:cs="Times New Roman"/>
+          <w:sz w:val="28"/>
+          <w:szCs w:val="28"/>
+          <w:lang w:val="en-US"/>
+        </w:rPr>
+        <w:lastRenderedPageBreak/>
+        <w:drawing>
+          <wp:inline distT="0" distB="0" distL="0" distR="0" wp14:anchorId="41205567" wp14:editId="10793965">
+            <wp:extent cx="3982006" cy="2438740"/>
+            <wp:effectExtent l="0" t="0" r="0" b="0"/>
+            <wp:docPr id="1404527067" name="Рисунок 1"/>
+            <wp:cNvGraphicFramePr>
+              <a:graphicFrameLocks xmlns:a="http://schemas.openxmlformats.org/drawingml/2006/main" noChangeAspect="1"/>
+            </wp:cNvGraphicFramePr>
+            <a:graphic xmlns:a="http://schemas.openxmlformats.org/drawingml/2006/main">
+              <a:graphicData uri="http://schemas.openxmlformats.org/drawingml/2006/picture">
+                <pic:pic xmlns:pic="http://schemas.openxmlformats.org/drawingml/2006/picture">
+                  <pic:nvPicPr>
+                    <pic:cNvPr id="1404527067" name=""/>
+                    <pic:cNvPicPr/>
+                  </pic:nvPicPr>
+                  <pic:blipFill>
+                    <a:blip r:embed="rId31"/>
+                    <a:stretch>
+                      <a:fillRect/>
+                    </a:stretch>
+                  </pic:blipFill>
+                  <pic:spPr>
+                    <a:xfrm>
+                      <a:off x="0" y="0"/>
+                      <a:ext cx="3982006" cy="2438740"/>
+                    </a:xfrm>
+                    <a:prstGeom prst="rect">
+                      <a:avLst/>
+                    </a:prstGeom>
+                  </pic:spPr>
+                </pic:pic>
+              </a:graphicData>
+            </a:graphic>
+          </wp:inline>
+        </w:drawing>
+      </w:r>
+    </w:p>
+    <w:p>
+      <w:pPr>
+        <w:pStyle w:val="a6"/>
+        <w:spacing w:after="0" w:line="360" w:lineRule="auto"/>
+        <w:jc w:val="center"/>
+        <w:rPr>
+          <w:rFonts w:ascii="Times New Roman" w:hAnsi="Times New Roman" w:cs="Times New Roman"/>
+          <w:sz w:val="28"/>
+          <w:szCs w:val="28"/>
+          <w:lang w:val="en-US"/>
+        </w:rPr>
+      </w:pPr>
+      <w:r>
+        <w:rPr>
+          <w:rFonts w:ascii="Times New Roman" w:hAnsi="Times New Roman" w:cs="Times New Roman"/>
+          <w:sz w:val="28"/>
+          <w:szCs w:val="28"/>
+          <w:lang w:val="en-US"/>
+        </w:rPr>
+        <w:drawing>
+          <wp:inline distT="0" distB="0" distL="0" distR="0" wp14:anchorId="55268126" wp14:editId="41355EFA">
+            <wp:extent cx="4048690" cy="2705478"/>
+            <wp:effectExtent l="0" t="0" r="0" b="0"/>
+            <wp:docPr id="83353843" name="Рисунок 1"/>
+            <wp:cNvGraphicFramePr>
+              <a:graphicFrameLocks xmlns:a="http://schemas.openxmlformats.org/drawingml/2006/main" noChangeAspect="1"/>
+            </wp:cNvGraphicFramePr>
+            <a:graphic xmlns:a="http://schemas.openxmlformats.org/drawingml/2006/main">
+              <a:graphicData uri="http://schemas.openxmlformats.org/drawingml/2006/picture">
+                <pic:pic xmlns:pic="http://schemas.openxmlformats.org/drawingml/2006/picture">
+                  <pic:nvPicPr>
+                    <pic:cNvPr id="83353843" name=""/>
+                    <pic:cNvPicPr/>
+                  </pic:nvPicPr>
+                  <pic:blipFill>
+                    <a:blip r:embed="rId32"/>
+                    <a:stretch>
+                      <a:fillRect/>
+                    </a:stretch>
+                  </pic:blipFill>
+                  <pic:spPr>
+                    <a:xfrm>
+                      <a:off x="0" y="0"/>
+                      <a:ext cx="4048690" cy="2705478"/>
+                    </a:xfrm>
+                    <a:prstGeom prst="rect">
+                      <a:avLst/>
+                    </a:prstGeom>
+                  </pic:spPr>
+                </pic:pic>
+              </a:graphicData>
+            </a:graphic>
+          </wp:inline>
+        </w:drawing>
+      </w:r>
+    </w:p>
+    <w:p>
+      <w:pPr>
+        <w:pStyle w:val="a6"/>
+        <w:spacing w:after="0" w:line="360" w:lineRule="auto"/>
+        <w:jc w:val="center"/>
+        <w:rPr>
+          <w:rFonts w:ascii="Times New Roman" w:hAnsi="Times New Roman" w:cs="Times New Roman"/>
+          <w:sz w:val="28"/>
+          <w:szCs w:val="28"/>
+          <w:lang w:val="en-US"/>
+        </w:rPr>
+      </w:pPr>
+      <w:r>
+        <w:rPr>
+          <w:rFonts w:ascii="Times New Roman" w:hAnsi="Times New Roman" w:cs="Times New Roman"/>
+          <w:sz w:val="28"/>
+          <w:szCs w:val="28"/>
+          <w:lang w:val="en-US"/>
+        </w:rPr>
+        <w:drawing>
+          <wp:inline distT="0" distB="0" distL="0" distR="0" wp14:anchorId="4180A845" wp14:editId="7FC44484">
+            <wp:extent cx="4039164" cy="3953427"/>
+            <wp:effectExtent l="0" t="0" r="0" b="9525"/>
+            <wp:docPr id="629217593" name="Рисунок 1"/>
+            <wp:cNvGraphicFramePr>
+              <a:graphicFrameLocks xmlns:a="http://schemas.openxmlformats.org/drawingml/2006/main" noChangeAspect="1"/>
+            </wp:cNvGraphicFramePr>
+            <a:graphic xmlns:a="http://schemas.openxmlformats.org/drawingml/2006/main">
+              <a:graphicData uri="http://schemas.openxmlformats.org/drawingml/2006/picture">
+                <pic:pic xmlns:pic="http://schemas.openxmlformats.org/drawingml/2006/picture">
+                  <pic:nvPicPr>
+                    <pic:cNvPr id="629217593" name=""/>
+                    <pic:cNvPicPr/>
+                  </pic:nvPicPr>
+                  <pic:blipFill>
+                    <a:blip r:embed="rId33"/>
+                    <a:stretch>
+                      <a:fillRect/>
+                    </a:stretch>
+                  </pic:blipFill>
+                  <pic:spPr>
+                    <a:xfrm>
+                      <a:off x="0" y="0"/>
+                      <a:ext cx="4039164" cy="3953427"/>
+                    </a:xfrm>
+                    <a:prstGeom prst="rect">
+                      <a:avLst/>
+                    </a:prstGeom>
+                  </pic:spPr>
+                </pic:pic>
+              </a:graphicData>
+            </a:graphic>
+          </wp:inline>
+        </w:drawing>
+      </w:r>
+    </w:p>
+    <w:p>
+      <w:pPr>
+        <w:pStyle w:val="a6"/>
+        <w:spacing w:after="0" w:line="360" w:lineRule="auto"/>
+        <w:rPr>
+          <w:rFonts w:ascii="Times New Roman" w:hAnsi="Times New Roman" w:cs="Times New Roman"/>
+          <w:sz w:val="28"/>
+          <w:szCs w:val="28"/>
+        </w:rPr>
+      </w:pPr>
+      <w:r>
+        <w:rPr>
+          <w:rFonts w:ascii="Times New Roman" w:hAnsi="Times New Roman" w:cs="Times New Roman"/>
+          <w:sz w:val="28"/>
+          <w:szCs w:val="28"/>
+        </w:rPr>
+        <w:t>Второй раз Боба:</w:t>
+      </w:r>
+    </w:p>
+    <w:p>
+      <w:pPr>
+        <w:pStyle w:val="a6"/>
+        <w:spacing w:after="0" w:line="360" w:lineRule="auto"/>
+        <w:jc w:val="center"/>
+        <w:rPr>
+          <w:rFonts w:ascii="Times New Roman" w:hAnsi="Times New Roman" w:cs="Times New Roman"/>
+          <w:sz w:val="28"/>
+          <w:szCs w:val="28"/>
+          <w:lang w:val="en-US"/>
+        </w:rPr>
+      </w:pPr>
+      <w:r>
+        <w:rPr>
+          <w:rFonts w:ascii="Times New Roman" w:hAnsi="Times New Roman" w:cs="Times New Roman"/>
+          <w:sz w:val="28"/>
+          <w:szCs w:val="28"/>
+          <w:lang w:val="en-US"/>
+        </w:rPr>
+        <w:lastRenderedPageBreak/>
+        <w:drawing>
+          <wp:inline distT="0" distB="0" distL="0" distR="0" wp14:anchorId="3DA45A52" wp14:editId="6529DCF8">
+            <wp:extent cx="4020111" cy="2543530"/>
+            <wp:effectExtent l="0" t="0" r="0" b="9525"/>
+            <wp:docPr id="828721735" name="Рисунок 1"/>
+            <wp:cNvGraphicFramePr>
+              <a:graphicFrameLocks xmlns:a="http://schemas.openxmlformats.org/drawingml/2006/main" noChangeAspect="1"/>
+            </wp:cNvGraphicFramePr>
+            <a:graphic xmlns:a="http://schemas.openxmlformats.org/drawingml/2006/main">
+              <a:graphicData uri="http://schemas.openxmlformats.org/drawingml/2006/picture">
+                <pic:pic xmlns:pic="http://schemas.openxmlformats.org/drawingml/2006/picture">
+                  <pic:nvPicPr>
+                    <pic:cNvPr id="828721735" name=""/>
+                    <pic:cNvPicPr/>
+                  </pic:nvPicPr>
+                  <pic:blipFill>
+                    <a:blip r:embed="rId34"/>
+                    <a:stretch>
+                      <a:fillRect/>
+                    </a:stretch>
+                  </pic:blipFill>
+                  <pic:spPr>
+                    <a:xfrm>
+                      <a:off x="0" y="0"/>
+                      <a:ext cx="4020111" cy="2543530"/>
+                    </a:xfrm>
+                    <a:prstGeom prst="rect">
+                      <a:avLst/>
+                    </a:prstGeom>
+                  </pic:spPr>
+                </pic:pic>
+              </a:graphicData>
+            </a:graphic>
+          </wp:inline>
+        </w:drawing>
+      </w:r>
+    </w:p>
+    <w:p>
+      <w:pPr>
+        <w:pStyle w:val="a6"/>
+        <w:spacing w:after="0" w:line="360" w:lineRule="auto"/>
+        <w:jc w:val="center"/>
+        <w:rPr>
+          <w:rFonts w:ascii="Times New Roman" w:hAnsi="Times New Roman" w:cs="Times New Roman"/>
+          <w:sz w:val="28"/>
+          <w:szCs w:val="28"/>
+          <w:lang w:val="en-US"/>
+        </w:rPr>
+      </w:pPr>
+      <w:r>
+        <w:rPr>
+          <w:rFonts w:ascii="Times New Roman" w:hAnsi="Times New Roman" w:cs="Times New Roman"/>
+          <w:sz w:val="28"/>
+          <w:szCs w:val="28"/>
+          <w:lang w:val="en-US"/>
+        </w:rPr>
+        <w:drawing>
+          <wp:inline distT="0" distB="0" distL="0" distR="0" wp14:anchorId="0C9BDC1B" wp14:editId="5257A909">
+            <wp:extent cx="3934374" cy="2648320"/>
+            <wp:effectExtent l="0" t="0" r="0" b="0"/>
+            <wp:docPr id="32121962" name="Рисунок 1"/>
+            <wp:cNvGraphicFramePr>
+              <a:graphicFrameLocks xmlns:a="http://schemas.openxmlformats.org/drawingml/2006/main" noChangeAspect="1"/>
+            </wp:cNvGraphicFramePr>
+            <a:graphic xmlns:a="http://schemas.openxmlformats.org/drawingml/2006/main">
+              <a:graphicData uri="http://schemas.openxmlformats.org/drawingml/2006/picture">
+                <pic:pic xmlns:pic="http://schemas.openxmlformats.org/drawingml/2006/picture">
+                  <pic:nvPicPr>
+                    <pic:cNvPr id="32121962" name=""/>
+                    <pic:cNvPicPr/>
+                  </pic:nvPicPr>
+                  <pic:blipFill>
+                    <a:blip r:embed="rId35"/>
+                    <a:stretch>
+                      <a:fillRect/>
+                    </a:stretch>
+                  </pic:blipFill>
+                  <pic:spPr>
+                    <a:xfrm>
+                      <a:off x="0" y="0"/>
+                      <a:ext cx="3934374" cy="2648320"/>
+                    </a:xfrm>
+                    <a:prstGeom prst="rect">
+                      <a:avLst/>
+                    </a:prstGeom>
+                  </pic:spPr>
+                </pic:pic>
+              </a:graphicData>
+            </a:graphic>
+          </wp:inline>
+        </w:drawing>
+      </w:r>
+    </w:p>
+    <w:p>
+      <w:pPr>
+        <w:pStyle w:val="a6"/>
+        <w:spacing w:after="0" w:line="360" w:lineRule="auto"/>
+        <w:jc w:val="center"/>
+        <w:rPr>
+          <w:rFonts w:ascii="Times New Roman" w:hAnsi="Times New Roman" w:cs="Times New Roman"/>
+          <w:sz w:val="28"/>
+          <w:szCs w:val="28"/>
+          <w:lang w:val="en-US"/>
+        </w:rPr>
+      </w:pPr>
+      <w:r>
+        <w:rPr>
+          <w:rFonts w:ascii="Times New Roman" w:hAnsi="Times New Roman" w:cs="Times New Roman"/>
+          <w:sz w:val="28"/>
+          <w:szCs w:val="28"/>
+          <w:lang w:val="en-US"/>
+        </w:rPr>
+        <w:drawing>
+          <wp:inline distT="0" distB="0" distL="0" distR="0" wp14:anchorId="645DAE1B" wp14:editId="78ED2EC0">
+            <wp:extent cx="4039164" cy="2467319"/>
+            <wp:effectExtent l="0" t="0" r="0" b="0"/>
+            <wp:docPr id="1158203228" name="Рисунок 1"/>
+            <wp:cNvGraphicFramePr>
+              <a:graphicFrameLocks xmlns:a="http://schemas.openxmlformats.org/drawingml/2006/main" noChangeAspect="1"/>
+            </wp:cNvGraphicFramePr>
+            <a:graphic xmlns:a="http://schemas.openxmlformats.org/drawingml/2006/main">
+              <a:graphicData uri="http://schemas.openxmlformats.org/drawingml/2006/picture">
+                <pic:pic xmlns:pic="http://schemas.openxmlformats.org/drawingml/2006/picture">
+                  <pic:nvPicPr>
+                    <pic:cNvPr id="1158203228" name=""/>
+                    <pic:cNvPicPr/>
+                  </pic:nvPicPr>
+                  <pic:blipFill>
+                    <a:blip r:embed="rId36"/>
+                    <a:stretch>
+                      <a:fillRect/>
+                    </a:stretch>
+                  </pic:blipFill>
+                  <pic:spPr>
+                    <a:xfrm>
+                      <a:off x="0" y="0"/>
+                      <a:ext cx="4039164" cy="2467319"/>
+                    </a:xfrm>
+                    <a:prstGeom prst="rect">
+                      <a:avLst/>
+                    </a:prstGeom>
+                  </pic:spPr>
+                </pic:pic>
+              </a:graphicData>
+            </a:graphic>
+          </wp:inline>
+        </w:drawing>
+      </w:r>
+    </w:p>
+    <w:p>
+      <w:pPr>
+        <w:pStyle w:val="a6"/>
+        <w:spacing w:after="0" w:line="360" w:lineRule="auto"/>
+        <w:jc w:val="center"/>
+        <w:rPr>
+          <w:rFonts w:ascii="Times New Roman" w:hAnsi="Times New Roman" w:cs="Times New Roman"/>
+          <w:sz w:val="28"/>
+          <w:szCs w:val="28"/>
+          <w:lang w:val="en-US"/>
+        </w:rPr>
+      </w:pPr>
+      <w:r>
+        <w:rPr>
+          <w:rFonts w:ascii="Times New Roman" w:hAnsi="Times New Roman" w:cs="Times New Roman"/>
+          <w:sz w:val="28"/>
+          <w:szCs w:val="28"/>
+          <w:lang w:val="en-US"/>
+        </w:rPr>
+        <w:lastRenderedPageBreak/>
+        <w:drawing>
+          <wp:inline distT="0" distB="0" distL="0" distR="0" wp14:anchorId="79ECA03D" wp14:editId="05CC2C8A">
+            <wp:extent cx="4029637" cy="3915321"/>
+            <wp:effectExtent l="0" t="0" r="9525" b="9525"/>
+            <wp:docPr id="177503341" name="Рисунок 1"/>
+            <wp:cNvGraphicFramePr>
+              <a:graphicFrameLocks xmlns:a="http://schemas.openxmlformats.org/drawingml/2006/main" noChangeAspect="1"/>
+            </wp:cNvGraphicFramePr>
+            <a:graphic xmlns:a="http://schemas.openxmlformats.org/drawingml/2006/main">
+              <a:graphicData uri="http://schemas.openxmlformats.org/drawingml/2006/picture">
+                <pic:pic xmlns:pic="http://schemas.openxmlformats.org/drawingml/2006/picture">
+                  <pic:nvPicPr>
+                    <pic:cNvPr id="177503341" name=""/>
+                    <pic:cNvPicPr/>
+                  </pic:nvPicPr>
+                  <pic:blipFill>
+                    <a:blip r:embed="rId37"/>
+                    <a:stretch>
+                      <a:fillRect/>
+                    </a:stretch>
+                  </pic:blipFill>
+                  <pic:spPr>
+                    <a:xfrm>
+                      <a:off x="0" y="0"/>
+                      <a:ext cx="4029637" cy="3915321"/>
+                    </a:xfrm>
+                    <a:prstGeom prst="rect">
+                      <a:avLst/>
+                    </a:prstGeom>
+                  </pic:spPr>
+                </pic:pic>
+              </a:graphicData>
+            </a:graphic>
+          </wp:inline>
+        </w:drawing>
       </w:r>
     </w:p>
     <w:p>
@@ -1174,6 +3138,1918 @@
         </w:rPr>
         <w:t>кладка «Результаты», отражающая динамику работы. На данной вкладке можно посмотреть какой протокол выполнен и количество попыток, затраченное на его выполнение.</w:t>
       </w:r>
+    </w:p>
+    <w:p>
+      <w:pPr>
+        <w:pStyle w:val="a6"/>
+        <w:spacing w:after="0" w:line="360" w:lineRule="auto"/>
+        <w:jc w:val="center"/>
+        <w:rPr>
+          <w:rFonts w:ascii="Times New Roman" w:hAnsi="Times New Roman" w:cs="Times New Roman"/>
+          <w:sz w:val="28"/>
+          <w:szCs w:val="28"/>
+        </w:rPr>
+      </w:pPr>
+      <w:r>
+        <w:rPr>
+          <w:rFonts w:ascii="Times New Roman" w:hAnsi="Times New Roman" w:cs="Times New Roman"/>
+          <w:sz w:val="28"/>
+          <w:szCs w:val="28"/>
+        </w:rPr>
+        <w:drawing>
+          <wp:inline distT="0" distB="0" distL="0" distR="0" wp14:anchorId="1D7381C8" wp14:editId="73468B3A">
+            <wp:extent cx="4096322" cy="1914792"/>
+            <wp:effectExtent l="0" t="0" r="0" b="9525"/>
+            <wp:docPr id="805015094" name="Рисунок 1"/>
+            <wp:cNvGraphicFramePr>
+              <a:graphicFrameLocks xmlns:a="http://schemas.openxmlformats.org/drawingml/2006/main" noChangeAspect="1"/>
+            </wp:cNvGraphicFramePr>
+            <a:graphic xmlns:a="http://schemas.openxmlformats.org/drawingml/2006/main">
+              <a:graphicData uri="http://schemas.openxmlformats.org/drawingml/2006/picture">
+                <pic:pic xmlns:pic="http://schemas.openxmlformats.org/drawingml/2006/picture">
+                  <pic:nvPicPr>
+                    <pic:cNvPr id="805015094" name=""/>
+                    <pic:cNvPicPr/>
+                  </pic:nvPicPr>
+                  <pic:blipFill>
+                    <a:blip r:embed="rId38"/>
+                    <a:stretch>
+                      <a:fillRect/>
+                    </a:stretch>
+                  </pic:blipFill>
+                  <pic:spPr>
+                    <a:xfrm>
+                      <a:off x="0" y="0"/>
+                      <a:ext cx="4096322" cy="1914792"/>
+                    </a:xfrm>
+                    <a:prstGeom prst="rect">
+                      <a:avLst/>
+                    </a:prstGeom>
+                  </pic:spPr>
+                </pic:pic>
+              </a:graphicData>
+            </a:graphic>
+          </wp:inline>
+        </w:drawing>
+      </w:r>
+    </w:p>
+    <w:p>
+      <w:pPr>
+        <w:rPr>
+          <w:rFonts w:ascii="Times New Roman" w:hAnsi="Times New Roman" w:cs="Times New Roman"/>
+          <w:sz w:val="28"/>
+          <w:szCs w:val="28"/>
+        </w:rPr>
+      </w:pPr>
+      <w:r>
+        <w:rPr>
+          <w:rFonts w:ascii="Times New Roman" w:hAnsi="Times New Roman" w:cs="Times New Roman"/>
+          <w:sz w:val="28"/>
+          <w:szCs w:val="28"/>
+        </w:rPr>
+        <w:br w:type="page"/>
+      </w:r>
+    </w:p>
+    <w:p>
+      <w:pPr>
+        <w:pStyle w:val="a6"/>
+        <w:spacing w:after="0" w:line="360" w:lineRule="auto"/>
+        <w:ind w:left="0"/>
+        <w:rPr>
+          <w:rFonts w:ascii="Times New Roman" w:hAnsi="Times New Roman" w:cs="Times New Roman"/>
+          <w:b/>
+          <w:bCs/>
+          <w:sz w:val="28"/>
+          <w:szCs w:val="28"/>
+        </w:rPr>
+      </w:pPr>
+      <w:r>
+        <w:rPr>
+          <w:rFonts w:ascii="Times New Roman" w:hAnsi="Times New Roman" w:cs="Times New Roman"/>
+          <w:b/>
+          <w:bCs/>
+          <w:sz w:val="28"/>
+          <w:szCs w:val="28"/>
+        </w:rPr>
+        <w:lastRenderedPageBreak/>
+        <w:t xml:space="preserve">1. Протокол </w:t>
+      </w:r>
+      <w:proofErr w:type="spellStart"/>
+      <w:r>
+        <w:rPr>
+          <w:rFonts w:ascii="Times New Roman" w:hAnsi="Times New Roman" w:cs="Times New Roman"/>
+          <w:b/>
+          <w:bCs/>
+          <w:sz w:val="28"/>
+          <w:szCs w:val="28"/>
+        </w:rPr>
+        <w:t>Нидхема</w:t>
+      </w:r>
+      <w:proofErr w:type="spellEnd"/>
+      <w:r>
+        <w:rPr>
+          <w:rFonts w:ascii="Times New Roman" w:hAnsi="Times New Roman" w:cs="Times New Roman"/>
+          <w:b/>
+          <w:bCs/>
+          <w:sz w:val="28"/>
+          <w:szCs w:val="28"/>
+        </w:rPr>
+        <w:t xml:space="preserve"> — Шрёдера (классический)</w:t>
+      </w:r>
+    </w:p>
+    <w:p>
+      <w:pPr>
+        <w:pStyle w:val="a6"/>
+        <w:spacing w:after="0" w:line="360" w:lineRule="auto"/>
+        <w:ind w:left="0" w:firstLine="851"/>
+        <w:rPr>
+          <w:rFonts w:ascii="Times New Roman" w:hAnsi="Times New Roman" w:cs="Times New Roman"/>
+          <w:b/>
+          <w:bCs/>
+          <w:sz w:val="28"/>
+          <w:szCs w:val="28"/>
+        </w:rPr>
+      </w:pPr>
+      <w:r>
+        <w:rPr>
+          <w:rFonts w:ascii="Times New Roman" w:hAnsi="Times New Roman" w:cs="Times New Roman"/>
+          <w:b/>
+          <w:bCs/>
+          <w:sz w:val="28"/>
+          <w:szCs w:val="28"/>
+        </w:rPr>
+        <w:t>Суть</w:t>
+      </w:r>
+      <w:r>
+        <w:rPr>
+          <w:rFonts w:ascii="Times New Roman" w:hAnsi="Times New Roman" w:cs="Times New Roman"/>
+          <w:b/>
+          <w:bCs/>
+          <w:sz w:val="28"/>
+          <w:szCs w:val="28"/>
+        </w:rPr>
+        <w:t xml:space="preserve">: </w:t>
+      </w:r>
+      <w:r>
+        <w:rPr>
+          <w:rFonts w:ascii="Times New Roman" w:hAnsi="Times New Roman" w:cs="Times New Roman"/>
+          <w:sz w:val="28"/>
+          <w:szCs w:val="28"/>
+        </w:rPr>
+        <w:t>Алиса и Боб хотят получить </w:t>
+      </w:r>
+      <w:r>
+        <w:rPr>
+          <w:rFonts w:ascii="Times New Roman" w:hAnsi="Times New Roman" w:cs="Times New Roman"/>
+          <w:b/>
+          <w:bCs/>
+          <w:sz w:val="28"/>
+          <w:szCs w:val="28"/>
+        </w:rPr>
+        <w:t>общий секретный ключ K</w:t>
+      </w:r>
+      <w:r>
+        <w:rPr>
+          <w:rFonts w:ascii="Times New Roman" w:hAnsi="Times New Roman" w:cs="Times New Roman"/>
+          <w:sz w:val="28"/>
+          <w:szCs w:val="28"/>
+        </w:rPr>
+        <w:t> (сеансовый), чтобы шифровать своё общение. У них нет общего ключа, но у каждого есть свой секретный ключ с </w:t>
+      </w:r>
+      <w:r>
+        <w:rPr>
+          <w:rFonts w:ascii="Times New Roman" w:hAnsi="Times New Roman" w:cs="Times New Roman"/>
+          <w:b/>
+          <w:bCs/>
+          <w:sz w:val="28"/>
+          <w:szCs w:val="28"/>
+        </w:rPr>
+        <w:t>Трентом (T)</w:t>
+      </w:r>
+      <w:r>
+        <w:rPr>
+          <w:rFonts w:ascii="Times New Roman" w:hAnsi="Times New Roman" w:cs="Times New Roman"/>
+          <w:sz w:val="28"/>
+          <w:szCs w:val="28"/>
+        </w:rPr>
+        <w:t> — доверенной стороной.</w:t>
+      </w:r>
+    </w:p>
+    <w:p>
+      <w:pPr>
+        <w:pStyle w:val="a6"/>
+        <w:spacing w:after="0" w:line="360" w:lineRule="auto"/>
+        <w:ind w:left="0" w:firstLine="851"/>
+        <w:rPr>
+          <w:rFonts w:ascii="Times New Roman" w:hAnsi="Times New Roman" w:cs="Times New Roman"/>
+          <w:b/>
+          <w:bCs/>
+          <w:sz w:val="28"/>
+          <w:szCs w:val="28"/>
+        </w:rPr>
+      </w:pPr>
+      <w:r>
+        <w:rPr>
+          <w:rFonts w:ascii="Times New Roman" w:hAnsi="Times New Roman" w:cs="Times New Roman"/>
+          <w:b/>
+          <w:bCs/>
+          <w:sz w:val="28"/>
+          <w:szCs w:val="28"/>
+        </w:rPr>
+        <w:t>Как работает (по шагам)</w:t>
+      </w:r>
+    </w:p>
+    <w:p>
+      <w:pPr>
+        <w:pStyle w:val="a6"/>
+        <w:spacing w:after="0" w:line="360" w:lineRule="auto"/>
+        <w:ind w:left="0" w:firstLine="851"/>
+        <w:rPr>
+          <w:rFonts w:ascii="Times New Roman" w:hAnsi="Times New Roman" w:cs="Times New Roman"/>
+          <w:b/>
+          <w:bCs/>
+          <w:sz w:val="28"/>
+          <w:szCs w:val="28"/>
+        </w:rPr>
+      </w:pPr>
+      <w:r>
+        <w:rPr>
+          <w:rFonts w:ascii="Times New Roman" w:hAnsi="Times New Roman" w:cs="Times New Roman"/>
+          <w:b/>
+          <w:bCs/>
+          <w:sz w:val="28"/>
+          <w:szCs w:val="28"/>
+        </w:rPr>
+        <w:t>Шаг 1. Алиса → Трент</w:t>
+      </w:r>
+    </w:p>
+    <w:p>
+      <w:pPr>
+        <w:pStyle w:val="a6"/>
+        <w:spacing w:after="0" w:line="360" w:lineRule="auto"/>
+        <w:ind w:left="0" w:firstLine="851"/>
+        <w:rPr>
+          <w:rFonts w:ascii="Times New Roman" w:hAnsi="Times New Roman" w:cs="Times New Roman"/>
+          <w:sz w:val="28"/>
+          <w:szCs w:val="28"/>
+        </w:rPr>
+      </w:pPr>
+      <w:r>
+        <w:rPr>
+          <w:rFonts w:ascii="Times New Roman" w:hAnsi="Times New Roman" w:cs="Times New Roman"/>
+          <w:sz w:val="28"/>
+          <w:szCs w:val="28"/>
+        </w:rPr>
+        <w:t>Алиса просит у Трента ключ для общения с Бобом.</w:t>
+      </w:r>
+      <w:r>
+        <w:rPr>
+          <w:rFonts w:ascii="Times New Roman" w:hAnsi="Times New Roman" w:cs="Times New Roman"/>
+          <w:sz w:val="28"/>
+          <w:szCs w:val="28"/>
+        </w:rPr>
+        <w:br/>
+        <w:t>Она говорит: «Я — Алиса, хочу говорить с Бобом, вот моё случайное число RA (чтобы потом убедиться, что ответ свежий)».</w:t>
+      </w:r>
+    </w:p>
+    <w:p>
+      <w:pPr>
+        <w:pStyle w:val="a6"/>
+        <w:spacing w:after="0" w:line="360" w:lineRule="auto"/>
+        <w:ind w:left="0" w:firstLine="851"/>
+        <w:rPr>
+          <w:rFonts w:ascii="Times New Roman" w:hAnsi="Times New Roman" w:cs="Times New Roman"/>
+          <w:b/>
+          <w:bCs/>
+          <w:sz w:val="28"/>
+          <w:szCs w:val="28"/>
+        </w:rPr>
+      </w:pPr>
+      <w:r>
+        <w:rPr>
+          <w:rFonts w:ascii="Times New Roman" w:hAnsi="Times New Roman" w:cs="Times New Roman"/>
+          <w:b/>
+          <w:bCs/>
+          <w:sz w:val="28"/>
+          <w:szCs w:val="28"/>
+        </w:rPr>
+        <w:t>Шаг 2. Трент → Алиса</w:t>
+      </w:r>
+    </w:p>
+    <w:p>
+      <w:pPr>
+        <w:pStyle w:val="a6"/>
+        <w:spacing w:after="0" w:line="360" w:lineRule="auto"/>
+        <w:ind w:left="0" w:firstLine="851"/>
+        <w:rPr>
+          <w:rFonts w:ascii="Times New Roman" w:hAnsi="Times New Roman" w:cs="Times New Roman"/>
+          <w:sz w:val="28"/>
+          <w:szCs w:val="28"/>
+        </w:rPr>
+      </w:pPr>
+      <w:r>
+        <w:rPr>
+          <w:rFonts w:ascii="Times New Roman" w:hAnsi="Times New Roman" w:cs="Times New Roman"/>
+          <w:sz w:val="28"/>
+          <w:szCs w:val="28"/>
+        </w:rPr>
+        <w:t>Трент генерирует </w:t>
+      </w:r>
+      <w:r>
+        <w:rPr>
+          <w:rFonts w:ascii="Times New Roman" w:hAnsi="Times New Roman" w:cs="Times New Roman"/>
+          <w:b/>
+          <w:bCs/>
+          <w:sz w:val="28"/>
+          <w:szCs w:val="28"/>
+        </w:rPr>
+        <w:t>сеансовый ключ K</w:t>
+      </w:r>
+      <w:r>
+        <w:rPr>
+          <w:rFonts w:ascii="Times New Roman" w:hAnsi="Times New Roman" w:cs="Times New Roman"/>
+          <w:sz w:val="28"/>
+          <w:szCs w:val="28"/>
+        </w:rPr>
+        <w:t>.</w:t>
+      </w:r>
+      <w:r>
+        <w:rPr>
+          <w:rFonts w:ascii="Times New Roman" w:hAnsi="Times New Roman" w:cs="Times New Roman"/>
+          <w:sz w:val="28"/>
+          <w:szCs w:val="28"/>
+        </w:rPr>
+        <w:br/>
+        <w:t>Он готовит два "конверта":</w:t>
+      </w:r>
+    </w:p>
+    <w:p>
+      <w:pPr>
+        <w:pStyle w:val="a6"/>
+        <w:numPr>
+          <w:ilvl w:val="0"/>
+          <w:numId w:val="28"/>
+        </w:numPr>
+        <w:spacing w:line="360" w:lineRule="auto"/>
+        <w:ind w:left="0" w:firstLine="851"/>
+        <w:rPr>
+          <w:rFonts w:ascii="Times New Roman" w:hAnsi="Times New Roman" w:cs="Times New Roman"/>
+          <w:sz w:val="28"/>
+          <w:szCs w:val="28"/>
+        </w:rPr>
+      </w:pPr>
+      <w:r>
+        <w:rPr>
+          <w:rFonts w:ascii="Times New Roman" w:hAnsi="Times New Roman" w:cs="Times New Roman"/>
+          <w:b/>
+          <w:bCs/>
+          <w:sz w:val="28"/>
+          <w:szCs w:val="28"/>
+        </w:rPr>
+        <w:t>Для Алисы</w:t>
+      </w:r>
+      <w:r>
+        <w:rPr>
+          <w:rFonts w:ascii="Times New Roman" w:hAnsi="Times New Roman" w:cs="Times New Roman"/>
+          <w:sz w:val="28"/>
+          <w:szCs w:val="28"/>
+        </w:rPr>
+        <w:t xml:space="preserve"> (зашифровано её ключом): внутри RA, имя Боба, ключ K </w:t>
+      </w:r>
+      <w:proofErr w:type="gramStart"/>
+      <w:r>
+        <w:rPr>
+          <w:rFonts w:ascii="Times New Roman" w:hAnsi="Times New Roman" w:cs="Times New Roman"/>
+          <w:sz w:val="28"/>
+          <w:szCs w:val="28"/>
+        </w:rPr>
+        <w:t>и...</w:t>
+      </w:r>
+      <w:proofErr w:type="gramEnd"/>
+      <w:r>
+        <w:rPr>
+          <w:rFonts w:ascii="Times New Roman" w:hAnsi="Times New Roman" w:cs="Times New Roman"/>
+          <w:sz w:val="28"/>
+          <w:szCs w:val="28"/>
+        </w:rPr>
+        <w:t xml:space="preserve"> второй конверт.</w:t>
+      </w:r>
+    </w:p>
+    <w:p>
+      <w:pPr>
+        <w:pStyle w:val="a6"/>
+        <w:numPr>
+          <w:ilvl w:val="0"/>
+          <w:numId w:val="28"/>
+        </w:numPr>
+        <w:spacing w:line="360" w:lineRule="auto"/>
+        <w:ind w:left="0" w:firstLine="851"/>
+        <w:rPr>
+          <w:rFonts w:ascii="Times New Roman" w:hAnsi="Times New Roman" w:cs="Times New Roman"/>
+          <w:sz w:val="28"/>
+          <w:szCs w:val="28"/>
+        </w:rPr>
+      </w:pPr>
+      <w:r>
+        <w:rPr>
+          <w:rFonts w:ascii="Times New Roman" w:hAnsi="Times New Roman" w:cs="Times New Roman"/>
+          <w:b/>
+          <w:bCs/>
+          <w:sz w:val="28"/>
+          <w:szCs w:val="28"/>
+        </w:rPr>
+        <w:t>Для Боба</w:t>
+      </w:r>
+      <w:r>
+        <w:rPr>
+          <w:rFonts w:ascii="Times New Roman" w:hAnsi="Times New Roman" w:cs="Times New Roman"/>
+          <w:sz w:val="28"/>
+          <w:szCs w:val="28"/>
+        </w:rPr>
+        <w:t> (зашифровано ключом Боба): внутри ключ K и имя Алисы.</w:t>
+      </w:r>
+    </w:p>
+    <w:p>
+      <w:pPr>
+        <w:pStyle w:val="a6"/>
+        <w:spacing w:after="0" w:line="360" w:lineRule="auto"/>
+        <w:ind w:left="0" w:firstLine="851"/>
+        <w:rPr>
+          <w:rFonts w:ascii="Times New Roman" w:hAnsi="Times New Roman" w:cs="Times New Roman"/>
+          <w:sz w:val="28"/>
+          <w:szCs w:val="28"/>
+        </w:rPr>
+      </w:pPr>
+      <w:r>
+        <w:rPr>
+          <w:rFonts w:ascii="Times New Roman" w:hAnsi="Times New Roman" w:cs="Times New Roman"/>
+          <w:sz w:val="28"/>
+          <w:szCs w:val="28"/>
+        </w:rPr>
+        <w:t>Трент отправляет Алисе её конверт.</w:t>
+      </w:r>
+    </w:p>
+    <w:p>
+      <w:pPr>
+        <w:pStyle w:val="a6"/>
+        <w:spacing w:after="0" w:line="360" w:lineRule="auto"/>
+        <w:ind w:left="0" w:firstLine="851"/>
+        <w:rPr>
+          <w:rFonts w:ascii="Times New Roman" w:hAnsi="Times New Roman" w:cs="Times New Roman"/>
+          <w:b/>
+          <w:bCs/>
+          <w:sz w:val="28"/>
+          <w:szCs w:val="28"/>
+        </w:rPr>
+      </w:pPr>
+      <w:r>
+        <w:rPr>
+          <w:rFonts w:ascii="Times New Roman" w:hAnsi="Times New Roman" w:cs="Times New Roman"/>
+          <w:b/>
+          <w:bCs/>
+          <w:sz w:val="28"/>
+          <w:szCs w:val="28"/>
+        </w:rPr>
+        <w:t>Шаг 3. Алиса → Боб</w:t>
+      </w:r>
+    </w:p>
+    <w:p>
+      <w:pPr>
+        <w:pStyle w:val="a6"/>
+        <w:spacing w:after="0" w:line="360" w:lineRule="auto"/>
+        <w:ind w:left="0" w:firstLine="851"/>
+        <w:rPr>
+          <w:rFonts w:ascii="Times New Roman" w:hAnsi="Times New Roman" w:cs="Times New Roman"/>
+          <w:sz w:val="28"/>
+          <w:szCs w:val="28"/>
+        </w:rPr>
+      </w:pPr>
+      <w:r>
+        <w:rPr>
+          <w:rFonts w:ascii="Times New Roman" w:hAnsi="Times New Roman" w:cs="Times New Roman"/>
+          <w:sz w:val="28"/>
+          <w:szCs w:val="28"/>
+        </w:rPr>
+        <w:t>Алиса расшифровывает свой конверт. Проверяет, что RA совпадает (значит, ответ не старый).</w:t>
+      </w:r>
+      <w:r>
+        <w:rPr>
+          <w:rFonts w:ascii="Times New Roman" w:hAnsi="Times New Roman" w:cs="Times New Roman"/>
+          <w:sz w:val="28"/>
+          <w:szCs w:val="28"/>
+        </w:rPr>
+        <w:br/>
+        <w:t>Затем она </w:t>
+      </w:r>
+      <w:r>
+        <w:rPr>
+          <w:rFonts w:ascii="Times New Roman" w:hAnsi="Times New Roman" w:cs="Times New Roman"/>
+          <w:b/>
+          <w:bCs/>
+          <w:sz w:val="28"/>
+          <w:szCs w:val="28"/>
+        </w:rPr>
+        <w:t>пересылает Бобу</w:t>
+      </w:r>
+      <w:r>
+        <w:rPr>
+          <w:rFonts w:ascii="Times New Roman" w:hAnsi="Times New Roman" w:cs="Times New Roman"/>
+          <w:sz w:val="28"/>
+          <w:szCs w:val="28"/>
+        </w:rPr>
+        <w:t> конверт, который Трент приготовил для Боба.</w:t>
+      </w:r>
+    </w:p>
+    <w:p>
+      <w:pPr>
+        <w:pStyle w:val="a6"/>
+        <w:spacing w:after="0" w:line="360" w:lineRule="auto"/>
+        <w:ind w:left="0" w:firstLine="851"/>
+        <w:rPr>
+          <w:rFonts w:ascii="Times New Roman" w:hAnsi="Times New Roman" w:cs="Times New Roman"/>
+          <w:b/>
+          <w:bCs/>
+          <w:sz w:val="28"/>
+          <w:szCs w:val="28"/>
+        </w:rPr>
+      </w:pPr>
+      <w:r>
+        <w:rPr>
+          <w:rFonts w:ascii="Times New Roman" w:hAnsi="Times New Roman" w:cs="Times New Roman"/>
+          <w:b/>
+          <w:bCs/>
+          <w:sz w:val="28"/>
+          <w:szCs w:val="28"/>
+        </w:rPr>
+        <w:t>Шаг 4. Боб → Алиса</w:t>
+      </w:r>
+    </w:p>
+    <w:p>
+      <w:pPr>
+        <w:pStyle w:val="a6"/>
+        <w:spacing w:after="0" w:line="360" w:lineRule="auto"/>
+        <w:ind w:left="0" w:firstLine="851"/>
+        <w:rPr>
+          <w:rFonts w:ascii="Times New Roman" w:hAnsi="Times New Roman" w:cs="Times New Roman"/>
+          <w:sz w:val="28"/>
+          <w:szCs w:val="28"/>
+        </w:rPr>
+      </w:pPr>
+      <w:r>
+        <w:rPr>
+          <w:rFonts w:ascii="Times New Roman" w:hAnsi="Times New Roman" w:cs="Times New Roman"/>
+          <w:sz w:val="28"/>
+          <w:szCs w:val="28"/>
+        </w:rPr>
+        <w:t>Боб расшифровывает свой конверт, достаёт ключ K.</w:t>
+      </w:r>
+      <w:r>
+        <w:rPr>
+          <w:rFonts w:ascii="Times New Roman" w:hAnsi="Times New Roman" w:cs="Times New Roman"/>
+          <w:sz w:val="28"/>
+          <w:szCs w:val="28"/>
+        </w:rPr>
+        <w:br/>
+        <w:t>Чтобы убедиться, что Алиса жива и тоже знает K, Боб генерирует своё случайное число RB, шифрует его ключом K и отправляет Алисе.</w:t>
+      </w:r>
+    </w:p>
+    <w:p>
+      <w:pPr>
+        <w:pStyle w:val="a6"/>
+        <w:spacing w:after="0" w:line="360" w:lineRule="auto"/>
+        <w:ind w:left="0" w:firstLine="851"/>
+        <w:rPr>
+          <w:rFonts w:ascii="Times New Roman" w:hAnsi="Times New Roman" w:cs="Times New Roman"/>
+          <w:b/>
+          <w:bCs/>
+          <w:sz w:val="28"/>
+          <w:szCs w:val="28"/>
+        </w:rPr>
+      </w:pPr>
+      <w:r>
+        <w:rPr>
+          <w:rFonts w:ascii="Times New Roman" w:hAnsi="Times New Roman" w:cs="Times New Roman"/>
+          <w:b/>
+          <w:bCs/>
+          <w:sz w:val="28"/>
+          <w:szCs w:val="28"/>
+        </w:rPr>
+        <w:t>Шаг 5. Алиса → Боб</w:t>
+      </w:r>
+    </w:p>
+    <w:p>
+      <w:pPr>
+        <w:pStyle w:val="a6"/>
+        <w:spacing w:after="0" w:line="360" w:lineRule="auto"/>
+        <w:ind w:left="0" w:firstLine="851"/>
+        <w:rPr>
+          <w:rFonts w:ascii="Times New Roman" w:hAnsi="Times New Roman" w:cs="Times New Roman"/>
+          <w:sz w:val="28"/>
+          <w:szCs w:val="28"/>
+        </w:rPr>
+      </w:pPr>
+      <w:r>
+        <w:rPr>
+          <w:rFonts w:ascii="Times New Roman" w:hAnsi="Times New Roman" w:cs="Times New Roman"/>
+          <w:sz w:val="28"/>
+          <w:szCs w:val="28"/>
+        </w:rPr>
+        <w:t>Алиса расшифровывает RB, вычитает 1, шифрует обратно ключом K и отправляет Бобу.</w:t>
+      </w:r>
+    </w:p>
+    <w:p>
+      <w:pPr>
+        <w:pStyle w:val="a6"/>
+        <w:spacing w:after="0" w:line="360" w:lineRule="auto"/>
+        <w:ind w:left="0" w:firstLine="851"/>
+        <w:rPr>
+          <w:rFonts w:ascii="Times New Roman" w:hAnsi="Times New Roman" w:cs="Times New Roman"/>
+          <w:sz w:val="28"/>
+          <w:szCs w:val="28"/>
+        </w:rPr>
+      </w:pPr>
+      <w:r>
+        <w:rPr>
+          <w:rFonts w:ascii="Segoe UI Emoji" w:hAnsi="Segoe UI Emoji" w:cs="Segoe UI Emoji"/>
+          <w:sz w:val="28"/>
+          <w:szCs w:val="28"/>
+        </w:rPr>
+        <w:t>✅</w:t>
+      </w:r>
+      <w:r>
+        <w:rPr>
+          <w:rFonts w:ascii="Times New Roman" w:hAnsi="Times New Roman" w:cs="Times New Roman"/>
+          <w:sz w:val="28"/>
+          <w:szCs w:val="28"/>
+        </w:rPr>
+        <w:t> </w:t>
+      </w:r>
+      <w:r>
+        <w:rPr>
+          <w:rFonts w:ascii="Times New Roman" w:hAnsi="Times New Roman" w:cs="Times New Roman"/>
+          <w:b/>
+          <w:bCs/>
+          <w:sz w:val="28"/>
+          <w:szCs w:val="28"/>
+        </w:rPr>
+        <w:t>Боб проверяет</w:t>
+      </w:r>
+      <w:r>
+        <w:rPr>
+          <w:rFonts w:ascii="Times New Roman" w:hAnsi="Times New Roman" w:cs="Times New Roman"/>
+          <w:sz w:val="28"/>
+          <w:szCs w:val="28"/>
+        </w:rPr>
+        <w:t> — если получил (RB−1), значит, Алиса действительно знает K.</w:t>
+      </w:r>
+    </w:p>
+    <w:p>
+      <w:pPr>
+        <w:pStyle w:val="a6"/>
+        <w:spacing w:after="0" w:line="360" w:lineRule="auto"/>
+        <w:ind w:left="0" w:firstLine="851"/>
+        <w:rPr>
+          <w:rFonts w:ascii="Times New Roman" w:hAnsi="Times New Roman" w:cs="Times New Roman"/>
+          <w:b/>
+          <w:bCs/>
+          <w:sz w:val="28"/>
+          <w:szCs w:val="28"/>
+        </w:rPr>
+      </w:pPr>
+      <w:r>
+        <w:rPr>
+          <w:rFonts w:ascii="Times New Roman" w:hAnsi="Times New Roman" w:cs="Times New Roman"/>
+          <w:b/>
+          <w:bCs/>
+          <w:sz w:val="28"/>
+          <w:szCs w:val="28"/>
+        </w:rPr>
+        <w:t>Главная идея</w:t>
+      </w:r>
+    </w:p>
+    <w:p>
+      <w:pPr>
+        <w:pStyle w:val="a6"/>
+        <w:spacing w:after="0" w:line="360" w:lineRule="auto"/>
+        <w:ind w:left="0" w:firstLine="851"/>
+        <w:rPr>
+          <w:rFonts w:ascii="Times New Roman" w:hAnsi="Times New Roman" w:cs="Times New Roman"/>
+          <w:sz w:val="28"/>
+          <w:szCs w:val="28"/>
+        </w:rPr>
+      </w:pPr>
+      <w:r>
+        <w:rPr>
+          <w:rFonts w:ascii="Times New Roman" w:hAnsi="Times New Roman" w:cs="Times New Roman"/>
+          <w:sz w:val="28"/>
+          <w:szCs w:val="28"/>
+        </w:rPr>
+        <w:lastRenderedPageBreak/>
+        <w:t>Трент распределяет ключ </w:t>
+      </w:r>
+      <w:r>
+        <w:rPr>
+          <w:rFonts w:ascii="Times New Roman" w:hAnsi="Times New Roman" w:cs="Times New Roman"/>
+          <w:b/>
+          <w:bCs/>
+          <w:sz w:val="28"/>
+          <w:szCs w:val="28"/>
+        </w:rPr>
+        <w:t>через Алису</w:t>
+      </w:r>
+      <w:r>
+        <w:rPr>
+          <w:rFonts w:ascii="Times New Roman" w:hAnsi="Times New Roman" w:cs="Times New Roman"/>
+          <w:sz w:val="28"/>
+          <w:szCs w:val="28"/>
+        </w:rPr>
+        <w:t>. Алиса — "почтальон", который передаёт ключ Бобу.</w:t>
+      </w:r>
+      <w:r>
+        <w:rPr>
+          <w:rFonts w:ascii="Times New Roman" w:hAnsi="Times New Roman" w:cs="Times New Roman"/>
+          <w:sz w:val="28"/>
+          <w:szCs w:val="28"/>
+        </w:rPr>
+        <w:br/>
+        <w:t>В конце — </w:t>
+      </w:r>
+      <w:r>
+        <w:rPr>
+          <w:rFonts w:ascii="Times New Roman" w:hAnsi="Times New Roman" w:cs="Times New Roman"/>
+          <w:b/>
+          <w:bCs/>
+          <w:sz w:val="28"/>
+          <w:szCs w:val="28"/>
+        </w:rPr>
+        <w:t>рукопожатие</w:t>
+      </w:r>
+      <w:r>
+        <w:rPr>
+          <w:rFonts w:ascii="Times New Roman" w:hAnsi="Times New Roman" w:cs="Times New Roman"/>
+          <w:sz w:val="28"/>
+          <w:szCs w:val="28"/>
+        </w:rPr>
+        <w:t> (RB и RB−1), чтобы убедиться, что ключ работает.</w:t>
+      </w:r>
+    </w:p>
+    <w:p>
+      <w:pPr>
+        <w:pStyle w:val="a6"/>
+        <w:spacing w:after="0" w:line="360" w:lineRule="auto"/>
+        <w:ind w:left="0" w:firstLine="851"/>
+        <w:rPr>
+          <w:rFonts w:ascii="Times New Roman" w:hAnsi="Times New Roman" w:cs="Times New Roman"/>
+          <w:b/>
+          <w:bCs/>
+          <w:sz w:val="28"/>
+          <w:szCs w:val="28"/>
+        </w:rPr>
+      </w:pPr>
+      <w:r>
+        <w:rPr>
+          <w:rFonts w:ascii="Times New Roman" w:hAnsi="Times New Roman" w:cs="Times New Roman"/>
+          <w:b/>
+          <w:bCs/>
+          <w:sz w:val="28"/>
+          <w:szCs w:val="28"/>
+        </w:rPr>
+        <w:t>Уязвимость (почему Отвей — Рис лучше)</w:t>
+      </w:r>
+    </w:p>
+    <w:p>
+      <w:pPr>
+        <w:pStyle w:val="a6"/>
+        <w:spacing w:after="0" w:line="360" w:lineRule="auto"/>
+        <w:ind w:left="0" w:firstLine="851"/>
+        <w:rPr>
+          <w:rFonts w:ascii="Times New Roman" w:hAnsi="Times New Roman" w:cs="Times New Roman"/>
+          <w:sz w:val="28"/>
+          <w:szCs w:val="28"/>
+        </w:rPr>
+      </w:pPr>
+      <w:r>
+        <w:rPr>
+          <w:rFonts w:ascii="Times New Roman" w:hAnsi="Times New Roman" w:cs="Times New Roman"/>
+          <w:sz w:val="28"/>
+          <w:szCs w:val="28"/>
+        </w:rPr>
+        <w:t xml:space="preserve">В классическом </w:t>
+      </w:r>
+      <w:proofErr w:type="spellStart"/>
+      <w:r>
+        <w:rPr>
+          <w:rFonts w:ascii="Times New Roman" w:hAnsi="Times New Roman" w:cs="Times New Roman"/>
+          <w:sz w:val="28"/>
+          <w:szCs w:val="28"/>
+        </w:rPr>
+        <w:t>Нидхема</w:t>
+      </w:r>
+      <w:proofErr w:type="spellEnd"/>
+      <w:r>
+        <w:rPr>
+          <w:rFonts w:ascii="Times New Roman" w:hAnsi="Times New Roman" w:cs="Times New Roman"/>
+          <w:sz w:val="28"/>
+          <w:szCs w:val="28"/>
+        </w:rPr>
+        <w:t xml:space="preserve"> — Шрёдера </w:t>
+      </w:r>
+      <w:r>
+        <w:rPr>
+          <w:rFonts w:ascii="Times New Roman" w:hAnsi="Times New Roman" w:cs="Times New Roman"/>
+          <w:b/>
+          <w:bCs/>
+          <w:sz w:val="28"/>
+          <w:szCs w:val="28"/>
+        </w:rPr>
+        <w:t>нет привязки к порядковому номеру (I)</w:t>
+      </w:r>
+      <w:r>
+        <w:rPr>
+          <w:rFonts w:ascii="Times New Roman" w:hAnsi="Times New Roman" w:cs="Times New Roman"/>
+          <w:sz w:val="28"/>
+          <w:szCs w:val="28"/>
+        </w:rPr>
+        <w:t>. Злоумышленник может подменить сообщение, если перехватит старый сеанс.</w:t>
+      </w:r>
+    </w:p>
+    <w:p>
+      <w:pPr>
+        <w:pStyle w:val="a6"/>
+        <w:spacing w:after="0" w:line="360" w:lineRule="auto"/>
+        <w:ind w:left="0" w:firstLine="851"/>
+        <w:rPr>
+          <w:rFonts w:ascii="Times New Roman" w:hAnsi="Times New Roman" w:cs="Times New Roman"/>
+          <w:sz w:val="28"/>
+          <w:szCs w:val="28"/>
+        </w:rPr>
+      </w:pPr>
+      <w:r>
+        <w:rPr>
+          <w:rFonts w:ascii="Times New Roman" w:hAnsi="Times New Roman" w:cs="Times New Roman"/>
+          <w:sz w:val="28"/>
+          <w:szCs w:val="28"/>
+        </w:rPr>
+        <w:pict w14:anchorId="7A402B5D">
+          <v:rect id="_x0000_i1071" style="width:0;height:.75pt" o:hralign="center" o:hrstd="t" o:hr="t" fillcolor="#a0a0a0" stroked="f"/>
+        </w:pict>
+      </w:r>
+    </w:p>
+    <w:p>
+      <w:pPr>
+        <w:pStyle w:val="a6"/>
+        <w:spacing w:after="0" w:line="360" w:lineRule="auto"/>
+        <w:ind w:left="0" w:firstLine="851"/>
+        <w:rPr>
+          <w:rFonts w:ascii="Times New Roman" w:hAnsi="Times New Roman" w:cs="Times New Roman"/>
+          <w:b/>
+          <w:bCs/>
+          <w:sz w:val="28"/>
+          <w:szCs w:val="28"/>
+        </w:rPr>
+      </w:pPr>
+      <w:r>
+        <w:rPr>
+          <w:rFonts w:ascii="Times New Roman" w:hAnsi="Times New Roman" w:cs="Times New Roman"/>
+          <w:b/>
+          <w:bCs/>
+          <w:sz w:val="28"/>
+          <w:szCs w:val="28"/>
+        </w:rPr>
+        <w:t xml:space="preserve">2. Протокол </w:t>
+      </w:r>
+      <w:proofErr w:type="spellStart"/>
+      <w:r>
+        <w:rPr>
+          <w:rFonts w:ascii="Times New Roman" w:hAnsi="Times New Roman" w:cs="Times New Roman"/>
+          <w:b/>
+          <w:bCs/>
+          <w:sz w:val="28"/>
+          <w:szCs w:val="28"/>
+        </w:rPr>
+        <w:t>Отвея</w:t>
+      </w:r>
+      <w:proofErr w:type="spellEnd"/>
+      <w:r>
+        <w:rPr>
+          <w:rFonts w:ascii="Times New Roman" w:hAnsi="Times New Roman" w:cs="Times New Roman"/>
+          <w:b/>
+          <w:bCs/>
+          <w:sz w:val="28"/>
+          <w:szCs w:val="28"/>
+        </w:rPr>
+        <w:t xml:space="preserve"> — Риса</w:t>
+      </w:r>
+    </w:p>
+    <w:p>
+      <w:pPr>
+        <w:pStyle w:val="a6"/>
+        <w:spacing w:after="0" w:line="360" w:lineRule="auto"/>
+        <w:ind w:left="0" w:firstLine="851"/>
+        <w:rPr>
+          <w:rFonts w:ascii="Times New Roman" w:hAnsi="Times New Roman" w:cs="Times New Roman"/>
+          <w:b/>
+          <w:bCs/>
+          <w:sz w:val="28"/>
+          <w:szCs w:val="28"/>
+        </w:rPr>
+      </w:pPr>
+      <w:r>
+        <w:rPr>
+          <w:rFonts w:ascii="Times New Roman" w:hAnsi="Times New Roman" w:cs="Times New Roman"/>
+          <w:b/>
+          <w:bCs/>
+          <w:sz w:val="28"/>
+          <w:szCs w:val="28"/>
+        </w:rPr>
+        <w:t>Суть</w:t>
+      </w:r>
+    </w:p>
+    <w:p>
+      <w:pPr>
+        <w:pStyle w:val="a6"/>
+        <w:spacing w:after="0" w:line="360" w:lineRule="auto"/>
+        <w:ind w:left="0" w:firstLine="851"/>
+        <w:rPr>
+          <w:rFonts w:ascii="Times New Roman" w:hAnsi="Times New Roman" w:cs="Times New Roman"/>
+          <w:sz w:val="28"/>
+          <w:szCs w:val="28"/>
+        </w:rPr>
+      </w:pPr>
+      <w:r>
+        <w:rPr>
+          <w:rFonts w:ascii="Times New Roman" w:hAnsi="Times New Roman" w:cs="Times New Roman"/>
+          <w:sz w:val="28"/>
+          <w:szCs w:val="28"/>
+        </w:rPr>
+        <w:t>То же самое: Алиса и Боб хотят получить общий ключ K через Трента.</w:t>
+      </w:r>
+      <w:r>
+        <w:rPr>
+          <w:rFonts w:ascii="Times New Roman" w:hAnsi="Times New Roman" w:cs="Times New Roman"/>
+          <w:sz w:val="28"/>
+          <w:szCs w:val="28"/>
+        </w:rPr>
+        <w:br/>
+      </w:r>
+      <w:r>
+        <w:rPr>
+          <w:rFonts w:ascii="Times New Roman" w:hAnsi="Times New Roman" w:cs="Times New Roman"/>
+          <w:b/>
+          <w:bCs/>
+          <w:sz w:val="28"/>
+          <w:szCs w:val="28"/>
+        </w:rPr>
+        <w:t>Главное отличие</w:t>
+      </w:r>
+      <w:r>
+        <w:rPr>
+          <w:rFonts w:ascii="Times New Roman" w:hAnsi="Times New Roman" w:cs="Times New Roman"/>
+          <w:sz w:val="28"/>
+          <w:szCs w:val="28"/>
+        </w:rPr>
+        <w:t> — появляется </w:t>
+      </w:r>
+      <w:r>
+        <w:rPr>
+          <w:rFonts w:ascii="Times New Roman" w:hAnsi="Times New Roman" w:cs="Times New Roman"/>
+          <w:b/>
+          <w:bCs/>
+          <w:sz w:val="28"/>
+          <w:szCs w:val="28"/>
+        </w:rPr>
+        <w:t>порядковый номер I</w:t>
+      </w:r>
+      <w:r>
+        <w:rPr>
+          <w:rFonts w:ascii="Times New Roman" w:hAnsi="Times New Roman" w:cs="Times New Roman"/>
+          <w:sz w:val="28"/>
+          <w:szCs w:val="28"/>
+        </w:rPr>
+        <w:t> (от 1 до 10), который привязывает все сообщения к конкретному сеансу.</w:t>
+      </w:r>
+    </w:p>
+    <w:p>
+      <w:pPr>
+        <w:pStyle w:val="a6"/>
+        <w:spacing w:after="0" w:line="360" w:lineRule="auto"/>
+        <w:ind w:left="0" w:firstLine="851"/>
+        <w:rPr>
+          <w:rFonts w:ascii="Times New Roman" w:hAnsi="Times New Roman" w:cs="Times New Roman"/>
+          <w:b/>
+          <w:bCs/>
+          <w:sz w:val="28"/>
+          <w:szCs w:val="28"/>
+        </w:rPr>
+      </w:pPr>
+      <w:r>
+        <w:rPr>
+          <w:rFonts w:ascii="Times New Roman" w:hAnsi="Times New Roman" w:cs="Times New Roman"/>
+          <w:b/>
+          <w:bCs/>
+          <w:sz w:val="28"/>
+          <w:szCs w:val="28"/>
+        </w:rPr>
+        <w:t>Как работает (по шагам)</w:t>
+      </w:r>
+    </w:p>
+    <w:p>
+      <w:pPr>
+        <w:pStyle w:val="a6"/>
+        <w:spacing w:after="0" w:line="360" w:lineRule="auto"/>
+        <w:ind w:left="0" w:firstLine="851"/>
+        <w:rPr>
+          <w:rFonts w:ascii="Times New Roman" w:hAnsi="Times New Roman" w:cs="Times New Roman"/>
+          <w:b/>
+          <w:bCs/>
+          <w:sz w:val="28"/>
+          <w:szCs w:val="28"/>
+        </w:rPr>
+      </w:pPr>
+      <w:r>
+        <w:rPr>
+          <w:rFonts w:ascii="Times New Roman" w:hAnsi="Times New Roman" w:cs="Times New Roman"/>
+          <w:b/>
+          <w:bCs/>
+          <w:sz w:val="28"/>
+          <w:szCs w:val="28"/>
+        </w:rPr>
+        <w:t>Шаг 1. Алиса → Боб</w:t>
+      </w:r>
+    </w:p>
+    <w:p>
+      <w:pPr>
+        <w:pStyle w:val="a6"/>
+        <w:spacing w:after="0" w:line="360" w:lineRule="auto"/>
+        <w:ind w:left="0" w:firstLine="851"/>
+        <w:rPr>
+          <w:rFonts w:ascii="Times New Roman" w:hAnsi="Times New Roman" w:cs="Times New Roman"/>
+          <w:sz w:val="28"/>
+          <w:szCs w:val="28"/>
+        </w:rPr>
+      </w:pPr>
+      <w:r>
+        <w:rPr>
+          <w:rFonts w:ascii="Times New Roman" w:hAnsi="Times New Roman" w:cs="Times New Roman"/>
+          <w:sz w:val="28"/>
+          <w:szCs w:val="28"/>
+        </w:rPr>
+        <w:t>Алиса </w:t>
+      </w:r>
+      <w:r>
+        <w:rPr>
+          <w:rFonts w:ascii="Times New Roman" w:hAnsi="Times New Roman" w:cs="Times New Roman"/>
+          <w:b/>
+          <w:bCs/>
+          <w:sz w:val="28"/>
+          <w:szCs w:val="28"/>
+        </w:rPr>
+        <w:t>не идёт сразу к Тренту</w:t>
+      </w:r>
+      <w:r>
+        <w:rPr>
+          <w:rFonts w:ascii="Times New Roman" w:hAnsi="Times New Roman" w:cs="Times New Roman"/>
+          <w:sz w:val="28"/>
+          <w:szCs w:val="28"/>
+        </w:rPr>
+        <w:t>. Она сначала посылает Бобу:</w:t>
+      </w:r>
+    </w:p>
+    <w:p>
+      <w:pPr>
+        <w:pStyle w:val="a6"/>
+        <w:numPr>
+          <w:ilvl w:val="0"/>
+          <w:numId w:val="29"/>
+        </w:numPr>
+        <w:spacing w:line="360" w:lineRule="auto"/>
+        <w:ind w:left="0" w:firstLine="851"/>
+        <w:rPr>
+          <w:rFonts w:ascii="Times New Roman" w:hAnsi="Times New Roman" w:cs="Times New Roman"/>
+          <w:sz w:val="28"/>
+          <w:szCs w:val="28"/>
+        </w:rPr>
+      </w:pPr>
+      <w:r>
+        <w:rPr>
+          <w:rFonts w:ascii="Times New Roman" w:hAnsi="Times New Roman" w:cs="Times New Roman"/>
+          <w:sz w:val="28"/>
+          <w:szCs w:val="28"/>
+        </w:rPr>
+        <w:t>Открыто: I, A, B</w:t>
+      </w:r>
+    </w:p>
+    <w:p>
+      <w:pPr>
+        <w:pStyle w:val="a6"/>
+        <w:numPr>
+          <w:ilvl w:val="0"/>
+          <w:numId w:val="29"/>
+        </w:numPr>
+        <w:spacing w:line="360" w:lineRule="auto"/>
+        <w:ind w:left="0" w:firstLine="851"/>
+        <w:rPr>
+          <w:rFonts w:ascii="Times New Roman" w:hAnsi="Times New Roman" w:cs="Times New Roman"/>
+          <w:sz w:val="28"/>
+          <w:szCs w:val="28"/>
+        </w:rPr>
+      </w:pPr>
+      <w:proofErr w:type="spellStart"/>
+      <w:r>
+        <w:rPr>
+          <w:rFonts w:ascii="Times New Roman" w:hAnsi="Times New Roman" w:cs="Times New Roman"/>
+          <w:sz w:val="28"/>
+          <w:szCs w:val="28"/>
+        </w:rPr>
+        <w:t>Зашифрованно</w:t>
+      </w:r>
+      <w:proofErr w:type="spellEnd"/>
+      <w:r>
+        <w:rPr>
+          <w:rFonts w:ascii="Times New Roman" w:hAnsi="Times New Roman" w:cs="Times New Roman"/>
+          <w:sz w:val="28"/>
+          <w:szCs w:val="28"/>
+        </w:rPr>
+        <w:t xml:space="preserve"> (ключом Алисы с Трентом): I, A, B, RA</w:t>
+      </w:r>
+    </w:p>
+    <w:p>
+      <w:pPr>
+        <w:pStyle w:val="a6"/>
+        <w:spacing w:after="0" w:line="360" w:lineRule="auto"/>
+        <w:ind w:left="0" w:firstLine="851"/>
+        <w:rPr>
+          <w:rFonts w:ascii="Times New Roman" w:hAnsi="Times New Roman" w:cs="Times New Roman"/>
+          <w:sz w:val="28"/>
+          <w:szCs w:val="28"/>
+        </w:rPr>
+      </w:pPr>
+      <w:r>
+        <w:rPr>
+          <w:rFonts w:ascii="Times New Roman" w:hAnsi="Times New Roman" w:cs="Times New Roman"/>
+          <w:sz w:val="28"/>
+          <w:szCs w:val="28"/>
+        </w:rPr>
+        <w:t>То есть Алиса "запаковывает" запрос и отправляет </w:t>
+      </w:r>
+      <w:r>
+        <w:rPr>
+          <w:rFonts w:ascii="Times New Roman" w:hAnsi="Times New Roman" w:cs="Times New Roman"/>
+          <w:b/>
+          <w:bCs/>
+          <w:sz w:val="28"/>
+          <w:szCs w:val="28"/>
+        </w:rPr>
+        <w:t>через Боба</w:t>
+      </w:r>
+      <w:r>
+        <w:rPr>
+          <w:rFonts w:ascii="Times New Roman" w:hAnsi="Times New Roman" w:cs="Times New Roman"/>
+          <w:sz w:val="28"/>
+          <w:szCs w:val="28"/>
+        </w:rPr>
+        <w:t>.</w:t>
+      </w:r>
+    </w:p>
+    <w:p>
+      <w:pPr>
+        <w:pStyle w:val="a6"/>
+        <w:spacing w:after="0" w:line="360" w:lineRule="auto"/>
+        <w:ind w:left="0" w:firstLine="851"/>
+        <w:rPr>
+          <w:rFonts w:ascii="Times New Roman" w:hAnsi="Times New Roman" w:cs="Times New Roman"/>
+          <w:b/>
+          <w:bCs/>
+          <w:sz w:val="28"/>
+          <w:szCs w:val="28"/>
+        </w:rPr>
+      </w:pPr>
+      <w:r>
+        <w:rPr>
+          <w:rFonts w:ascii="Times New Roman" w:hAnsi="Times New Roman" w:cs="Times New Roman"/>
+          <w:b/>
+          <w:bCs/>
+          <w:sz w:val="28"/>
+          <w:szCs w:val="28"/>
+        </w:rPr>
+        <w:t>Шаг 2. Боб → Трент</w:t>
+      </w:r>
+    </w:p>
+    <w:p>
+      <w:pPr>
+        <w:pStyle w:val="a6"/>
+        <w:spacing w:after="0" w:line="360" w:lineRule="auto"/>
+        <w:ind w:left="0" w:firstLine="851"/>
+        <w:rPr>
+          <w:rFonts w:ascii="Times New Roman" w:hAnsi="Times New Roman" w:cs="Times New Roman"/>
+          <w:sz w:val="28"/>
+          <w:szCs w:val="28"/>
+        </w:rPr>
+      </w:pPr>
+      <w:r>
+        <w:rPr>
+          <w:rFonts w:ascii="Times New Roman" w:hAnsi="Times New Roman" w:cs="Times New Roman"/>
+          <w:sz w:val="28"/>
+          <w:szCs w:val="28"/>
+        </w:rPr>
+        <w:t>Боб добавляет </w:t>
+      </w:r>
+      <w:r>
+        <w:rPr>
+          <w:rFonts w:ascii="Times New Roman" w:hAnsi="Times New Roman" w:cs="Times New Roman"/>
+          <w:b/>
+          <w:bCs/>
+          <w:sz w:val="28"/>
+          <w:szCs w:val="28"/>
+        </w:rPr>
+        <w:t>свою часть</w:t>
+      </w:r>
+      <w:r>
+        <w:rPr>
+          <w:rFonts w:ascii="Times New Roman" w:hAnsi="Times New Roman" w:cs="Times New Roman"/>
+          <w:sz w:val="28"/>
+          <w:szCs w:val="28"/>
+        </w:rPr>
+        <w:t>:</w:t>
+      </w:r>
+    </w:p>
+    <w:p>
+      <w:pPr>
+        <w:pStyle w:val="a6"/>
+        <w:numPr>
+          <w:ilvl w:val="0"/>
+          <w:numId w:val="30"/>
+        </w:numPr>
+        <w:spacing w:line="360" w:lineRule="auto"/>
+        <w:ind w:left="0" w:firstLine="851"/>
+        <w:rPr>
+          <w:rFonts w:ascii="Times New Roman" w:hAnsi="Times New Roman" w:cs="Times New Roman"/>
+          <w:sz w:val="28"/>
+          <w:szCs w:val="28"/>
+        </w:rPr>
+      </w:pPr>
+      <w:r>
+        <w:rPr>
+          <w:rFonts w:ascii="Times New Roman" w:hAnsi="Times New Roman" w:cs="Times New Roman"/>
+          <w:sz w:val="28"/>
+          <w:szCs w:val="28"/>
+        </w:rPr>
+        <w:t>Пересылает Тренту то, что получил от Алисы</w:t>
+      </w:r>
+    </w:p>
+    <w:p>
+      <w:pPr>
+        <w:pStyle w:val="a6"/>
+        <w:numPr>
+          <w:ilvl w:val="0"/>
+          <w:numId w:val="30"/>
+        </w:numPr>
+        <w:spacing w:line="360" w:lineRule="auto"/>
+        <w:ind w:left="0" w:firstLine="851"/>
+        <w:rPr>
+          <w:rFonts w:ascii="Times New Roman" w:hAnsi="Times New Roman" w:cs="Times New Roman"/>
+          <w:sz w:val="28"/>
+          <w:szCs w:val="28"/>
+        </w:rPr>
+      </w:pPr>
+      <w:r>
+        <w:rPr>
+          <w:rFonts w:ascii="Times New Roman" w:hAnsi="Times New Roman" w:cs="Times New Roman"/>
+          <w:sz w:val="28"/>
+          <w:szCs w:val="28"/>
+        </w:rPr>
+        <w:t>И добавляет </w:t>
+      </w:r>
+      <w:r>
+        <w:rPr>
+          <w:rFonts w:ascii="Times New Roman" w:hAnsi="Times New Roman" w:cs="Times New Roman"/>
+          <w:b/>
+          <w:bCs/>
+          <w:sz w:val="28"/>
+          <w:szCs w:val="28"/>
+        </w:rPr>
+        <w:t>своё зашифрованное сообщение</w:t>
+      </w:r>
+      <w:r>
+        <w:rPr>
+          <w:rFonts w:ascii="Times New Roman" w:hAnsi="Times New Roman" w:cs="Times New Roman"/>
+          <w:sz w:val="28"/>
+          <w:szCs w:val="28"/>
+        </w:rPr>
+        <w:t> (ключом Боба с Трентом): I, A, B, RB</w:t>
+      </w:r>
+    </w:p>
+    <w:p>
+      <w:pPr>
+        <w:pStyle w:val="a6"/>
+        <w:spacing w:after="0" w:line="360" w:lineRule="auto"/>
+        <w:ind w:left="0" w:firstLine="851"/>
+        <w:rPr>
+          <w:rFonts w:ascii="Times New Roman" w:hAnsi="Times New Roman" w:cs="Times New Roman"/>
+          <w:sz w:val="28"/>
+          <w:szCs w:val="28"/>
+        </w:rPr>
+      </w:pPr>
+      <w:r>
+        <w:rPr>
+          <w:rFonts w:ascii="Times New Roman" w:hAnsi="Times New Roman" w:cs="Times New Roman"/>
+          <w:sz w:val="28"/>
+          <w:szCs w:val="28"/>
+        </w:rPr>
+        <w:t>Теперь у Трента есть </w:t>
+      </w:r>
+      <w:r>
+        <w:rPr>
+          <w:rFonts w:ascii="Times New Roman" w:hAnsi="Times New Roman" w:cs="Times New Roman"/>
+          <w:b/>
+          <w:bCs/>
+          <w:sz w:val="28"/>
+          <w:szCs w:val="28"/>
+        </w:rPr>
+        <w:t>оба зашифрованных запроса</w:t>
+      </w:r>
+      <w:r>
+        <w:rPr>
+          <w:rFonts w:ascii="Times New Roman" w:hAnsi="Times New Roman" w:cs="Times New Roman"/>
+          <w:sz w:val="28"/>
+          <w:szCs w:val="28"/>
+        </w:rPr>
+        <w:t> — от Алисы и от Боба, и они связаны одним номером I.</w:t>
+      </w:r>
+    </w:p>
+    <w:p>
+      <w:pPr>
+        <w:pStyle w:val="a6"/>
+        <w:spacing w:after="0" w:line="360" w:lineRule="auto"/>
+        <w:ind w:left="0" w:firstLine="851"/>
+        <w:rPr>
+          <w:rFonts w:ascii="Times New Roman" w:hAnsi="Times New Roman" w:cs="Times New Roman"/>
+          <w:b/>
+          <w:bCs/>
+          <w:sz w:val="28"/>
+          <w:szCs w:val="28"/>
+        </w:rPr>
+      </w:pPr>
+      <w:r>
+        <w:rPr>
+          <w:rFonts w:ascii="Times New Roman" w:hAnsi="Times New Roman" w:cs="Times New Roman"/>
+          <w:b/>
+          <w:bCs/>
+          <w:sz w:val="28"/>
+          <w:szCs w:val="28"/>
+        </w:rPr>
+        <w:t>Шаг 3. Трент → Боб</w:t>
+      </w:r>
+    </w:p>
+    <w:p>
+      <w:pPr>
+        <w:pStyle w:val="a6"/>
+        <w:spacing w:after="0" w:line="360" w:lineRule="auto"/>
+        <w:ind w:left="0" w:firstLine="851"/>
+        <w:rPr>
+          <w:rFonts w:ascii="Times New Roman" w:hAnsi="Times New Roman" w:cs="Times New Roman"/>
+          <w:sz w:val="28"/>
+          <w:szCs w:val="28"/>
+        </w:rPr>
+      </w:pPr>
+      <w:r>
+        <w:rPr>
+          <w:rFonts w:ascii="Times New Roman" w:hAnsi="Times New Roman" w:cs="Times New Roman"/>
+          <w:sz w:val="28"/>
+          <w:szCs w:val="28"/>
+        </w:rPr>
+        <w:t>Трент проверяет, что I, A, B совпадают в обоих сообщениях.</w:t>
+      </w:r>
+      <w:r>
+        <w:rPr>
+          <w:rFonts w:ascii="Times New Roman" w:hAnsi="Times New Roman" w:cs="Times New Roman"/>
+          <w:sz w:val="28"/>
+          <w:szCs w:val="28"/>
+        </w:rPr>
+        <w:br/>
+        <w:t>Генерирует ключ K.</w:t>
+      </w:r>
+      <w:r>
+        <w:rPr>
+          <w:rFonts w:ascii="Times New Roman" w:hAnsi="Times New Roman" w:cs="Times New Roman"/>
+          <w:sz w:val="28"/>
+          <w:szCs w:val="28"/>
+        </w:rPr>
+        <w:br/>
+        <w:t>Отправляет Бобу:</w:t>
+      </w:r>
+    </w:p>
+    <w:p>
+      <w:pPr>
+        <w:pStyle w:val="a6"/>
+        <w:numPr>
+          <w:ilvl w:val="0"/>
+          <w:numId w:val="31"/>
+        </w:numPr>
+        <w:spacing w:line="360" w:lineRule="auto"/>
+        <w:ind w:left="0" w:firstLine="851"/>
+        <w:rPr>
+          <w:rFonts w:ascii="Times New Roman" w:hAnsi="Times New Roman" w:cs="Times New Roman"/>
+          <w:sz w:val="28"/>
+          <w:szCs w:val="28"/>
+        </w:rPr>
+      </w:pPr>
+      <w:r>
+        <w:rPr>
+          <w:rFonts w:ascii="Times New Roman" w:hAnsi="Times New Roman" w:cs="Times New Roman"/>
+          <w:sz w:val="28"/>
+          <w:szCs w:val="28"/>
+        </w:rPr>
+        <w:t>I (порядковый номер)</w:t>
+      </w:r>
+    </w:p>
+    <w:p>
+      <w:pPr>
+        <w:pStyle w:val="a6"/>
+        <w:numPr>
+          <w:ilvl w:val="0"/>
+          <w:numId w:val="31"/>
+        </w:numPr>
+        <w:spacing w:line="360" w:lineRule="auto"/>
+        <w:ind w:left="0" w:firstLine="851"/>
+        <w:rPr>
+          <w:rFonts w:ascii="Times New Roman" w:hAnsi="Times New Roman" w:cs="Times New Roman"/>
+          <w:sz w:val="28"/>
+          <w:szCs w:val="28"/>
+        </w:rPr>
+      </w:pPr>
+      <w:r>
+        <w:rPr>
+          <w:rFonts w:ascii="Times New Roman" w:hAnsi="Times New Roman" w:cs="Times New Roman"/>
+          <w:sz w:val="28"/>
+          <w:szCs w:val="28"/>
+        </w:rPr>
+        <w:t>E_</w:t>
+      </w:r>
+      <w:proofErr w:type="gramStart"/>
+      <w:r>
+        <w:rPr>
+          <w:rFonts w:ascii="Times New Roman" w:hAnsi="Times New Roman" w:cs="Times New Roman"/>
+          <w:sz w:val="28"/>
+          <w:szCs w:val="28"/>
+        </w:rPr>
+        <w:t>A(</w:t>
+      </w:r>
+      <w:proofErr w:type="gramEnd"/>
+      <w:r>
+        <w:rPr>
+          <w:rFonts w:ascii="Times New Roman" w:hAnsi="Times New Roman" w:cs="Times New Roman"/>
+          <w:sz w:val="28"/>
+          <w:szCs w:val="28"/>
+        </w:rPr>
+        <w:t>RA, K) — для Алисы</w:t>
+      </w:r>
+    </w:p>
+    <w:p>
+      <w:pPr>
+        <w:pStyle w:val="a6"/>
+        <w:numPr>
+          <w:ilvl w:val="0"/>
+          <w:numId w:val="31"/>
+        </w:numPr>
+        <w:spacing w:line="360" w:lineRule="auto"/>
+        <w:ind w:left="0" w:firstLine="851"/>
+        <w:rPr>
+          <w:rFonts w:ascii="Times New Roman" w:hAnsi="Times New Roman" w:cs="Times New Roman"/>
+          <w:sz w:val="28"/>
+          <w:szCs w:val="28"/>
+        </w:rPr>
+      </w:pPr>
+      <w:r>
+        <w:rPr>
+          <w:rFonts w:ascii="Times New Roman" w:hAnsi="Times New Roman" w:cs="Times New Roman"/>
+          <w:sz w:val="28"/>
+          <w:szCs w:val="28"/>
+        </w:rPr>
+        <w:lastRenderedPageBreak/>
+        <w:t>E_</w:t>
+      </w:r>
+      <w:proofErr w:type="gramStart"/>
+      <w:r>
+        <w:rPr>
+          <w:rFonts w:ascii="Times New Roman" w:hAnsi="Times New Roman" w:cs="Times New Roman"/>
+          <w:sz w:val="28"/>
+          <w:szCs w:val="28"/>
+        </w:rPr>
+        <w:t>B(</w:t>
+      </w:r>
+      <w:proofErr w:type="gramEnd"/>
+      <w:r>
+        <w:rPr>
+          <w:rFonts w:ascii="Times New Roman" w:hAnsi="Times New Roman" w:cs="Times New Roman"/>
+          <w:sz w:val="28"/>
+          <w:szCs w:val="28"/>
+        </w:rPr>
+        <w:t>RB, K) — для Боба</w:t>
+      </w:r>
+    </w:p>
+    <w:p>
+      <w:pPr>
+        <w:pStyle w:val="a6"/>
+        <w:spacing w:after="0" w:line="360" w:lineRule="auto"/>
+        <w:ind w:left="0" w:firstLine="851"/>
+        <w:rPr>
+          <w:rFonts w:ascii="Times New Roman" w:hAnsi="Times New Roman" w:cs="Times New Roman"/>
+          <w:b/>
+          <w:bCs/>
+          <w:sz w:val="28"/>
+          <w:szCs w:val="28"/>
+        </w:rPr>
+      </w:pPr>
+      <w:r>
+        <w:rPr>
+          <w:rFonts w:ascii="Times New Roman" w:hAnsi="Times New Roman" w:cs="Times New Roman"/>
+          <w:b/>
+          <w:bCs/>
+          <w:sz w:val="28"/>
+          <w:szCs w:val="28"/>
+        </w:rPr>
+        <w:t>Шаг 4. Боб → Алиса</w:t>
+      </w:r>
+    </w:p>
+    <w:p>
+      <w:pPr>
+        <w:pStyle w:val="a6"/>
+        <w:spacing w:after="0" w:line="360" w:lineRule="auto"/>
+        <w:ind w:left="0" w:firstLine="851"/>
+        <w:rPr>
+          <w:rFonts w:ascii="Times New Roman" w:hAnsi="Times New Roman" w:cs="Times New Roman"/>
+          <w:sz w:val="28"/>
+          <w:szCs w:val="28"/>
+        </w:rPr>
+      </w:pPr>
+      <w:r>
+        <w:rPr>
+          <w:rFonts w:ascii="Times New Roman" w:hAnsi="Times New Roman" w:cs="Times New Roman"/>
+          <w:sz w:val="28"/>
+          <w:szCs w:val="28"/>
+        </w:rPr>
+        <w:t>Боб расшифровывает свою часть, проверяет RB и I.</w:t>
+      </w:r>
+      <w:r>
+        <w:rPr>
+          <w:rFonts w:ascii="Times New Roman" w:hAnsi="Times New Roman" w:cs="Times New Roman"/>
+          <w:sz w:val="28"/>
+          <w:szCs w:val="28"/>
+        </w:rPr>
+        <w:br/>
+        <w:t>Если всё совпало → пересылает Алисе E_</w:t>
+      </w:r>
+      <w:proofErr w:type="gramStart"/>
+      <w:r>
+        <w:rPr>
+          <w:rFonts w:ascii="Times New Roman" w:hAnsi="Times New Roman" w:cs="Times New Roman"/>
+          <w:sz w:val="28"/>
+          <w:szCs w:val="28"/>
+        </w:rPr>
+        <w:t>A(</w:t>
+      </w:r>
+      <w:proofErr w:type="gramEnd"/>
+      <w:r>
+        <w:rPr>
+          <w:rFonts w:ascii="Times New Roman" w:hAnsi="Times New Roman" w:cs="Times New Roman"/>
+          <w:sz w:val="28"/>
+          <w:szCs w:val="28"/>
+        </w:rPr>
+        <w:t>RA, K).</w:t>
+      </w:r>
+    </w:p>
+    <w:p>
+      <w:pPr>
+        <w:pStyle w:val="a6"/>
+        <w:spacing w:after="0" w:line="360" w:lineRule="auto"/>
+        <w:ind w:left="0" w:firstLine="851"/>
+        <w:rPr>
+          <w:rFonts w:ascii="Times New Roman" w:hAnsi="Times New Roman" w:cs="Times New Roman"/>
+          <w:b/>
+          <w:bCs/>
+          <w:sz w:val="28"/>
+          <w:szCs w:val="28"/>
+        </w:rPr>
+      </w:pPr>
+      <w:r>
+        <w:rPr>
+          <w:rFonts w:ascii="Times New Roman" w:hAnsi="Times New Roman" w:cs="Times New Roman"/>
+          <w:b/>
+          <w:bCs/>
+          <w:sz w:val="28"/>
+          <w:szCs w:val="28"/>
+        </w:rPr>
+        <w:t>Шаг 5. Алиса проверяет</w:t>
+      </w:r>
+    </w:p>
+    <w:p>
+      <w:pPr>
+        <w:pStyle w:val="a6"/>
+        <w:spacing w:after="0" w:line="360" w:lineRule="auto"/>
+        <w:ind w:left="0" w:firstLine="851"/>
+        <w:rPr>
+          <w:rFonts w:ascii="Times New Roman" w:hAnsi="Times New Roman" w:cs="Times New Roman"/>
+          <w:sz w:val="28"/>
+          <w:szCs w:val="28"/>
+        </w:rPr>
+      </w:pPr>
+      <w:r>
+        <w:rPr>
+          <w:rFonts w:ascii="Times New Roman" w:hAnsi="Times New Roman" w:cs="Times New Roman"/>
+          <w:sz w:val="28"/>
+          <w:szCs w:val="28"/>
+        </w:rPr>
+        <w:t>Алиса расшифровывает, проверяет RA и I.</w:t>
+      </w:r>
+      <w:r>
+        <w:rPr>
+          <w:rFonts w:ascii="Times New Roman" w:hAnsi="Times New Roman" w:cs="Times New Roman"/>
+          <w:sz w:val="28"/>
+          <w:szCs w:val="28"/>
+        </w:rPr>
+        <w:br/>
+        <w:t>Если совпало → ключ K принят.</w:t>
+      </w:r>
+    </w:p>
+    <w:p>
+      <w:pPr>
+        <w:pStyle w:val="a6"/>
+        <w:spacing w:after="0" w:line="360" w:lineRule="auto"/>
+        <w:ind w:left="0" w:firstLine="851"/>
+        <w:rPr>
+          <w:rFonts w:ascii="Times New Roman" w:hAnsi="Times New Roman" w:cs="Times New Roman"/>
+          <w:sz w:val="28"/>
+          <w:szCs w:val="28"/>
+        </w:rPr>
+      </w:pPr>
+      <w:r>
+        <w:rPr>
+          <w:rFonts w:ascii="Segoe UI Emoji" w:hAnsi="Segoe UI Emoji" w:cs="Segoe UI Emoji"/>
+          <w:sz w:val="28"/>
+          <w:szCs w:val="28"/>
+        </w:rPr>
+        <w:t>✅</w:t>
+      </w:r>
+      <w:r>
+        <w:rPr>
+          <w:rFonts w:ascii="Times New Roman" w:hAnsi="Times New Roman" w:cs="Times New Roman"/>
+          <w:sz w:val="28"/>
+          <w:szCs w:val="28"/>
+        </w:rPr>
+        <w:t> </w:t>
+      </w:r>
+      <w:r>
+        <w:rPr>
+          <w:rFonts w:ascii="Times New Roman" w:hAnsi="Times New Roman" w:cs="Times New Roman"/>
+          <w:b/>
+          <w:bCs/>
+          <w:sz w:val="28"/>
+          <w:szCs w:val="28"/>
+        </w:rPr>
+        <w:t>Рукопожатия в конце нет</w:t>
+      </w:r>
+      <w:r>
+        <w:rPr>
+          <w:rFonts w:ascii="Times New Roman" w:hAnsi="Times New Roman" w:cs="Times New Roman"/>
+          <w:sz w:val="28"/>
+          <w:szCs w:val="28"/>
+        </w:rPr>
+        <w:t> (в базовой версии), потому что порядковый номер I уже защищает от повторов.</w:t>
+      </w:r>
+    </w:p>
+    <w:p>
+      <w:pPr>
+        <w:pStyle w:val="a6"/>
+        <w:spacing w:after="0" w:line="360" w:lineRule="auto"/>
+        <w:ind w:left="0" w:firstLine="851"/>
+        <w:rPr>
+          <w:rFonts w:ascii="Times New Roman" w:hAnsi="Times New Roman" w:cs="Times New Roman"/>
+          <w:b/>
+          <w:bCs/>
+          <w:sz w:val="28"/>
+          <w:szCs w:val="28"/>
+        </w:rPr>
+      </w:pPr>
+      <w:r>
+        <w:rPr>
+          <w:rFonts w:ascii="Times New Roman" w:hAnsi="Times New Roman" w:cs="Times New Roman"/>
+          <w:b/>
+          <w:bCs/>
+          <w:sz w:val="28"/>
+          <w:szCs w:val="28"/>
+        </w:rPr>
+        <w:t>Главная идея</w:t>
+      </w:r>
+    </w:p>
+    <w:p>
+      <w:pPr>
+        <w:pStyle w:val="a6"/>
+        <w:spacing w:after="0" w:line="360" w:lineRule="auto"/>
+        <w:ind w:left="0" w:firstLine="851"/>
+        <w:rPr>
+          <w:rFonts w:ascii="Times New Roman" w:hAnsi="Times New Roman" w:cs="Times New Roman"/>
+          <w:sz w:val="28"/>
+          <w:szCs w:val="28"/>
+        </w:rPr>
+      </w:pPr>
+      <w:r>
+        <w:rPr>
+          <w:rFonts w:ascii="Times New Roman" w:hAnsi="Times New Roman" w:cs="Times New Roman"/>
+          <w:b/>
+          <w:bCs/>
+          <w:sz w:val="28"/>
+          <w:szCs w:val="28"/>
+        </w:rPr>
+        <w:t>Боб выступает посредником</w:t>
+      </w:r>
+      <w:r>
+        <w:rPr>
+          <w:rFonts w:ascii="Times New Roman" w:hAnsi="Times New Roman" w:cs="Times New Roman"/>
+          <w:sz w:val="28"/>
+          <w:szCs w:val="28"/>
+        </w:rPr>
+        <w:t> между Алисой и Трентом.</w:t>
+      </w:r>
+      <w:r>
+        <w:rPr>
+          <w:rFonts w:ascii="Times New Roman" w:hAnsi="Times New Roman" w:cs="Times New Roman"/>
+          <w:sz w:val="28"/>
+          <w:szCs w:val="28"/>
+        </w:rPr>
+        <w:br/>
+        <w:t>Трент получает </w:t>
+      </w:r>
+      <w:r>
+        <w:rPr>
+          <w:rFonts w:ascii="Times New Roman" w:hAnsi="Times New Roman" w:cs="Times New Roman"/>
+          <w:b/>
+          <w:bCs/>
+          <w:sz w:val="28"/>
+          <w:szCs w:val="28"/>
+        </w:rPr>
+        <w:t>два независимых запроса</w:t>
+      </w:r>
+      <w:r>
+        <w:rPr>
+          <w:rFonts w:ascii="Times New Roman" w:hAnsi="Times New Roman" w:cs="Times New Roman"/>
+          <w:sz w:val="28"/>
+          <w:szCs w:val="28"/>
+        </w:rPr>
+        <w:t> на один сеанс (с одним I) и связывает их.</w:t>
+      </w:r>
+    </w:p>
+    <w:p>
+      <w:pPr>
+        <w:pStyle w:val="a6"/>
+        <w:spacing w:after="0" w:line="360" w:lineRule="auto"/>
+        <w:ind w:left="0" w:firstLine="851"/>
+        <w:rPr>
+          <w:rFonts w:ascii="Times New Roman" w:hAnsi="Times New Roman" w:cs="Times New Roman"/>
+          <w:b/>
+          <w:bCs/>
+          <w:sz w:val="28"/>
+          <w:szCs w:val="28"/>
+        </w:rPr>
+      </w:pPr>
+      <w:r>
+        <w:rPr>
+          <w:rFonts w:ascii="Times New Roman" w:hAnsi="Times New Roman" w:cs="Times New Roman"/>
+          <w:b/>
+          <w:bCs/>
+          <w:sz w:val="28"/>
+          <w:szCs w:val="28"/>
+        </w:rPr>
+        <w:t xml:space="preserve">Преимущество перед </w:t>
+      </w:r>
+      <w:proofErr w:type="spellStart"/>
+      <w:r>
+        <w:rPr>
+          <w:rFonts w:ascii="Times New Roman" w:hAnsi="Times New Roman" w:cs="Times New Roman"/>
+          <w:b/>
+          <w:bCs/>
+          <w:sz w:val="28"/>
+          <w:szCs w:val="28"/>
+        </w:rPr>
+        <w:t>Нидхема</w:t>
+      </w:r>
+      <w:proofErr w:type="spellEnd"/>
+      <w:r>
+        <w:rPr>
+          <w:rFonts w:ascii="Times New Roman" w:hAnsi="Times New Roman" w:cs="Times New Roman"/>
+          <w:b/>
+          <w:bCs/>
+          <w:sz w:val="28"/>
+          <w:szCs w:val="28"/>
+        </w:rPr>
+        <w:t xml:space="preserve"> — Шрёдером</w:t>
+      </w:r>
+    </w:p>
+    <w:p>
+      <w:pPr>
+        <w:pStyle w:val="a6"/>
+        <w:numPr>
+          <w:ilvl w:val="0"/>
+          <w:numId w:val="32"/>
+        </w:numPr>
+        <w:spacing w:line="360" w:lineRule="auto"/>
+        <w:ind w:left="0" w:firstLine="851"/>
+        <w:rPr>
+          <w:rFonts w:ascii="Times New Roman" w:hAnsi="Times New Roman" w:cs="Times New Roman"/>
+          <w:sz w:val="28"/>
+          <w:szCs w:val="28"/>
+        </w:rPr>
+      </w:pPr>
+      <w:r>
+        <w:rPr>
+          <w:rFonts w:ascii="Times New Roman" w:hAnsi="Times New Roman" w:cs="Times New Roman"/>
+          <w:b/>
+          <w:bCs/>
+          <w:sz w:val="28"/>
+          <w:szCs w:val="28"/>
+        </w:rPr>
+        <w:t>Защита от атак с повтором</w:t>
+      </w:r>
+      <w:r>
+        <w:rPr>
+          <w:rFonts w:ascii="Times New Roman" w:hAnsi="Times New Roman" w:cs="Times New Roman"/>
+          <w:sz w:val="28"/>
+          <w:szCs w:val="28"/>
+        </w:rPr>
+        <w:t> (</w:t>
+      </w:r>
+      <w:proofErr w:type="spellStart"/>
+      <w:r>
+        <w:rPr>
+          <w:rFonts w:ascii="Times New Roman" w:hAnsi="Times New Roman" w:cs="Times New Roman"/>
+          <w:sz w:val="28"/>
+          <w:szCs w:val="28"/>
+        </w:rPr>
+        <w:t>replay</w:t>
+      </w:r>
+      <w:proofErr w:type="spellEnd"/>
+      <w:r>
+        <w:rPr>
+          <w:rFonts w:ascii="Times New Roman" w:hAnsi="Times New Roman" w:cs="Times New Roman"/>
+          <w:sz w:val="28"/>
+          <w:szCs w:val="28"/>
+        </w:rPr>
+        <w:t xml:space="preserve"> </w:t>
+      </w:r>
+      <w:proofErr w:type="spellStart"/>
+      <w:r>
+        <w:rPr>
+          <w:rFonts w:ascii="Times New Roman" w:hAnsi="Times New Roman" w:cs="Times New Roman"/>
+          <w:sz w:val="28"/>
+          <w:szCs w:val="28"/>
+        </w:rPr>
+        <w:t>attack</w:t>
+      </w:r>
+      <w:proofErr w:type="spellEnd"/>
+      <w:r>
+        <w:rPr>
+          <w:rFonts w:ascii="Times New Roman" w:hAnsi="Times New Roman" w:cs="Times New Roman"/>
+          <w:sz w:val="28"/>
+          <w:szCs w:val="28"/>
+        </w:rPr>
+        <w:t>) — старые сообщения с другим I не пройдут.</w:t>
+      </w:r>
+    </w:p>
+    <w:p>
+      <w:pPr>
+        <w:pStyle w:val="a6"/>
+        <w:numPr>
+          <w:ilvl w:val="0"/>
+          <w:numId w:val="32"/>
+        </w:numPr>
+        <w:spacing w:line="360" w:lineRule="auto"/>
+        <w:ind w:left="0" w:firstLine="851"/>
+        <w:rPr>
+          <w:rFonts w:ascii="Times New Roman" w:hAnsi="Times New Roman" w:cs="Times New Roman"/>
+          <w:sz w:val="28"/>
+          <w:szCs w:val="28"/>
+        </w:rPr>
+      </w:pPr>
+      <w:r>
+        <w:rPr>
+          <w:rFonts w:ascii="Times New Roman" w:hAnsi="Times New Roman" w:cs="Times New Roman"/>
+          <w:sz w:val="28"/>
+          <w:szCs w:val="28"/>
+        </w:rPr>
+        <w:t>Порядковый номер I гарантирует свежесть сеанса.</w:t>
+      </w:r>
+    </w:p>
+    <w:p>
+      <w:pPr>
+        <w:pStyle w:val="a6"/>
+        <w:spacing w:after="0" w:line="360" w:lineRule="auto"/>
+        <w:ind w:left="0" w:firstLine="851"/>
+        <w:rPr>
+          <w:rFonts w:ascii="Times New Roman" w:hAnsi="Times New Roman" w:cs="Times New Roman"/>
+          <w:sz w:val="28"/>
+          <w:szCs w:val="28"/>
+        </w:rPr>
+      </w:pPr>
     </w:p>
     <w:sectPr>
       <w:pgSz w:w="11906" w:h="16838"/>
@@ -1301,6 +5177,304 @@
     </w:lvl>
   </w:abstractNum>
   <w:abstractNum w:abstractNumId="1" w15:restartNumberingAfterBreak="0">
+    <w:nsid w:val="0FF71B62"/>
+    <w:multiLevelType w:val="multilevel"/>
+    <w:tmpl w:val="761698CA"/>
+    <w:lvl w:ilvl="0">
+      <w:start w:val="1"/>
+      <w:numFmt w:val="bullet"/>
+      <w:lvlText w:val=""/>
+      <w:lvlJc w:val="left"/>
+      <w:pPr>
+        <w:tabs>
+          <w:tab w:val="num" w:pos="720"/>
+        </w:tabs>
+        <w:ind w:left="720" w:hanging="360"/>
+      </w:pPr>
+      <w:rPr>
+        <w:rFonts w:ascii="Symbol" w:hAnsi="Symbol" w:hint="default"/>
+        <w:sz w:val="20"/>
+      </w:rPr>
+    </w:lvl>
+    <w:lvl w:ilvl="1" w:tentative="1">
+      <w:start w:val="1"/>
+      <w:numFmt w:val="bullet"/>
+      <w:lvlText w:val="o"/>
+      <w:lvlJc w:val="left"/>
+      <w:pPr>
+        <w:tabs>
+          <w:tab w:val="num" w:pos="1440"/>
+        </w:tabs>
+        <w:ind w:left="1440" w:hanging="360"/>
+      </w:pPr>
+      <w:rPr>
+        <w:rFonts w:ascii="Courier New" w:hAnsi="Courier New" w:hint="default"/>
+        <w:sz w:val="20"/>
+      </w:rPr>
+    </w:lvl>
+    <w:lvl w:ilvl="2" w:tentative="1">
+      <w:start w:val="1"/>
+      <w:numFmt w:val="bullet"/>
+      <w:lvlText w:val=""/>
+      <w:lvlJc w:val="left"/>
+      <w:pPr>
+        <w:tabs>
+          <w:tab w:val="num" w:pos="2160"/>
+        </w:tabs>
+        <w:ind w:left="2160" w:hanging="360"/>
+      </w:pPr>
+      <w:rPr>
+        <w:rFonts w:ascii="Wingdings" w:hAnsi="Wingdings" w:hint="default"/>
+        <w:sz w:val="20"/>
+      </w:rPr>
+    </w:lvl>
+    <w:lvl w:ilvl="3" w:tentative="1">
+      <w:start w:val="1"/>
+      <w:numFmt w:val="bullet"/>
+      <w:lvlText w:val=""/>
+      <w:lvlJc w:val="left"/>
+      <w:pPr>
+        <w:tabs>
+          <w:tab w:val="num" w:pos="2880"/>
+        </w:tabs>
+        <w:ind w:left="2880" w:hanging="360"/>
+      </w:pPr>
+      <w:rPr>
+        <w:rFonts w:ascii="Wingdings" w:hAnsi="Wingdings" w:hint="default"/>
+        <w:sz w:val="20"/>
+      </w:rPr>
+    </w:lvl>
+    <w:lvl w:ilvl="4" w:tentative="1">
+      <w:start w:val="1"/>
+      <w:numFmt w:val="bullet"/>
+      <w:lvlText w:val=""/>
+      <w:lvlJc w:val="left"/>
+      <w:pPr>
+        <w:tabs>
+          <w:tab w:val="num" w:pos="3600"/>
+        </w:tabs>
+        <w:ind w:left="3600" w:hanging="360"/>
+      </w:pPr>
+      <w:rPr>
+        <w:rFonts w:ascii="Wingdings" w:hAnsi="Wingdings" w:hint="default"/>
+        <w:sz w:val="20"/>
+      </w:rPr>
+    </w:lvl>
+    <w:lvl w:ilvl="5" w:tentative="1">
+      <w:start w:val="1"/>
+      <w:numFmt w:val="bullet"/>
+      <w:lvlText w:val=""/>
+      <w:lvlJc w:val="left"/>
+      <w:pPr>
+        <w:tabs>
+          <w:tab w:val="num" w:pos="4320"/>
+        </w:tabs>
+        <w:ind w:left="4320" w:hanging="360"/>
+      </w:pPr>
+      <w:rPr>
+        <w:rFonts w:ascii="Wingdings" w:hAnsi="Wingdings" w:hint="default"/>
+        <w:sz w:val="20"/>
+      </w:rPr>
+    </w:lvl>
+    <w:lvl w:ilvl="6" w:tentative="1">
+      <w:start w:val="1"/>
+      <w:numFmt w:val="bullet"/>
+      <w:lvlText w:val=""/>
+      <w:lvlJc w:val="left"/>
+      <w:pPr>
+        <w:tabs>
+          <w:tab w:val="num" w:pos="5040"/>
+        </w:tabs>
+        <w:ind w:left="5040" w:hanging="360"/>
+      </w:pPr>
+      <w:rPr>
+        <w:rFonts w:ascii="Wingdings" w:hAnsi="Wingdings" w:hint="default"/>
+        <w:sz w:val="20"/>
+      </w:rPr>
+    </w:lvl>
+    <w:lvl w:ilvl="7" w:tentative="1">
+      <w:start w:val="1"/>
+      <w:numFmt w:val="bullet"/>
+      <w:lvlText w:val=""/>
+      <w:lvlJc w:val="left"/>
+      <w:pPr>
+        <w:tabs>
+          <w:tab w:val="num" w:pos="5760"/>
+        </w:tabs>
+        <w:ind w:left="5760" w:hanging="360"/>
+      </w:pPr>
+      <w:rPr>
+        <w:rFonts w:ascii="Wingdings" w:hAnsi="Wingdings" w:hint="default"/>
+        <w:sz w:val="20"/>
+      </w:rPr>
+    </w:lvl>
+    <w:lvl w:ilvl="8" w:tentative="1">
+      <w:start w:val="1"/>
+      <w:numFmt w:val="bullet"/>
+      <w:lvlText w:val=""/>
+      <w:lvlJc w:val="left"/>
+      <w:pPr>
+        <w:tabs>
+          <w:tab w:val="num" w:pos="6480"/>
+        </w:tabs>
+        <w:ind w:left="6480" w:hanging="360"/>
+      </w:pPr>
+      <w:rPr>
+        <w:rFonts w:ascii="Wingdings" w:hAnsi="Wingdings" w:hint="default"/>
+        <w:sz w:val="20"/>
+      </w:rPr>
+    </w:lvl>
+  </w:abstractNum>
+  <w:abstractNum w:abstractNumId="2" w15:restartNumberingAfterBreak="0">
+    <w:nsid w:val="12A62932"/>
+    <w:multiLevelType w:val="multilevel"/>
+    <w:tmpl w:val="2760E1DE"/>
+    <w:lvl w:ilvl="0">
+      <w:start w:val="1"/>
+      <w:numFmt w:val="bullet"/>
+      <w:lvlText w:val=""/>
+      <w:lvlJc w:val="left"/>
+      <w:pPr>
+        <w:tabs>
+          <w:tab w:val="num" w:pos="720"/>
+        </w:tabs>
+        <w:ind w:left="720" w:hanging="360"/>
+      </w:pPr>
+      <w:rPr>
+        <w:rFonts w:ascii="Symbol" w:hAnsi="Symbol" w:hint="default"/>
+        <w:sz w:val="20"/>
+      </w:rPr>
+    </w:lvl>
+    <w:lvl w:ilvl="1" w:tentative="1">
+      <w:start w:val="1"/>
+      <w:numFmt w:val="bullet"/>
+      <w:lvlText w:val="o"/>
+      <w:lvlJc w:val="left"/>
+      <w:pPr>
+        <w:tabs>
+          <w:tab w:val="num" w:pos="1440"/>
+        </w:tabs>
+        <w:ind w:left="1440" w:hanging="360"/>
+      </w:pPr>
+      <w:rPr>
+        <w:rFonts w:ascii="Courier New" w:hAnsi="Courier New" w:hint="default"/>
+        <w:sz w:val="20"/>
+      </w:rPr>
+    </w:lvl>
+    <w:lvl w:ilvl="2" w:tentative="1">
+      <w:start w:val="1"/>
+      <w:numFmt w:val="bullet"/>
+      <w:lvlText w:val=""/>
+      <w:lvlJc w:val="left"/>
+      <w:pPr>
+        <w:tabs>
+          <w:tab w:val="num" w:pos="2160"/>
+        </w:tabs>
+        <w:ind w:left="2160" w:hanging="360"/>
+      </w:pPr>
+      <w:rPr>
+        <w:rFonts w:ascii="Wingdings" w:hAnsi="Wingdings" w:hint="default"/>
+        <w:sz w:val="20"/>
+      </w:rPr>
+    </w:lvl>
+    <w:lvl w:ilvl="3" w:tentative="1">
+      <w:start w:val="1"/>
+      <w:numFmt w:val="bullet"/>
+      <w:lvlText w:val=""/>
+      <w:lvlJc w:val="left"/>
+      <w:pPr>
+        <w:tabs>
+          <w:tab w:val="num" w:pos="2880"/>
+        </w:tabs>
+        <w:ind w:left="2880" w:hanging="360"/>
+      </w:pPr>
+      <w:rPr>
+        <w:rFonts w:ascii="Wingdings" w:hAnsi="Wingdings" w:hint="default"/>
+        <w:sz w:val="20"/>
+      </w:rPr>
+    </w:lvl>
+    <w:lvl w:ilvl="4" w:tentative="1">
+      <w:start w:val="1"/>
+      <w:numFmt w:val="bullet"/>
+      <w:lvlText w:val=""/>
+      <w:lvlJc w:val="left"/>
+      <w:pPr>
+        <w:tabs>
+          <w:tab w:val="num" w:pos="3600"/>
+        </w:tabs>
+        <w:ind w:left="3600" w:hanging="360"/>
+      </w:pPr>
+      <w:rPr>
+        <w:rFonts w:ascii="Wingdings" w:hAnsi="Wingdings" w:hint="default"/>
+        <w:sz w:val="20"/>
+      </w:rPr>
+    </w:lvl>
+    <w:lvl w:ilvl="5" w:tentative="1">
+      <w:start w:val="1"/>
+      <w:numFmt w:val="bullet"/>
+      <w:lvlText w:val=""/>
+      <w:lvlJc w:val="left"/>
+      <w:pPr>
+        <w:tabs>
+          <w:tab w:val="num" w:pos="4320"/>
+        </w:tabs>
+        <w:ind w:left="4320" w:hanging="360"/>
+      </w:pPr>
+      <w:rPr>
+        <w:rFonts w:ascii="Wingdings" w:hAnsi="Wingdings" w:hint="default"/>
+        <w:sz w:val="20"/>
+      </w:rPr>
+    </w:lvl>
+    <w:lvl w:ilvl="6" w:tentative="1">
+      <w:start w:val="1"/>
+      <w:numFmt w:val="bullet"/>
+      <w:lvlText w:val=""/>
+      <w:lvlJc w:val="left"/>
+      <w:pPr>
+        <w:tabs>
+          <w:tab w:val="num" w:pos="5040"/>
+        </w:tabs>
+        <w:ind w:left="5040" w:hanging="360"/>
+      </w:pPr>
+      <w:rPr>
+        <w:rFonts w:ascii="Wingdings" w:hAnsi="Wingdings" w:hint="default"/>
+        <w:sz w:val="20"/>
+      </w:rPr>
+    </w:lvl>
+    <w:lvl w:ilvl="7" w:tentative="1">
+      <w:start w:val="1"/>
+      <w:numFmt w:val="bullet"/>
+      <w:lvlText w:val=""/>
+      <w:lvlJc w:val="left"/>
+      <w:pPr>
+        <w:tabs>
+          <w:tab w:val="num" w:pos="5760"/>
+        </w:tabs>
+        <w:ind w:left="5760" w:hanging="360"/>
+      </w:pPr>
+      <w:rPr>
+        <w:rFonts w:ascii="Wingdings" w:hAnsi="Wingdings" w:hint="default"/>
+        <w:sz w:val="20"/>
+      </w:rPr>
+    </w:lvl>
+    <w:lvl w:ilvl="8" w:tentative="1">
+      <w:start w:val="1"/>
+      <w:numFmt w:val="bullet"/>
+      <w:lvlText w:val=""/>
+      <w:lvlJc w:val="left"/>
+      <w:pPr>
+        <w:tabs>
+          <w:tab w:val="num" w:pos="6480"/>
+        </w:tabs>
+        <w:ind w:left="6480" w:hanging="360"/>
+      </w:pPr>
+      <w:rPr>
+        <w:rFonts w:ascii="Wingdings" w:hAnsi="Wingdings" w:hint="default"/>
+        <w:sz w:val="20"/>
+      </w:rPr>
+    </w:lvl>
+  </w:abstractNum>
+  <w:abstractNum w:abstractNumId="3" w15:restartNumberingAfterBreak="0">
     <w:nsid w:val="136F455B"/>
     <w:multiLevelType w:val="multilevel"/>
     <w:tmpl w:val="08F4C28E"/>
@@ -1417,7 +5591,7 @@
       </w:pPr>
     </w:lvl>
   </w:abstractNum>
-  <w:abstractNum w:abstractNumId="2" w15:restartNumberingAfterBreak="0">
+  <w:abstractNum w:abstractNumId="4" w15:restartNumberingAfterBreak="0">
     <w:nsid w:val="1A0C7636"/>
     <w:multiLevelType w:val="multilevel"/>
     <w:tmpl w:val="77CC356A"/>
@@ -1562,7 +5736,7 @@
       </w:rPr>
     </w:lvl>
   </w:abstractNum>
-  <w:abstractNum w:abstractNumId="3" w15:restartNumberingAfterBreak="0">
+  <w:abstractNum w:abstractNumId="5" w15:restartNumberingAfterBreak="0">
     <w:nsid w:val="1E636B18"/>
     <w:multiLevelType w:val="hybridMultilevel"/>
     <w:tmpl w:val="52E8191C"/>
@@ -1648,7 +5822,7 @@
       </w:pPr>
     </w:lvl>
   </w:abstractNum>
-  <w:abstractNum w:abstractNumId="4" w15:restartNumberingAfterBreak="0">
+  <w:abstractNum w:abstractNumId="6" w15:restartNumberingAfterBreak="0">
     <w:nsid w:val="24DB27FE"/>
     <w:multiLevelType w:val="multilevel"/>
     <w:tmpl w:val="8A16110A"/>
@@ -1765,7 +5939,7 @@
       </w:rPr>
     </w:lvl>
   </w:abstractNum>
-  <w:abstractNum w:abstractNumId="5" w15:restartNumberingAfterBreak="0">
+  <w:abstractNum w:abstractNumId="7" w15:restartNumberingAfterBreak="0">
     <w:nsid w:val="286C779F"/>
     <w:multiLevelType w:val="multilevel"/>
     <w:tmpl w:val="9F669628"/>
@@ -1882,7 +6056,7 @@
       </w:pPr>
     </w:lvl>
   </w:abstractNum>
-  <w:abstractNum w:abstractNumId="6" w15:restartNumberingAfterBreak="0">
+  <w:abstractNum w:abstractNumId="8" w15:restartNumberingAfterBreak="0">
     <w:nsid w:val="29B07D07"/>
     <w:multiLevelType w:val="multilevel"/>
     <w:tmpl w:val="88C20EB6"/>
@@ -2027,7 +6201,7 @@
       </w:rPr>
     </w:lvl>
   </w:abstractNum>
-  <w:abstractNum w:abstractNumId="7" w15:restartNumberingAfterBreak="0">
+  <w:abstractNum w:abstractNumId="9" w15:restartNumberingAfterBreak="0">
     <w:nsid w:val="336C7800"/>
     <w:multiLevelType w:val="multilevel"/>
     <w:tmpl w:val="AF8AE06C"/>
@@ -2176,7 +6350,156 @@
       </w:rPr>
     </w:lvl>
   </w:abstractNum>
-  <w:abstractNum w:abstractNumId="8" w15:restartNumberingAfterBreak="0">
+  <w:abstractNum w:abstractNumId="10" w15:restartNumberingAfterBreak="0">
+    <w:nsid w:val="33796027"/>
+    <w:multiLevelType w:val="multilevel"/>
+    <w:tmpl w:val="F8E4F2A6"/>
+    <w:lvl w:ilvl="0">
+      <w:start w:val="1"/>
+      <w:numFmt w:val="bullet"/>
+      <w:lvlText w:val=""/>
+      <w:lvlJc w:val="left"/>
+      <w:pPr>
+        <w:tabs>
+          <w:tab w:val="num" w:pos="720"/>
+        </w:tabs>
+        <w:ind w:left="720" w:hanging="360"/>
+      </w:pPr>
+      <w:rPr>
+        <w:rFonts w:ascii="Symbol" w:hAnsi="Symbol" w:hint="default"/>
+        <w:sz w:val="20"/>
+      </w:rPr>
+    </w:lvl>
+    <w:lvl w:ilvl="1" w:tentative="1">
+      <w:start w:val="1"/>
+      <w:numFmt w:val="bullet"/>
+      <w:lvlText w:val="o"/>
+      <w:lvlJc w:val="left"/>
+      <w:pPr>
+        <w:tabs>
+          <w:tab w:val="num" w:pos="1440"/>
+        </w:tabs>
+        <w:ind w:left="1440" w:hanging="360"/>
+      </w:pPr>
+      <w:rPr>
+        <w:rFonts w:ascii="Courier New" w:hAnsi="Courier New" w:hint="default"/>
+        <w:sz w:val="20"/>
+      </w:rPr>
+    </w:lvl>
+    <w:lvl w:ilvl="2" w:tentative="1">
+      <w:start w:val="1"/>
+      <w:numFmt w:val="bullet"/>
+      <w:lvlText w:val=""/>
+      <w:lvlJc w:val="left"/>
+      <w:pPr>
+        <w:tabs>
+          <w:tab w:val="num" w:pos="2160"/>
+        </w:tabs>
+        <w:ind w:left="2160" w:hanging="360"/>
+      </w:pPr>
+      <w:rPr>
+        <w:rFonts w:ascii="Wingdings" w:hAnsi="Wingdings" w:hint="default"/>
+        <w:sz w:val="20"/>
+      </w:rPr>
+    </w:lvl>
+    <w:lvl w:ilvl="3" w:tentative="1">
+      <w:start w:val="1"/>
+      <w:numFmt w:val="bullet"/>
+      <w:lvlText w:val=""/>
+      <w:lvlJc w:val="left"/>
+      <w:pPr>
+        <w:tabs>
+          <w:tab w:val="num" w:pos="2880"/>
+        </w:tabs>
+        <w:ind w:left="2880" w:hanging="360"/>
+      </w:pPr>
+      <w:rPr>
+        <w:rFonts w:ascii="Wingdings" w:hAnsi="Wingdings" w:hint="default"/>
+        <w:sz w:val="20"/>
+      </w:rPr>
+    </w:lvl>
+    <w:lvl w:ilvl="4" w:tentative="1">
+      <w:start w:val="1"/>
+      <w:numFmt w:val="bullet"/>
+      <w:lvlText w:val=""/>
+      <w:lvlJc w:val="left"/>
+      <w:pPr>
+        <w:tabs>
+          <w:tab w:val="num" w:pos="3600"/>
+        </w:tabs>
+        <w:ind w:left="3600" w:hanging="360"/>
+      </w:pPr>
+      <w:rPr>
+        <w:rFonts w:ascii="Wingdings" w:hAnsi="Wingdings" w:hint="default"/>
+        <w:sz w:val="20"/>
+      </w:rPr>
+    </w:lvl>
+    <w:lvl w:ilvl="5" w:tentative="1">
+      <w:start w:val="1"/>
+      <w:numFmt w:val="bullet"/>
+      <w:lvlText w:val=""/>
+      <w:lvlJc w:val="left"/>
+      <w:pPr>
+        <w:tabs>
+          <w:tab w:val="num" w:pos="4320"/>
+        </w:tabs>
+        <w:ind w:left="4320" w:hanging="360"/>
+      </w:pPr>
+      <w:rPr>
+        <w:rFonts w:ascii="Wingdings" w:hAnsi="Wingdings" w:hint="default"/>
+        <w:sz w:val="20"/>
+      </w:rPr>
+    </w:lvl>
+    <w:lvl w:ilvl="6" w:tentative="1">
+      <w:start w:val="1"/>
+      <w:numFmt w:val="bullet"/>
+      <w:lvlText w:val=""/>
+      <w:lvlJc w:val="left"/>
+      <w:pPr>
+        <w:tabs>
+          <w:tab w:val="num" w:pos="5040"/>
+        </w:tabs>
+        <w:ind w:left="5040" w:hanging="360"/>
+      </w:pPr>
+      <w:rPr>
+        <w:rFonts w:ascii="Wingdings" w:hAnsi="Wingdings" w:hint="default"/>
+        <w:sz w:val="20"/>
+      </w:rPr>
+    </w:lvl>
+    <w:lvl w:ilvl="7" w:tentative="1">
+      <w:start w:val="1"/>
+      <w:numFmt w:val="bullet"/>
+      <w:lvlText w:val=""/>
+      <w:lvlJc w:val="left"/>
+      <w:pPr>
+        <w:tabs>
+          <w:tab w:val="num" w:pos="5760"/>
+        </w:tabs>
+        <w:ind w:left="5760" w:hanging="360"/>
+      </w:pPr>
+      <w:rPr>
+        <w:rFonts w:ascii="Wingdings" w:hAnsi="Wingdings" w:hint="default"/>
+        <w:sz w:val="20"/>
+      </w:rPr>
+    </w:lvl>
+    <w:lvl w:ilvl="8" w:tentative="1">
+      <w:start w:val="1"/>
+      <w:numFmt w:val="bullet"/>
+      <w:lvlText w:val=""/>
+      <w:lvlJc w:val="left"/>
+      <w:pPr>
+        <w:tabs>
+          <w:tab w:val="num" w:pos="6480"/>
+        </w:tabs>
+        <w:ind w:left="6480" w:hanging="360"/>
+      </w:pPr>
+      <w:rPr>
+        <w:rFonts w:ascii="Wingdings" w:hAnsi="Wingdings" w:hint="default"/>
+        <w:sz w:val="20"/>
+      </w:rPr>
+    </w:lvl>
+  </w:abstractNum>
+  <w:abstractNum w:abstractNumId="11" w15:restartNumberingAfterBreak="0">
     <w:nsid w:val="38A963C1"/>
     <w:multiLevelType w:val="multilevel"/>
     <w:tmpl w:val="3B30F798"/>
@@ -2325,7 +6648,7 @@
       </w:rPr>
     </w:lvl>
   </w:abstractNum>
-  <w:abstractNum w:abstractNumId="9" w15:restartNumberingAfterBreak="0">
+  <w:abstractNum w:abstractNumId="12" w15:restartNumberingAfterBreak="0">
     <w:nsid w:val="3AFE5D5B"/>
     <w:multiLevelType w:val="multilevel"/>
     <w:tmpl w:val="54CA4B54"/>
@@ -2474,7 +6797,7 @@
       </w:rPr>
     </w:lvl>
   </w:abstractNum>
-  <w:abstractNum w:abstractNumId="10" w15:restartNumberingAfterBreak="0">
+  <w:abstractNum w:abstractNumId="13" w15:restartNumberingAfterBreak="0">
     <w:nsid w:val="3B2E16BF"/>
     <w:multiLevelType w:val="multilevel"/>
     <w:tmpl w:val="BC4A11E6"/>
@@ -2560,7 +6883,7 @@
       </w:pPr>
     </w:lvl>
   </w:abstractNum>
-  <w:abstractNum w:abstractNumId="11" w15:restartNumberingAfterBreak="0">
+  <w:abstractNum w:abstractNumId="14" w15:restartNumberingAfterBreak="0">
     <w:nsid w:val="3BD772F9"/>
     <w:multiLevelType w:val="multilevel"/>
     <w:tmpl w:val="2266E5B8"/>
@@ -2677,7 +7000,7 @@
       </w:pPr>
     </w:lvl>
   </w:abstractNum>
-  <w:abstractNum w:abstractNumId="12" w15:restartNumberingAfterBreak="0">
+  <w:abstractNum w:abstractNumId="15" w15:restartNumberingAfterBreak="0">
     <w:nsid w:val="3F991C2E"/>
     <w:multiLevelType w:val="hybridMultilevel"/>
     <w:tmpl w:val="AD3E8F86"/>
@@ -2763,7 +7086,7 @@
       </w:pPr>
     </w:lvl>
   </w:abstractNum>
-  <w:abstractNum w:abstractNumId="13" w15:restartNumberingAfterBreak="0">
+  <w:abstractNum w:abstractNumId="16" w15:restartNumberingAfterBreak="0">
     <w:nsid w:val="408A38D3"/>
     <w:multiLevelType w:val="hybridMultilevel"/>
     <w:tmpl w:val="4A68D3FA"/>
@@ -2849,7 +7172,7 @@
       </w:pPr>
     </w:lvl>
   </w:abstractNum>
-  <w:abstractNum w:abstractNumId="14" w15:restartNumberingAfterBreak="0">
+  <w:abstractNum w:abstractNumId="17" w15:restartNumberingAfterBreak="0">
     <w:nsid w:val="40F94492"/>
     <w:multiLevelType w:val="multilevel"/>
     <w:tmpl w:val="0419001F"/>
@@ -2935,7 +7258,156 @@
       </w:pPr>
     </w:lvl>
   </w:abstractNum>
-  <w:abstractNum w:abstractNumId="15" w15:restartNumberingAfterBreak="0">
+  <w:abstractNum w:abstractNumId="18" w15:restartNumberingAfterBreak="0">
+    <w:nsid w:val="4235351A"/>
+    <w:multiLevelType w:val="multilevel"/>
+    <w:tmpl w:val="B0342E20"/>
+    <w:lvl w:ilvl="0">
+      <w:start w:val="1"/>
+      <w:numFmt w:val="bullet"/>
+      <w:lvlText w:val=""/>
+      <w:lvlJc w:val="left"/>
+      <w:pPr>
+        <w:tabs>
+          <w:tab w:val="num" w:pos="720"/>
+        </w:tabs>
+        <w:ind w:left="720" w:hanging="360"/>
+      </w:pPr>
+      <w:rPr>
+        <w:rFonts w:ascii="Symbol" w:hAnsi="Symbol" w:hint="default"/>
+        <w:sz w:val="20"/>
+      </w:rPr>
+    </w:lvl>
+    <w:lvl w:ilvl="1" w:tentative="1">
+      <w:start w:val="1"/>
+      <w:numFmt w:val="bullet"/>
+      <w:lvlText w:val="o"/>
+      <w:lvlJc w:val="left"/>
+      <w:pPr>
+        <w:tabs>
+          <w:tab w:val="num" w:pos="1440"/>
+        </w:tabs>
+        <w:ind w:left="1440" w:hanging="360"/>
+      </w:pPr>
+      <w:rPr>
+        <w:rFonts w:ascii="Courier New" w:hAnsi="Courier New" w:hint="default"/>
+        <w:sz w:val="20"/>
+      </w:rPr>
+    </w:lvl>
+    <w:lvl w:ilvl="2" w:tentative="1">
+      <w:start w:val="1"/>
+      <w:numFmt w:val="bullet"/>
+      <w:lvlText w:val=""/>
+      <w:lvlJc w:val="left"/>
+      <w:pPr>
+        <w:tabs>
+          <w:tab w:val="num" w:pos="2160"/>
+        </w:tabs>
+        <w:ind w:left="2160" w:hanging="360"/>
+      </w:pPr>
+      <w:rPr>
+        <w:rFonts w:ascii="Wingdings" w:hAnsi="Wingdings" w:hint="default"/>
+        <w:sz w:val="20"/>
+      </w:rPr>
+    </w:lvl>
+    <w:lvl w:ilvl="3" w:tentative="1">
+      <w:start w:val="1"/>
+      <w:numFmt w:val="bullet"/>
+      <w:lvlText w:val=""/>
+      <w:lvlJc w:val="left"/>
+      <w:pPr>
+        <w:tabs>
+          <w:tab w:val="num" w:pos="2880"/>
+        </w:tabs>
+        <w:ind w:left="2880" w:hanging="360"/>
+      </w:pPr>
+      <w:rPr>
+        <w:rFonts w:ascii="Wingdings" w:hAnsi="Wingdings" w:hint="default"/>
+        <w:sz w:val="20"/>
+      </w:rPr>
+    </w:lvl>
+    <w:lvl w:ilvl="4" w:tentative="1">
+      <w:start w:val="1"/>
+      <w:numFmt w:val="bullet"/>
+      <w:lvlText w:val=""/>
+      <w:lvlJc w:val="left"/>
+      <w:pPr>
+        <w:tabs>
+          <w:tab w:val="num" w:pos="3600"/>
+        </w:tabs>
+        <w:ind w:left="3600" w:hanging="360"/>
+      </w:pPr>
+      <w:rPr>
+        <w:rFonts w:ascii="Wingdings" w:hAnsi="Wingdings" w:hint="default"/>
+        <w:sz w:val="20"/>
+      </w:rPr>
+    </w:lvl>
+    <w:lvl w:ilvl="5" w:tentative="1">
+      <w:start w:val="1"/>
+      <w:numFmt w:val="bullet"/>
+      <w:lvlText w:val=""/>
+      <w:lvlJc w:val="left"/>
+      <w:pPr>
+        <w:tabs>
+          <w:tab w:val="num" w:pos="4320"/>
+        </w:tabs>
+        <w:ind w:left="4320" w:hanging="360"/>
+      </w:pPr>
+      <w:rPr>
+        <w:rFonts w:ascii="Wingdings" w:hAnsi="Wingdings" w:hint="default"/>
+        <w:sz w:val="20"/>
+      </w:rPr>
+    </w:lvl>
+    <w:lvl w:ilvl="6" w:tentative="1">
+      <w:start w:val="1"/>
+      <w:numFmt w:val="bullet"/>
+      <w:lvlText w:val=""/>
+      <w:lvlJc w:val="left"/>
+      <w:pPr>
+        <w:tabs>
+          <w:tab w:val="num" w:pos="5040"/>
+        </w:tabs>
+        <w:ind w:left="5040" w:hanging="360"/>
+      </w:pPr>
+      <w:rPr>
+        <w:rFonts w:ascii="Wingdings" w:hAnsi="Wingdings" w:hint="default"/>
+        <w:sz w:val="20"/>
+      </w:rPr>
+    </w:lvl>
+    <w:lvl w:ilvl="7" w:tentative="1">
+      <w:start w:val="1"/>
+      <w:numFmt w:val="bullet"/>
+      <w:lvlText w:val=""/>
+      <w:lvlJc w:val="left"/>
+      <w:pPr>
+        <w:tabs>
+          <w:tab w:val="num" w:pos="5760"/>
+        </w:tabs>
+        <w:ind w:left="5760" w:hanging="360"/>
+      </w:pPr>
+      <w:rPr>
+        <w:rFonts w:ascii="Wingdings" w:hAnsi="Wingdings" w:hint="default"/>
+        <w:sz w:val="20"/>
+      </w:rPr>
+    </w:lvl>
+    <w:lvl w:ilvl="8" w:tentative="1">
+      <w:start w:val="1"/>
+      <w:numFmt w:val="bullet"/>
+      <w:lvlText w:val=""/>
+      <w:lvlJc w:val="left"/>
+      <w:pPr>
+        <w:tabs>
+          <w:tab w:val="num" w:pos="6480"/>
+        </w:tabs>
+        <w:ind w:left="6480" w:hanging="360"/>
+      </w:pPr>
+      <w:rPr>
+        <w:rFonts w:ascii="Wingdings" w:hAnsi="Wingdings" w:hint="default"/>
+        <w:sz w:val="20"/>
+      </w:rPr>
+    </w:lvl>
+  </w:abstractNum>
+  <w:abstractNum w:abstractNumId="19" w15:restartNumberingAfterBreak="0">
     <w:nsid w:val="42A7545E"/>
     <w:multiLevelType w:val="hybridMultilevel"/>
     <w:tmpl w:val="6916F774"/>
@@ -3024,7 +7496,7 @@
       </w:pPr>
     </w:lvl>
   </w:abstractNum>
-  <w:abstractNum w:abstractNumId="16" w15:restartNumberingAfterBreak="0">
+  <w:abstractNum w:abstractNumId="20" w15:restartNumberingAfterBreak="0">
     <w:nsid w:val="43CF2B56"/>
     <w:multiLevelType w:val="hybridMultilevel"/>
     <w:tmpl w:val="6916F774"/>
@@ -3113,7 +7585,7 @@
       </w:pPr>
     </w:lvl>
   </w:abstractNum>
-  <w:abstractNum w:abstractNumId="17" w15:restartNumberingAfterBreak="0">
+  <w:abstractNum w:abstractNumId="21" w15:restartNumberingAfterBreak="0">
     <w:nsid w:val="46BD1070"/>
     <w:multiLevelType w:val="multilevel"/>
     <w:tmpl w:val="AF0ABD32"/>
@@ -3226,7 +7698,7 @@
       </w:pPr>
     </w:lvl>
   </w:abstractNum>
-  <w:abstractNum w:abstractNumId="18" w15:restartNumberingAfterBreak="0">
+  <w:abstractNum w:abstractNumId="22" w15:restartNumberingAfterBreak="0">
     <w:nsid w:val="483C61FE"/>
     <w:multiLevelType w:val="multilevel"/>
     <w:tmpl w:val="11E6FD26"/>
@@ -3375,7 +7847,7 @@
       </w:rPr>
     </w:lvl>
   </w:abstractNum>
-  <w:abstractNum w:abstractNumId="19" w15:restartNumberingAfterBreak="0">
+  <w:abstractNum w:abstractNumId="23" w15:restartNumberingAfterBreak="0">
     <w:nsid w:val="4F373B30"/>
     <w:multiLevelType w:val="multilevel"/>
     <w:tmpl w:val="ACDA91E0"/>
@@ -3524,7 +7996,7 @@
       </w:rPr>
     </w:lvl>
   </w:abstractNum>
-  <w:abstractNum w:abstractNumId="20" w15:restartNumberingAfterBreak="0">
+  <w:abstractNum w:abstractNumId="24" w15:restartNumberingAfterBreak="0">
     <w:nsid w:val="517C4907"/>
     <w:multiLevelType w:val="hybridMultilevel"/>
     <w:tmpl w:val="34785BB6"/>
@@ -3610,7 +8082,7 @@
       </w:pPr>
     </w:lvl>
   </w:abstractNum>
-  <w:abstractNum w:abstractNumId="21" w15:restartNumberingAfterBreak="0">
+  <w:abstractNum w:abstractNumId="25" w15:restartNumberingAfterBreak="0">
     <w:nsid w:val="520D79B1"/>
     <w:multiLevelType w:val="hybridMultilevel"/>
     <w:tmpl w:val="6916F774"/>
@@ -3699,7 +8171,7 @@
       </w:pPr>
     </w:lvl>
   </w:abstractNum>
-  <w:abstractNum w:abstractNumId="22" w15:restartNumberingAfterBreak="0">
+  <w:abstractNum w:abstractNumId="26" w15:restartNumberingAfterBreak="0">
     <w:nsid w:val="593B7972"/>
     <w:multiLevelType w:val="hybridMultilevel"/>
     <w:tmpl w:val="C4601214"/>
@@ -3812,7 +8284,7 @@
       </w:rPr>
     </w:lvl>
   </w:abstractNum>
-  <w:abstractNum w:abstractNumId="23" w15:restartNumberingAfterBreak="0">
+  <w:abstractNum w:abstractNumId="27" w15:restartNumberingAfterBreak="0">
     <w:nsid w:val="5F033387"/>
     <w:multiLevelType w:val="multilevel"/>
     <w:tmpl w:val="13BC8F54"/>
@@ -3925,7 +8397,156 @@
       </w:pPr>
     </w:lvl>
   </w:abstractNum>
-  <w:abstractNum w:abstractNumId="24" w15:restartNumberingAfterBreak="0">
+  <w:abstractNum w:abstractNumId="28" w15:restartNumberingAfterBreak="0">
+    <w:nsid w:val="62EF3264"/>
+    <w:multiLevelType w:val="multilevel"/>
+    <w:tmpl w:val="D884C214"/>
+    <w:lvl w:ilvl="0">
+      <w:start w:val="1"/>
+      <w:numFmt w:val="bullet"/>
+      <w:lvlText w:val=""/>
+      <w:lvlJc w:val="left"/>
+      <w:pPr>
+        <w:tabs>
+          <w:tab w:val="num" w:pos="720"/>
+        </w:tabs>
+        <w:ind w:left="720" w:hanging="360"/>
+      </w:pPr>
+      <w:rPr>
+        <w:rFonts w:ascii="Symbol" w:hAnsi="Symbol" w:hint="default"/>
+        <w:sz w:val="20"/>
+      </w:rPr>
+    </w:lvl>
+    <w:lvl w:ilvl="1" w:tentative="1">
+      <w:start w:val="1"/>
+      <w:numFmt w:val="bullet"/>
+      <w:lvlText w:val="o"/>
+      <w:lvlJc w:val="left"/>
+      <w:pPr>
+        <w:tabs>
+          <w:tab w:val="num" w:pos="1440"/>
+        </w:tabs>
+        <w:ind w:left="1440" w:hanging="360"/>
+      </w:pPr>
+      <w:rPr>
+        <w:rFonts w:ascii="Courier New" w:hAnsi="Courier New" w:hint="default"/>
+        <w:sz w:val="20"/>
+      </w:rPr>
+    </w:lvl>
+    <w:lvl w:ilvl="2" w:tentative="1">
+      <w:start w:val="1"/>
+      <w:numFmt w:val="bullet"/>
+      <w:lvlText w:val=""/>
+      <w:lvlJc w:val="left"/>
+      <w:pPr>
+        <w:tabs>
+          <w:tab w:val="num" w:pos="2160"/>
+        </w:tabs>
+        <w:ind w:left="2160" w:hanging="360"/>
+      </w:pPr>
+      <w:rPr>
+        <w:rFonts w:ascii="Wingdings" w:hAnsi="Wingdings" w:hint="default"/>
+        <w:sz w:val="20"/>
+      </w:rPr>
+    </w:lvl>
+    <w:lvl w:ilvl="3" w:tentative="1">
+      <w:start w:val="1"/>
+      <w:numFmt w:val="bullet"/>
+      <w:lvlText w:val=""/>
+      <w:lvlJc w:val="left"/>
+      <w:pPr>
+        <w:tabs>
+          <w:tab w:val="num" w:pos="2880"/>
+        </w:tabs>
+        <w:ind w:left="2880" w:hanging="360"/>
+      </w:pPr>
+      <w:rPr>
+        <w:rFonts w:ascii="Wingdings" w:hAnsi="Wingdings" w:hint="default"/>
+        <w:sz w:val="20"/>
+      </w:rPr>
+    </w:lvl>
+    <w:lvl w:ilvl="4" w:tentative="1">
+      <w:start w:val="1"/>
+      <w:numFmt w:val="bullet"/>
+      <w:lvlText w:val=""/>
+      <w:lvlJc w:val="left"/>
+      <w:pPr>
+        <w:tabs>
+          <w:tab w:val="num" w:pos="3600"/>
+        </w:tabs>
+        <w:ind w:left="3600" w:hanging="360"/>
+      </w:pPr>
+      <w:rPr>
+        <w:rFonts w:ascii="Wingdings" w:hAnsi="Wingdings" w:hint="default"/>
+        <w:sz w:val="20"/>
+      </w:rPr>
+    </w:lvl>
+    <w:lvl w:ilvl="5" w:tentative="1">
+      <w:start w:val="1"/>
+      <w:numFmt w:val="bullet"/>
+      <w:lvlText w:val=""/>
+      <w:lvlJc w:val="left"/>
+      <w:pPr>
+        <w:tabs>
+          <w:tab w:val="num" w:pos="4320"/>
+        </w:tabs>
+        <w:ind w:left="4320" w:hanging="360"/>
+      </w:pPr>
+      <w:rPr>
+        <w:rFonts w:ascii="Wingdings" w:hAnsi="Wingdings" w:hint="default"/>
+        <w:sz w:val="20"/>
+      </w:rPr>
+    </w:lvl>
+    <w:lvl w:ilvl="6" w:tentative="1">
+      <w:start w:val="1"/>
+      <w:numFmt w:val="bullet"/>
+      <w:lvlText w:val=""/>
+      <w:lvlJc w:val="left"/>
+      <w:pPr>
+        <w:tabs>
+          <w:tab w:val="num" w:pos="5040"/>
+        </w:tabs>
+        <w:ind w:left="5040" w:hanging="360"/>
+      </w:pPr>
+      <w:rPr>
+        <w:rFonts w:ascii="Wingdings" w:hAnsi="Wingdings" w:hint="default"/>
+        <w:sz w:val="20"/>
+      </w:rPr>
+    </w:lvl>
+    <w:lvl w:ilvl="7" w:tentative="1">
+      <w:start w:val="1"/>
+      <w:numFmt w:val="bullet"/>
+      <w:lvlText w:val=""/>
+      <w:lvlJc w:val="left"/>
+      <w:pPr>
+        <w:tabs>
+          <w:tab w:val="num" w:pos="5760"/>
+        </w:tabs>
+        <w:ind w:left="5760" w:hanging="360"/>
+      </w:pPr>
+      <w:rPr>
+        <w:rFonts w:ascii="Wingdings" w:hAnsi="Wingdings" w:hint="default"/>
+        <w:sz w:val="20"/>
+      </w:rPr>
+    </w:lvl>
+    <w:lvl w:ilvl="8" w:tentative="1">
+      <w:start w:val="1"/>
+      <w:numFmt w:val="bullet"/>
+      <w:lvlText w:val=""/>
+      <w:lvlJc w:val="left"/>
+      <w:pPr>
+        <w:tabs>
+          <w:tab w:val="num" w:pos="6480"/>
+        </w:tabs>
+        <w:ind w:left="6480" w:hanging="360"/>
+      </w:pPr>
+      <w:rPr>
+        <w:rFonts w:ascii="Wingdings" w:hAnsi="Wingdings" w:hint="default"/>
+        <w:sz w:val="20"/>
+      </w:rPr>
+    </w:lvl>
+  </w:abstractNum>
+  <w:abstractNum w:abstractNumId="29" w15:restartNumberingAfterBreak="0">
     <w:nsid w:val="78F81FC0"/>
     <w:multiLevelType w:val="multilevel"/>
     <w:tmpl w:val="8E1687CC"/>
@@ -4074,7 +8695,7 @@
       </w:rPr>
     </w:lvl>
   </w:abstractNum>
-  <w:abstractNum w:abstractNumId="25" w15:restartNumberingAfterBreak="0">
+  <w:abstractNum w:abstractNumId="30" w15:restartNumberingAfterBreak="0">
     <w:nsid w:val="7E2F1E90"/>
     <w:multiLevelType w:val="hybridMultilevel"/>
     <w:tmpl w:val="4680074A"/>
@@ -4188,88 +8809,103 @@
     </w:lvl>
   </w:abstractNum>
   <w:num w:numId="1" w16cid:durableId="316882807">
-    <w:abstractNumId w:val="25"/>
+    <w:abstractNumId w:val="30"/>
   </w:num>
   <w:num w:numId="2" w16cid:durableId="63577542">
-    <w:abstractNumId w:val="22"/>
+    <w:abstractNumId w:val="26"/>
   </w:num>
   <w:num w:numId="3" w16cid:durableId="461535768">
+    <w:abstractNumId w:val="27"/>
+  </w:num>
+  <w:num w:numId="4" w16cid:durableId="1679381934">
     <w:abstractNumId w:val="23"/>
   </w:num>
-  <w:num w:numId="4" w16cid:durableId="1679381934">
-    <w:abstractNumId w:val="19"/>
-  </w:num>
   <w:num w:numId="5" w16cid:durableId="322323694">
-    <w:abstractNumId w:val="7"/>
+    <w:abstractNumId w:val="9"/>
   </w:num>
   <w:num w:numId="6" w16cid:durableId="924345503">
-    <w:abstractNumId w:val="2"/>
+    <w:abstractNumId w:val="4"/>
   </w:num>
   <w:num w:numId="7" w16cid:durableId="1835946660">
-    <w:abstractNumId w:val="2"/>
+    <w:abstractNumId w:val="4"/>
     <w:lvlOverride w:ilvl="1">
       <w:startOverride w:val="1"/>
     </w:lvlOverride>
   </w:num>
   <w:num w:numId="8" w16cid:durableId="49305603">
+    <w:abstractNumId w:val="11"/>
+  </w:num>
+  <w:num w:numId="9" w16cid:durableId="896018153">
+    <w:abstractNumId w:val="12"/>
+  </w:num>
+  <w:num w:numId="10" w16cid:durableId="55664892">
+    <w:abstractNumId w:val="29"/>
+  </w:num>
+  <w:num w:numId="11" w16cid:durableId="1883705477">
+    <w:abstractNumId w:val="6"/>
+  </w:num>
+  <w:num w:numId="12" w16cid:durableId="532890386">
+    <w:abstractNumId w:val="15"/>
+  </w:num>
+  <w:num w:numId="13" w16cid:durableId="1323967484">
+    <w:abstractNumId w:val="19"/>
+  </w:num>
+  <w:num w:numId="14" w16cid:durableId="560944681">
+    <w:abstractNumId w:val="5"/>
+  </w:num>
+  <w:num w:numId="15" w16cid:durableId="351152919">
+    <w:abstractNumId w:val="13"/>
+  </w:num>
+  <w:num w:numId="16" w16cid:durableId="1020594791">
+    <w:abstractNumId w:val="17"/>
+  </w:num>
+  <w:num w:numId="17" w16cid:durableId="525873275">
     <w:abstractNumId w:val="8"/>
   </w:num>
-  <w:num w:numId="9" w16cid:durableId="896018153">
-    <w:abstractNumId w:val="9"/>
+  <w:num w:numId="18" w16cid:durableId="811362224">
+    <w:abstractNumId w:val="3"/>
   </w:num>
-  <w:num w:numId="10" w16cid:durableId="55664892">
+  <w:num w:numId="19" w16cid:durableId="778724921">
+    <w:abstractNumId w:val="22"/>
+  </w:num>
+  <w:num w:numId="20" w16cid:durableId="1003967671">
+    <w:abstractNumId w:val="25"/>
+  </w:num>
+  <w:num w:numId="21" w16cid:durableId="1187982806">
+    <w:abstractNumId w:val="20"/>
+  </w:num>
+  <w:num w:numId="22" w16cid:durableId="886918064">
     <w:abstractNumId w:val="24"/>
   </w:num>
-  <w:num w:numId="11" w16cid:durableId="1883705477">
-    <w:abstractNumId w:val="4"/>
-  </w:num>
-  <w:num w:numId="12" w16cid:durableId="532890386">
-    <w:abstractNumId w:val="12"/>
-  </w:num>
-  <w:num w:numId="13" w16cid:durableId="1323967484">
-    <w:abstractNumId w:val="15"/>
-  </w:num>
-  <w:num w:numId="14" w16cid:durableId="560944681">
-    <w:abstractNumId w:val="3"/>
-  </w:num>
-  <w:num w:numId="15" w16cid:durableId="351152919">
-    <w:abstractNumId w:val="10"/>
-  </w:num>
-  <w:num w:numId="16" w16cid:durableId="1020594791">
+  <w:num w:numId="23" w16cid:durableId="606471498">
     <w:abstractNumId w:val="14"/>
-  </w:num>
-  <w:num w:numId="17" w16cid:durableId="525873275">
-    <w:abstractNumId w:val="6"/>
-  </w:num>
-  <w:num w:numId="18" w16cid:durableId="811362224">
-    <w:abstractNumId w:val="1"/>
-  </w:num>
-  <w:num w:numId="19" w16cid:durableId="778724921">
-    <w:abstractNumId w:val="18"/>
-  </w:num>
-  <w:num w:numId="20" w16cid:durableId="1003967671">
-    <w:abstractNumId w:val="21"/>
-  </w:num>
-  <w:num w:numId="21" w16cid:durableId="1187982806">
-    <w:abstractNumId w:val="16"/>
-  </w:num>
-  <w:num w:numId="22" w16cid:durableId="886918064">
-    <w:abstractNumId w:val="20"/>
-  </w:num>
-  <w:num w:numId="23" w16cid:durableId="606471498">
-    <w:abstractNumId w:val="11"/>
   </w:num>
   <w:num w:numId="24" w16cid:durableId="1651203246">
     <w:abstractNumId w:val="0"/>
   </w:num>
   <w:num w:numId="25" w16cid:durableId="1748188101">
-    <w:abstractNumId w:val="17"/>
+    <w:abstractNumId w:val="21"/>
   </w:num>
   <w:num w:numId="26" w16cid:durableId="103696469">
-    <w:abstractNumId w:val="5"/>
+    <w:abstractNumId w:val="7"/>
   </w:num>
   <w:num w:numId="27" w16cid:durableId="491144721">
-    <w:abstractNumId w:val="13"/>
+    <w:abstractNumId w:val="16"/>
+  </w:num>
+  <w:num w:numId="28" w16cid:durableId="1961253624">
+    <w:abstractNumId w:val="18"/>
+  </w:num>
+  <w:num w:numId="29" w16cid:durableId="949504842">
+    <w:abstractNumId w:val="10"/>
+  </w:num>
+  <w:num w:numId="30" w16cid:durableId="1445266547">
+    <w:abstractNumId w:val="2"/>
+  </w:num>
+  <w:num w:numId="31" w16cid:durableId="2131973993">
+    <w:abstractNumId w:val="28"/>
+  </w:num>
+  <w:num w:numId="32" w16cid:durableId="2007171184">
+    <w:abstractNumId w:val="1"/>
   </w:num>
 </w:numbering>
 </file>
@@ -4677,7 +9313,6 @@
   <w:style w:type="character" w:default="1" w:styleId="a0">
     <w:name w:val="Default Paragraph Font"/>
     <w:uiPriority w:val="1"/>
-    <w:semiHidden/>
     <w:unhideWhenUsed/>
   </w:style>
   <w:style w:type="table" w:default="1" w:styleId="a1">
